--- a/Bài 4  hsb.docx
+++ b/Bài 4  hsb.docx
@@ -1,1758 +1,13 @@
 
 <file path=word/document.xml><?xml version="1.0" encoding="utf-8"?>
-<w:document xmlns:wpc="http://schemas.microsoft.com/office/word/2010/wordprocessingCanvas" xmlns:cx="http://schemas.microsoft.com/office/drawing/2014/chartex" xmlns:cx1="http://schemas.microsoft.com/office/drawing/2015/9/8/chartex" xmlns:cx2="http://schemas.microsoft.com/office/drawing/2015/10/21/chartex" xmlns:cx3="http://schemas.microsoft.com/office/drawing/2016/5/9/chartex" xmlns:cx4="http://schemas.microsoft.com/office/drawing/2016/5/10/chartex" xmlns:cx5="http://schemas.microsoft.com/office/drawing/2016/5/11/chartex" xmlns:cx6="http://schemas.microsoft.com/office/drawing/2016/5/12/chartex" xmlns:cx7="http://schemas.microsoft.com/office/drawing/2016/5/13/chartex" xmlns:cx8="http://schemas.microsoft.com/office/drawing/2016/5/14/chartex" xmlns:mc="http://schemas.openxmlformats.org/markup-compatibility/2006" xmlns:aink="http://schemas.microsoft.com/office/drawing/2016/ink" xmlns:am3d="http://schemas.microsoft.com/office/drawing/2017/model3d" xmlns:o="urn:schemas-microsoft-com:office:office" xmlns:oel="http://schemas.microsoft.com/office/2019/extlst" xmlns:r="http://schemas.openxmlformats.org/officeDocument/2006/relationships" xmlns:m="http://schemas.openxmlformats.org/officeDocument/2006/math" xmlns:v="urn:schemas-microsoft-com:vml" xmlns:wp14="http://schemas.microsoft.com/office/word/2010/wordprocessingDrawing" xmlns:wp="http://schemas.openxmlformats.org/drawingml/2006/wordprocessingDrawing" xmlns:w10="urn:schemas-microsoft-com:office:word" xmlns:w="http://schemas.openxmlformats.org/wordprocessingml/2006/main" xmlns:w14="http://schemas.microsoft.com/office/word/2010/wordml" xmlns:w15="http://schemas.microsoft.com/office/word/2012/wordml" xmlns:w16cex="http://schemas.microsoft.com/office/word/2018/wordml/cex" xmlns:w16cid="http://schemas.microsoft.com/office/word/2016/wordml/cid" xmlns:w16="http://schemas.microsoft.com/office/word/2018/wordml" xmlns:w16du="http://schemas.microsoft.com/office/word/2023/wordml/word16du" xmlns:w16sdtdh="http://schemas.microsoft.com/office/word/2020/wordml/sdtdatahash" xmlns:w16sdtfl="http://schemas.microsoft.com/office/word/2024/wordml/sdtformatlock" xmlns:w16se="http://schemas.microsoft.com/office/word/2015/wordml/symex" xmlns:wpg="http://schemas.microsoft.com/office/word/2010/wordprocessingGroup" xmlns:wpi="http://schemas.microsoft.com/office/word/2010/wordprocessingInk" xmlns:wne="http://schemas.microsoft.com/office/word/2006/wordml" xmlns:wps="http://schemas.microsoft.com/office/word/2010/wordprocessingShape" mc:Ignorable="w14 w15 w16se w16cid w16 w16cex w16sdtdh w16sdtfl w16du wp14">
+<w:document xmlns:wpc="http://schemas.microsoft.com/office/word/2010/wordprocessingCanvas" xmlns:cx="http://schemas.microsoft.com/office/drawing/2014/chartex" xmlns:mc="http://schemas.openxmlformats.org/markup-compatibility/2006" xmlns:o="urn:schemas-microsoft-com:office:office" xmlns:r="http://schemas.openxmlformats.org/officeDocument/2006/relationships" xmlns:m="http://schemas.openxmlformats.org/officeDocument/2006/math" xmlns:v="urn:schemas-microsoft-com:vml" xmlns:wp14="http://schemas.microsoft.com/office/word/2010/wordprocessingDrawing" xmlns:wp="http://schemas.openxmlformats.org/drawingml/2006/wordprocessingDrawing" xmlns:w10="urn:schemas-microsoft-com:office:word" xmlns:w="http://schemas.openxmlformats.org/wordprocessingml/2006/main" xmlns:w14="http://schemas.microsoft.com/office/word/2010/wordml" xmlns:w15="http://schemas.microsoft.com/office/word/2012/wordml" xmlns:w16se="http://schemas.microsoft.com/office/word/2015/wordml/symex" xmlns:wpg="http://schemas.microsoft.com/office/word/2010/wordprocessingGroup" xmlns:wpi="http://schemas.microsoft.com/office/word/2010/wordprocessingInk" xmlns:wne="http://schemas.microsoft.com/office/word/2006/wordml" xmlns:wps="http://schemas.microsoft.com/office/word/2010/wordprocessingShape" mc:Ignorable="w14 w15 w16se wp14">
   <w:body>
-    <w:p>
-      <w:pPr>
-        <w:pStyle w:val="BodyText"/>
-        <w:spacing w:before="76"/>
-        <w:rPr>
-          <w:sz w:val="28"/>
-        </w:rPr>
-      </w:pPr>
-      <w:r>
-        <w:rPr>
-          <w:noProof/>
-          <w:sz w:val="28"/>
-        </w:rPr>
-        <mc:AlternateContent>
-          <mc:Choice Requires="wps">
-            <w:drawing>
-              <wp:anchor distT="0" distB="0" distL="0" distR="0" simplePos="0" relativeHeight="487472640" behindDoc="1" locked="0" layoutInCell="1" allowOverlap="1" wp14:anchorId="7307B55A" wp14:editId="09C54026">
-                <wp:simplePos x="0" y="0"/>
-                <wp:positionH relativeFrom="page">
-                  <wp:posOffset>899998</wp:posOffset>
-                </wp:positionH>
-                <wp:positionV relativeFrom="page">
-                  <wp:posOffset>720089</wp:posOffset>
-                </wp:positionV>
-                <wp:extent cx="5760085" cy="9438640"/>
-                <wp:effectExtent l="0" t="0" r="0" b="0"/>
-                <wp:wrapNone/>
-                <wp:docPr id="2" name="Graphic 2"/>
-                <wp:cNvGraphicFramePr>
-                  <a:graphicFrameLocks xmlns:a="http://schemas.openxmlformats.org/drawingml/2006/main"/>
-                </wp:cNvGraphicFramePr>
-                <a:graphic xmlns:a="http://schemas.openxmlformats.org/drawingml/2006/main">
-                  <a:graphicData uri="http://schemas.microsoft.com/office/word/2010/wordprocessingShape">
-                    <wps:wsp>
-                      <wps:cNvSpPr>
-                        <a:spLocks/>
-                      </wps:cNvSpPr>
-                      <wps:spPr>
-                        <a:xfrm>
-                          <a:off x="0" y="0"/>
-                          <a:ext cx="5760085" cy="9438640"/>
-                        </a:xfrm>
-                        <a:custGeom>
-                          <a:avLst/>
-                          <a:gdLst/>
-                          <a:ahLst/>
-                          <a:cxnLst/>
-                          <a:rect l="l" t="t" r="r" b="b"/>
-                          <a:pathLst>
-                            <a:path w="5760085" h="9438640">
-                              <a:moveTo>
-                                <a:pt x="5740946" y="19050"/>
-                              </a:moveTo>
-                              <a:lnTo>
-                                <a:pt x="19050" y="19050"/>
-                              </a:lnTo>
-                              <a:lnTo>
-                                <a:pt x="19050" y="27940"/>
-                              </a:lnTo>
-                              <a:lnTo>
-                                <a:pt x="19050" y="9409430"/>
-                              </a:lnTo>
-                              <a:lnTo>
-                                <a:pt x="19050" y="9419590"/>
-                              </a:lnTo>
-                              <a:lnTo>
-                                <a:pt x="5740946" y="9419590"/>
-                              </a:lnTo>
-                              <a:lnTo>
-                                <a:pt x="5740946" y="9409493"/>
-                              </a:lnTo>
-                              <a:lnTo>
-                                <a:pt x="5740946" y="28486"/>
-                              </a:lnTo>
-                              <a:lnTo>
-                                <a:pt x="5731421" y="28486"/>
-                              </a:lnTo>
-                              <a:lnTo>
-                                <a:pt x="5731421" y="9409430"/>
-                              </a:lnTo>
-                              <a:lnTo>
-                                <a:pt x="28575" y="9409430"/>
-                              </a:lnTo>
-                              <a:lnTo>
-                                <a:pt x="28575" y="27940"/>
-                              </a:lnTo>
-                              <a:lnTo>
-                                <a:pt x="5740946" y="27940"/>
-                              </a:lnTo>
-                              <a:lnTo>
-                                <a:pt x="5740946" y="19050"/>
-                              </a:lnTo>
-                              <a:close/>
-                            </a:path>
-                            <a:path w="5760085" h="9438640">
-                              <a:moveTo>
-                                <a:pt x="5759996" y="0"/>
-                              </a:moveTo>
-                              <a:lnTo>
-                                <a:pt x="0" y="0"/>
-                              </a:lnTo>
-                              <a:lnTo>
-                                <a:pt x="0" y="8890"/>
-                              </a:lnTo>
-                              <a:lnTo>
-                                <a:pt x="0" y="9428480"/>
-                              </a:lnTo>
-                              <a:lnTo>
-                                <a:pt x="0" y="9438640"/>
-                              </a:lnTo>
-                              <a:lnTo>
-                                <a:pt x="5759996" y="9438640"/>
-                              </a:lnTo>
-                              <a:lnTo>
-                                <a:pt x="5759996" y="9428543"/>
-                              </a:lnTo>
-                              <a:lnTo>
-                                <a:pt x="5759996" y="9436"/>
-                              </a:lnTo>
-                              <a:lnTo>
-                                <a:pt x="5750471" y="9436"/>
-                              </a:lnTo>
-                              <a:lnTo>
-                                <a:pt x="5750471" y="9428480"/>
-                              </a:lnTo>
-                              <a:lnTo>
-                                <a:pt x="9525" y="9428480"/>
-                              </a:lnTo>
-                              <a:lnTo>
-                                <a:pt x="9525" y="8890"/>
-                              </a:lnTo>
-                              <a:lnTo>
-                                <a:pt x="5759996" y="8890"/>
-                              </a:lnTo>
-                              <a:lnTo>
-                                <a:pt x="5759996" y="0"/>
-                              </a:lnTo>
-                              <a:close/>
-                            </a:path>
-                          </a:pathLst>
-                        </a:custGeom>
-                        <a:solidFill>
-                          <a:srgbClr val="000000"/>
-                        </a:solidFill>
-                      </wps:spPr>
-                      <wps:bodyPr wrap="square" lIns="0" tIns="0" rIns="0" bIns="0" rtlCol="0">
-                        <a:prstTxWarp prst="textNoShape">
-                          <a:avLst/>
-                        </a:prstTxWarp>
-                        <a:noAutofit/>
-                      </wps:bodyPr>
-                    </wps:wsp>
-                  </a:graphicData>
-                </a:graphic>
-              </wp:anchor>
-            </w:drawing>
-          </mc:Choice>
-          <mc:Fallback>
-            <w:pict>
-              <v:shape w14:anchorId="3E70FBFF" id="Graphic 2" o:spid="_x0000_s1026" style="position:absolute;margin-left:70.85pt;margin-top:56.7pt;width:453.55pt;height:743.2pt;z-index:-15843840;visibility:visible;mso-wrap-style:square;mso-wrap-distance-left:0;mso-wrap-distance-top:0;mso-wrap-distance-right:0;mso-wrap-distance-bottom:0;mso-position-horizontal:absolute;mso-position-horizontal-relative:page;mso-position-vertical:absolute;mso-position-vertical-relative:page;v-text-anchor:top" coordsize="5760085,9438640" o:gfxdata="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" path="m5740946,19050r-5721896,l19050,27940r,9381490l19050,9419590r5721896,l5740946,9409493r,-9381007l5731421,28486r,9380944l28575,9409430r,-9381490l5740946,27940r,-8890xem5759996,l,,,8890,,9428480r,10160l5759996,9438640r,-10097l5759996,9436r-9525,l5750471,9428480r-5740946,l9525,8890r5750471,l5759996,xe" fillcolor="black" stroked="f">
-                <v:path arrowok="t"/>
-                <w10:wrap anchorx="page" anchory="page"/>
-              </v:shape>
-            </w:pict>
-          </mc:Fallback>
-        </mc:AlternateContent>
-      </w:r>
-    </w:p>
-    <w:p>
-      <w:pPr>
-        <w:pStyle w:val="Heading2"/>
-        <w:spacing w:before="0" w:line="379" w:lineRule="auto"/>
-        <w:ind w:left="1746" w:right="1536" w:firstLine="1029"/>
-      </w:pPr>
-      <w:r>
-        <w:rPr>
-          <w:color w:val="333333"/>
-        </w:rPr>
-        <w:t>ĐẠI HỌC QUỐC GIA HÀ NỘI TRƯỜNG</w:t>
-      </w:r>
-      <w:r>
-        <w:rPr>
-          <w:color w:val="333333"/>
-          <w:spacing w:val="-10"/>
-        </w:rPr>
-        <w:t xml:space="preserve"> </w:t>
-      </w:r>
-      <w:r>
-        <w:rPr>
-          <w:color w:val="333333"/>
-        </w:rPr>
-        <w:t>ĐẠI</w:t>
-      </w:r>
-      <w:r>
-        <w:rPr>
-          <w:color w:val="333333"/>
-          <w:spacing w:val="-11"/>
-        </w:rPr>
-        <w:t xml:space="preserve"> </w:t>
-      </w:r>
-      <w:r>
-        <w:rPr>
-          <w:color w:val="333333"/>
-        </w:rPr>
-        <w:t>HỌC</w:t>
-      </w:r>
-      <w:r>
-        <w:rPr>
-          <w:color w:val="333333"/>
-          <w:spacing w:val="-11"/>
-        </w:rPr>
-        <w:t xml:space="preserve"> </w:t>
-      </w:r>
-      <w:r>
-        <w:rPr>
-          <w:color w:val="333333"/>
-        </w:rPr>
-        <w:t>CÔNG</w:t>
-      </w:r>
-      <w:r>
-        <w:rPr>
-          <w:color w:val="333333"/>
-          <w:spacing w:val="-10"/>
-        </w:rPr>
-        <w:t xml:space="preserve"> </w:t>
-      </w:r>
-      <w:r>
-        <w:rPr>
-          <w:color w:val="333333"/>
-        </w:rPr>
-        <w:t>NGHỆ</w:t>
-      </w:r>
-      <w:r>
-        <w:rPr>
-          <w:color w:val="333333"/>
-          <w:spacing w:val="-10"/>
-        </w:rPr>
-        <w:t xml:space="preserve"> </w:t>
-      </w:r>
-      <w:r>
-        <w:rPr>
-          <w:color w:val="333333"/>
-        </w:rPr>
-        <w:t>(VNU-UET)</w:t>
-      </w:r>
-    </w:p>
-    <w:p>
-      <w:pPr>
-        <w:spacing w:line="296" w:lineRule="exact"/>
-        <w:ind w:left="600" w:right="600"/>
-        <w:jc w:val="center"/>
-        <w:rPr>
-          <w:b/>
-          <w:sz w:val="26"/>
-        </w:rPr>
-      </w:pPr>
-      <w:r>
-        <w:rPr>
-          <w:b/>
-          <w:color w:val="333333"/>
-          <w:sz w:val="26"/>
-        </w:rPr>
-        <w:t>Khoa</w:t>
-      </w:r>
-      <w:r>
-        <w:rPr>
-          <w:b/>
-          <w:color w:val="333333"/>
-          <w:spacing w:val="-1"/>
-          <w:sz w:val="26"/>
-        </w:rPr>
-        <w:t xml:space="preserve"> </w:t>
-      </w:r>
-      <w:r>
-        <w:rPr>
-          <w:b/>
-          <w:color w:val="333333"/>
-          <w:sz w:val="26"/>
-        </w:rPr>
-        <w:t>Hệ</w:t>
-      </w:r>
-      <w:r>
-        <w:rPr>
-          <w:b/>
-          <w:color w:val="333333"/>
-          <w:spacing w:val="-1"/>
-          <w:sz w:val="26"/>
-        </w:rPr>
-        <w:t xml:space="preserve"> </w:t>
-      </w:r>
-      <w:r>
-        <w:rPr>
-          <w:b/>
-          <w:color w:val="333333"/>
-          <w:sz w:val="26"/>
-        </w:rPr>
-        <w:t>thống</w:t>
-      </w:r>
-      <w:r>
-        <w:rPr>
-          <w:b/>
-          <w:color w:val="333333"/>
-          <w:spacing w:val="-5"/>
-          <w:sz w:val="26"/>
-        </w:rPr>
-        <w:t xml:space="preserve"> </w:t>
-      </w:r>
-      <w:r>
-        <w:rPr>
-          <w:b/>
-          <w:color w:val="333333"/>
-          <w:sz w:val="26"/>
-        </w:rPr>
-        <w:t xml:space="preserve">Thông </w:t>
-      </w:r>
-      <w:r>
-        <w:rPr>
-          <w:b/>
-          <w:color w:val="333333"/>
-          <w:spacing w:val="-5"/>
-          <w:sz w:val="26"/>
-        </w:rPr>
-        <w:t>tin</w:t>
-      </w:r>
-    </w:p>
-    <w:p>
-      <w:pPr>
-        <w:pStyle w:val="BodyText"/>
-        <w:rPr>
-          <w:b/>
-          <w:sz w:val="26"/>
-        </w:rPr>
-      </w:pPr>
-    </w:p>
-    <w:p>
-      <w:pPr>
-        <w:pStyle w:val="BodyText"/>
-        <w:rPr>
-          <w:b/>
-          <w:sz w:val="26"/>
-        </w:rPr>
-      </w:pPr>
-    </w:p>
-    <w:p>
-      <w:pPr>
-        <w:pStyle w:val="BodyText"/>
-        <w:rPr>
-          <w:b/>
-          <w:sz w:val="26"/>
-        </w:rPr>
-      </w:pPr>
-    </w:p>
-    <w:p>
-      <w:pPr>
-        <w:pStyle w:val="BodyText"/>
-        <w:spacing w:before="77"/>
-        <w:rPr>
-          <w:b/>
-          <w:sz w:val="26"/>
-        </w:rPr>
-      </w:pPr>
-    </w:p>
-    <w:p>
-      <w:pPr>
-        <w:ind w:left="600" w:right="600"/>
-        <w:jc w:val="center"/>
-        <w:rPr>
-          <w:b/>
-          <w:sz w:val="40"/>
-        </w:rPr>
-      </w:pPr>
-      <w:r>
-        <w:rPr>
-          <w:b/>
-          <w:color w:val="003366"/>
-          <w:sz w:val="40"/>
-        </w:rPr>
-        <w:t>BÁO</w:t>
-      </w:r>
-      <w:r>
-        <w:rPr>
-          <w:b/>
-          <w:color w:val="003366"/>
-          <w:spacing w:val="-3"/>
-          <w:sz w:val="40"/>
-        </w:rPr>
-        <w:t xml:space="preserve"> </w:t>
-      </w:r>
-      <w:r>
-        <w:rPr>
-          <w:b/>
-          <w:color w:val="003366"/>
-          <w:sz w:val="40"/>
-        </w:rPr>
-        <w:t>CÁO CÁ</w:t>
-      </w:r>
-      <w:r>
-        <w:rPr>
-          <w:b/>
-          <w:color w:val="003366"/>
-          <w:spacing w:val="-1"/>
-          <w:sz w:val="40"/>
-        </w:rPr>
-        <w:t xml:space="preserve"> </w:t>
-      </w:r>
-      <w:r>
-        <w:rPr>
-          <w:b/>
-          <w:color w:val="003366"/>
-          <w:spacing w:val="-4"/>
-          <w:sz w:val="40"/>
-        </w:rPr>
-        <w:t>NHÂN</w:t>
-      </w:r>
-    </w:p>
-    <w:p>
-      <w:pPr>
-        <w:spacing w:before="80" w:line="280" w:lineRule="auto"/>
-        <w:ind w:left="243" w:right="241"/>
-        <w:jc w:val="center"/>
-        <w:rPr>
-          <w:b/>
-          <w:sz w:val="40"/>
-        </w:rPr>
-      </w:pPr>
-      <w:r>
-        <w:rPr>
-          <w:b/>
-          <w:color w:val="003366"/>
-          <w:sz w:val="40"/>
-        </w:rPr>
-        <w:t>THỰC</w:t>
-      </w:r>
-      <w:r>
-        <w:rPr>
-          <w:b/>
-          <w:color w:val="003366"/>
-          <w:spacing w:val="-23"/>
-          <w:sz w:val="40"/>
-        </w:rPr>
-        <w:t xml:space="preserve"> </w:t>
-      </w:r>
-      <w:r>
-        <w:rPr>
-          <w:b/>
-          <w:color w:val="003366"/>
-          <w:sz w:val="40"/>
-        </w:rPr>
-        <w:t>HÀNH</w:t>
-      </w:r>
-      <w:r>
-        <w:rPr>
-          <w:b/>
-          <w:color w:val="003366"/>
-          <w:spacing w:val="-13"/>
-          <w:sz w:val="40"/>
-        </w:rPr>
-        <w:t xml:space="preserve"> </w:t>
-      </w:r>
-      <w:r>
-        <w:rPr>
-          <w:b/>
-          <w:color w:val="003366"/>
-          <w:sz w:val="40"/>
-        </w:rPr>
-        <w:t>CÔNG</w:t>
-      </w:r>
-      <w:r>
-        <w:rPr>
-          <w:b/>
-          <w:color w:val="003366"/>
-          <w:spacing w:val="-13"/>
-          <w:sz w:val="40"/>
-        </w:rPr>
-        <w:t xml:space="preserve"> </w:t>
-      </w:r>
-      <w:r>
-        <w:rPr>
-          <w:b/>
-          <w:color w:val="003366"/>
-          <w:sz w:val="40"/>
-        </w:rPr>
-        <w:t>CỤ</w:t>
-      </w:r>
-      <w:r>
-        <w:rPr>
-          <w:b/>
-          <w:color w:val="003366"/>
-          <w:spacing w:val="-13"/>
-          <w:sz w:val="40"/>
-        </w:rPr>
-        <w:t xml:space="preserve"> </w:t>
-      </w:r>
-      <w:r>
-        <w:rPr>
-          <w:b/>
-          <w:color w:val="003366"/>
-          <w:sz w:val="40"/>
-        </w:rPr>
-        <w:t>HỢP</w:t>
-      </w:r>
-      <w:r>
-        <w:rPr>
-          <w:b/>
-          <w:color w:val="003366"/>
-          <w:spacing w:val="-30"/>
-          <w:sz w:val="40"/>
-        </w:rPr>
-        <w:t xml:space="preserve"> </w:t>
-      </w:r>
-      <w:r>
-        <w:rPr>
-          <w:b/>
-          <w:color w:val="003366"/>
-          <w:sz w:val="40"/>
-        </w:rPr>
-        <w:t>TÁC</w:t>
-      </w:r>
-      <w:r>
-        <w:rPr>
-          <w:b/>
-          <w:color w:val="003366"/>
-          <w:spacing w:val="-20"/>
-          <w:sz w:val="40"/>
-        </w:rPr>
-        <w:t xml:space="preserve"> </w:t>
-      </w:r>
-      <w:r>
-        <w:rPr>
-          <w:b/>
-          <w:color w:val="003366"/>
-          <w:sz w:val="40"/>
-        </w:rPr>
-        <w:t xml:space="preserve">TRỰC </w:t>
-      </w:r>
-      <w:r>
-        <w:rPr>
-          <w:b/>
-          <w:color w:val="003366"/>
-          <w:spacing w:val="-2"/>
-          <w:sz w:val="40"/>
-        </w:rPr>
-        <w:t>TUYẾN</w:t>
-      </w:r>
-    </w:p>
-    <w:p>
-      <w:pPr>
-        <w:spacing w:before="5"/>
-        <w:ind w:left="600" w:right="600"/>
-        <w:jc w:val="center"/>
-        <w:rPr>
-          <w:b/>
-          <w:sz w:val="40"/>
-        </w:rPr>
-      </w:pPr>
-      <w:r>
-        <w:rPr>
-          <w:b/>
-          <w:color w:val="003366"/>
-          <w:sz w:val="40"/>
-        </w:rPr>
-        <w:t>VÀ</w:t>
-      </w:r>
-      <w:r>
-        <w:rPr>
-          <w:b/>
-          <w:color w:val="003366"/>
-          <w:spacing w:val="-7"/>
-          <w:sz w:val="40"/>
-        </w:rPr>
-        <w:t xml:space="preserve"> </w:t>
-      </w:r>
-      <w:r>
-        <w:rPr>
-          <w:b/>
-          <w:color w:val="003366"/>
-          <w:sz w:val="40"/>
-        </w:rPr>
-        <w:t>ĐIỀU</w:t>
-      </w:r>
-      <w:r>
-        <w:rPr>
-          <w:b/>
-          <w:color w:val="003366"/>
-          <w:spacing w:val="-6"/>
-          <w:sz w:val="40"/>
-        </w:rPr>
-        <w:t xml:space="preserve"> </w:t>
-      </w:r>
-      <w:r>
-        <w:rPr>
-          <w:b/>
-          <w:color w:val="003366"/>
-          <w:sz w:val="40"/>
-        </w:rPr>
-        <w:t>PHỐI</w:t>
-      </w:r>
-      <w:r>
-        <w:rPr>
-          <w:b/>
-          <w:color w:val="003366"/>
-          <w:spacing w:val="-7"/>
-          <w:sz w:val="40"/>
-        </w:rPr>
-        <w:t xml:space="preserve"> </w:t>
-      </w:r>
-      <w:r>
-        <w:rPr>
-          <w:b/>
-          <w:color w:val="003366"/>
-          <w:sz w:val="40"/>
-        </w:rPr>
-        <w:t>DỰ</w:t>
-      </w:r>
-      <w:r>
-        <w:rPr>
-          <w:b/>
-          <w:color w:val="003366"/>
-          <w:spacing w:val="-5"/>
-          <w:sz w:val="40"/>
-        </w:rPr>
-        <w:t xml:space="preserve"> </w:t>
-      </w:r>
-      <w:r>
-        <w:rPr>
-          <w:b/>
-          <w:color w:val="003366"/>
-          <w:sz w:val="40"/>
-        </w:rPr>
-        <w:t>ÁN</w:t>
-      </w:r>
-      <w:r>
-        <w:rPr>
-          <w:b/>
-          <w:color w:val="003366"/>
-          <w:spacing w:val="-7"/>
-          <w:sz w:val="40"/>
-        </w:rPr>
-        <w:t xml:space="preserve"> </w:t>
-      </w:r>
-      <w:r>
-        <w:rPr>
-          <w:b/>
-          <w:color w:val="003366"/>
-          <w:spacing w:val="-4"/>
-          <w:sz w:val="40"/>
-        </w:rPr>
-        <w:t>NHÓM</w:t>
-      </w:r>
-    </w:p>
-    <w:p>
-      <w:pPr>
-        <w:spacing w:before="366"/>
-        <w:ind w:left="600" w:right="600"/>
-        <w:jc w:val="center"/>
-        <w:rPr>
-          <w:i/>
-          <w:sz w:val="28"/>
-        </w:rPr>
-      </w:pPr>
-      <w:r>
-        <w:rPr>
-          <w:i/>
-          <w:color w:val="333333"/>
-          <w:sz w:val="28"/>
-        </w:rPr>
-        <w:t>D</w:t>
-      </w:r>
-      <w:r>
-        <w:rPr>
-          <w:rFonts w:ascii="Palatino Linotype" w:hAnsi="Palatino Linotype"/>
-          <w:i/>
-          <w:color w:val="333333"/>
-          <w:sz w:val="28"/>
-        </w:rPr>
-        <w:t xml:space="preserve">ự </w:t>
-      </w:r>
-      <w:r>
-        <w:rPr>
-          <w:i/>
-          <w:color w:val="333333"/>
-          <w:sz w:val="28"/>
-        </w:rPr>
-        <w:t>án</w:t>
-      </w:r>
-      <w:r>
-        <w:rPr>
-          <w:i/>
-          <w:color w:val="333333"/>
-          <w:spacing w:val="1"/>
-          <w:sz w:val="28"/>
-        </w:rPr>
-        <w:t xml:space="preserve"> </w:t>
-      </w:r>
-      <w:r>
-        <w:rPr>
-          <w:i/>
-          <w:color w:val="333333"/>
-          <w:sz w:val="28"/>
-        </w:rPr>
-        <w:t>áp</w:t>
-      </w:r>
-      <w:r>
-        <w:rPr>
-          <w:i/>
-          <w:color w:val="333333"/>
-          <w:spacing w:val="1"/>
-          <w:sz w:val="28"/>
-        </w:rPr>
-        <w:t xml:space="preserve"> </w:t>
-      </w:r>
-      <w:r>
-        <w:rPr>
-          <w:i/>
-          <w:color w:val="333333"/>
-          <w:sz w:val="28"/>
-        </w:rPr>
-        <w:t>d</w:t>
-      </w:r>
-      <w:r>
-        <w:rPr>
-          <w:rFonts w:ascii="Palatino Linotype" w:hAnsi="Palatino Linotype"/>
-          <w:i/>
-          <w:color w:val="333333"/>
-          <w:sz w:val="28"/>
-        </w:rPr>
-        <w:t>ụ</w:t>
-      </w:r>
-      <w:r>
-        <w:rPr>
-          <w:i/>
-          <w:color w:val="333333"/>
-          <w:sz w:val="28"/>
-        </w:rPr>
-        <w:t>ng:</w:t>
-      </w:r>
-      <w:r>
-        <w:rPr>
-          <w:i/>
-          <w:color w:val="333333"/>
-          <w:spacing w:val="1"/>
-          <w:sz w:val="28"/>
-        </w:rPr>
-        <w:t xml:space="preserve"> </w:t>
-      </w:r>
-      <w:r>
-        <w:rPr>
-          <w:i/>
-          <w:color w:val="333333"/>
-          <w:sz w:val="28"/>
-        </w:rPr>
-        <w:t>Phân tích</w:t>
-      </w:r>
-      <w:r>
-        <w:rPr>
-          <w:i/>
-          <w:color w:val="333333"/>
-          <w:spacing w:val="1"/>
-          <w:sz w:val="28"/>
-        </w:rPr>
-        <w:t xml:space="preserve"> </w:t>
-      </w:r>
-      <w:r>
-        <w:rPr>
-          <w:i/>
-          <w:color w:val="333333"/>
-          <w:sz w:val="28"/>
-        </w:rPr>
-        <w:t>và</w:t>
-      </w:r>
-      <w:r>
-        <w:rPr>
-          <w:i/>
-          <w:color w:val="333333"/>
-          <w:spacing w:val="1"/>
-          <w:sz w:val="28"/>
-        </w:rPr>
-        <w:t xml:space="preserve"> </w:t>
-      </w:r>
-      <w:r>
-        <w:rPr>
-          <w:i/>
-          <w:color w:val="333333"/>
-          <w:sz w:val="28"/>
-        </w:rPr>
-        <w:t>Thi</w:t>
-      </w:r>
-      <w:r>
-        <w:rPr>
-          <w:rFonts w:ascii="Palatino Linotype" w:hAnsi="Palatino Linotype"/>
-          <w:i/>
-          <w:color w:val="333333"/>
-          <w:sz w:val="28"/>
-        </w:rPr>
-        <w:t>ế</w:t>
-      </w:r>
-      <w:r>
-        <w:rPr>
-          <w:i/>
-          <w:color w:val="333333"/>
-          <w:sz w:val="28"/>
-        </w:rPr>
-        <w:t>t k</w:t>
-      </w:r>
-      <w:r>
-        <w:rPr>
-          <w:rFonts w:ascii="Palatino Linotype" w:hAnsi="Palatino Linotype"/>
-          <w:i/>
-          <w:color w:val="333333"/>
-          <w:sz w:val="28"/>
-        </w:rPr>
-        <w:t>ế</w:t>
-      </w:r>
-      <w:r>
-        <w:rPr>
-          <w:rFonts w:ascii="Palatino Linotype" w:hAnsi="Palatino Linotype"/>
-          <w:i/>
-          <w:color w:val="333333"/>
-          <w:spacing w:val="1"/>
-          <w:sz w:val="28"/>
-        </w:rPr>
-        <w:t xml:space="preserve"> </w:t>
-      </w:r>
-      <w:r>
-        <w:rPr>
-          <w:i/>
-          <w:color w:val="333333"/>
-          <w:sz w:val="28"/>
-        </w:rPr>
-        <w:t>H</w:t>
-      </w:r>
-      <w:r>
-        <w:rPr>
-          <w:rFonts w:ascii="Palatino Linotype" w:hAnsi="Palatino Linotype"/>
-          <w:i/>
-          <w:color w:val="333333"/>
-          <w:sz w:val="28"/>
-        </w:rPr>
-        <w:t>ệ</w:t>
-      </w:r>
-      <w:r>
-        <w:rPr>
-          <w:rFonts w:ascii="Palatino Linotype" w:hAnsi="Palatino Linotype"/>
-          <w:i/>
-          <w:color w:val="333333"/>
-          <w:spacing w:val="1"/>
-          <w:sz w:val="28"/>
-        </w:rPr>
-        <w:t xml:space="preserve"> </w:t>
-      </w:r>
-      <w:r>
-        <w:rPr>
-          <w:i/>
-          <w:color w:val="333333"/>
-          <w:sz w:val="28"/>
-        </w:rPr>
-        <w:t>th</w:t>
-      </w:r>
-      <w:r>
-        <w:rPr>
-          <w:rFonts w:ascii="Palatino Linotype" w:hAnsi="Palatino Linotype"/>
-          <w:i/>
-          <w:color w:val="333333"/>
-          <w:sz w:val="28"/>
-        </w:rPr>
-        <w:t>ố</w:t>
-      </w:r>
-      <w:r>
-        <w:rPr>
-          <w:i/>
-          <w:color w:val="333333"/>
-          <w:sz w:val="28"/>
-        </w:rPr>
-        <w:t>ng</w:t>
-      </w:r>
-      <w:r>
-        <w:rPr>
-          <w:i/>
-          <w:color w:val="333333"/>
-          <w:spacing w:val="1"/>
-          <w:sz w:val="28"/>
-        </w:rPr>
-        <w:t xml:space="preserve"> </w:t>
-      </w:r>
-      <w:r>
-        <w:rPr>
-          <w:i/>
-          <w:color w:val="333333"/>
-          <w:sz w:val="28"/>
-        </w:rPr>
-        <w:t>Th</w:t>
-      </w:r>
-      <w:r>
-        <w:rPr>
-          <w:rFonts w:ascii="Palatino Linotype" w:hAnsi="Palatino Linotype"/>
-          <w:i/>
-          <w:color w:val="333333"/>
-          <w:sz w:val="28"/>
-        </w:rPr>
-        <w:t xml:space="preserve">ư </w:t>
-      </w:r>
-      <w:r>
-        <w:rPr>
-          <w:i/>
-          <w:color w:val="333333"/>
-          <w:sz w:val="28"/>
-        </w:rPr>
-        <w:t>vi</w:t>
-      </w:r>
-      <w:r>
-        <w:rPr>
-          <w:rFonts w:ascii="Palatino Linotype" w:hAnsi="Palatino Linotype"/>
-          <w:i/>
-          <w:color w:val="333333"/>
-          <w:sz w:val="28"/>
-        </w:rPr>
-        <w:t>ệ</w:t>
-      </w:r>
-      <w:r>
-        <w:rPr>
-          <w:i/>
-          <w:color w:val="333333"/>
-          <w:sz w:val="28"/>
-        </w:rPr>
-        <w:t>n</w:t>
-      </w:r>
-      <w:r>
-        <w:rPr>
-          <w:i/>
-          <w:color w:val="333333"/>
-          <w:spacing w:val="1"/>
-          <w:sz w:val="28"/>
-        </w:rPr>
-        <w:t xml:space="preserve"> </w:t>
-      </w:r>
-      <w:r>
-        <w:rPr>
-          <w:i/>
-          <w:color w:val="333333"/>
-          <w:spacing w:val="-4"/>
-          <w:sz w:val="28"/>
-        </w:rPr>
-        <w:t>Mini</w:t>
-      </w:r>
-    </w:p>
-    <w:p>
-      <w:pPr>
-        <w:pStyle w:val="BodyText"/>
-        <w:rPr>
-          <w:i/>
-          <w:sz w:val="28"/>
-        </w:rPr>
-      </w:pPr>
-    </w:p>
-    <w:p>
-      <w:pPr>
-        <w:pStyle w:val="BodyText"/>
-        <w:rPr>
-          <w:i/>
-          <w:sz w:val="28"/>
-        </w:rPr>
-      </w:pPr>
-    </w:p>
-    <w:p>
-      <w:pPr>
-        <w:pStyle w:val="BodyText"/>
-        <w:rPr>
-          <w:i/>
-          <w:sz w:val="28"/>
-        </w:rPr>
-      </w:pPr>
-    </w:p>
-    <w:p>
-      <w:pPr>
-        <w:pStyle w:val="BodyText"/>
-        <w:spacing w:before="32"/>
-        <w:rPr>
-          <w:i/>
-          <w:sz w:val="28"/>
-        </w:rPr>
-      </w:pPr>
-    </w:p>
-    <w:p>
-      <w:pPr>
-        <w:ind w:left="1744"/>
-        <w:rPr>
-          <w:sz w:val="26"/>
-          <w:lang w:val="en-US"/>
-        </w:rPr>
-      </w:pPr>
-      <w:r>
-        <w:rPr>
-          <w:b/>
-          <w:color w:val="333333"/>
-          <w:sz w:val="26"/>
-        </w:rPr>
-        <w:t>Họ</w:t>
-      </w:r>
-      <w:r>
-        <w:rPr>
-          <w:b/>
-          <w:color w:val="333333"/>
-          <w:spacing w:val="-6"/>
-          <w:sz w:val="26"/>
-        </w:rPr>
-        <w:t xml:space="preserve"> </w:t>
-      </w:r>
-      <w:r>
-        <w:rPr>
-          <w:b/>
-          <w:color w:val="333333"/>
-          <w:sz w:val="26"/>
-        </w:rPr>
-        <w:t>và</w:t>
-      </w:r>
-      <w:r>
-        <w:rPr>
-          <w:b/>
-          <w:color w:val="333333"/>
-          <w:spacing w:val="-5"/>
-          <w:sz w:val="26"/>
-        </w:rPr>
-        <w:t xml:space="preserve"> </w:t>
-      </w:r>
-      <w:r>
-        <w:rPr>
-          <w:b/>
-          <w:color w:val="333333"/>
-          <w:sz w:val="26"/>
-        </w:rPr>
-        <w:t>tên</w:t>
-      </w:r>
-      <w:r>
-        <w:rPr>
-          <w:b/>
-          <w:color w:val="333333"/>
-          <w:spacing w:val="-6"/>
-          <w:sz w:val="26"/>
-        </w:rPr>
-        <w:t xml:space="preserve"> </w:t>
-      </w:r>
-      <w:r>
-        <w:rPr>
-          <w:b/>
-          <w:color w:val="333333"/>
-          <w:sz w:val="26"/>
-        </w:rPr>
-        <w:t>sinh</w:t>
-      </w:r>
-      <w:r>
-        <w:rPr>
-          <w:b/>
-          <w:color w:val="333333"/>
-          <w:spacing w:val="-7"/>
-          <w:sz w:val="26"/>
-        </w:rPr>
-        <w:t xml:space="preserve"> </w:t>
-      </w:r>
-      <w:r>
-        <w:rPr>
-          <w:b/>
-          <w:color w:val="333333"/>
-          <w:sz w:val="26"/>
-        </w:rPr>
-        <w:t>viên:</w:t>
-      </w:r>
-      <w:r>
-        <w:rPr>
-          <w:b/>
-          <w:color w:val="333333"/>
-          <w:spacing w:val="-5"/>
-          <w:sz w:val="26"/>
-        </w:rPr>
-        <w:t xml:space="preserve"> </w:t>
-      </w:r>
-      <w:r>
-        <w:rPr>
-          <w:color w:val="333333"/>
-          <w:sz w:val="26"/>
-          <w:lang w:val="en-US"/>
-        </w:rPr>
-        <w:t>Phạm Hoàng Việt</w:t>
-      </w:r>
-    </w:p>
-    <w:p>
-      <w:pPr>
-        <w:spacing w:before="213"/>
-        <w:ind w:left="1744"/>
-        <w:rPr>
-          <w:sz w:val="26"/>
-          <w:lang w:val="en-US"/>
-        </w:rPr>
-      </w:pPr>
-      <w:r>
-        <w:rPr>
-          <w:b/>
-          <w:color w:val="333333"/>
-          <w:sz w:val="26"/>
-        </w:rPr>
-        <w:t>Mã</w:t>
-      </w:r>
-      <w:r>
-        <w:rPr>
-          <w:b/>
-          <w:color w:val="333333"/>
-          <w:spacing w:val="-1"/>
-          <w:sz w:val="26"/>
-        </w:rPr>
-        <w:t xml:space="preserve"> </w:t>
-      </w:r>
-      <w:r>
-        <w:rPr>
-          <w:b/>
-          <w:color w:val="333333"/>
-          <w:sz w:val="26"/>
-        </w:rPr>
-        <w:t>số</w:t>
-      </w:r>
-      <w:r>
-        <w:rPr>
-          <w:b/>
-          <w:color w:val="333333"/>
-          <w:spacing w:val="-1"/>
-          <w:sz w:val="26"/>
-        </w:rPr>
-        <w:t xml:space="preserve"> </w:t>
-      </w:r>
-      <w:r>
-        <w:rPr>
-          <w:b/>
-          <w:color w:val="333333"/>
-          <w:sz w:val="26"/>
-        </w:rPr>
-        <w:t>sinh</w:t>
-      </w:r>
-      <w:r>
-        <w:rPr>
-          <w:b/>
-          <w:color w:val="333333"/>
-          <w:spacing w:val="-2"/>
-          <w:sz w:val="26"/>
-        </w:rPr>
-        <w:t xml:space="preserve"> </w:t>
-      </w:r>
-      <w:r>
-        <w:rPr>
-          <w:b/>
-          <w:color w:val="333333"/>
-          <w:sz w:val="26"/>
-        </w:rPr>
-        <w:t>viên:</w:t>
-      </w:r>
-      <w:r>
-        <w:rPr>
-          <w:b/>
-          <w:color w:val="333333"/>
-          <w:spacing w:val="-1"/>
-          <w:sz w:val="26"/>
-        </w:rPr>
-        <w:t xml:space="preserve"> </w:t>
-      </w:r>
-      <w:r>
-        <w:rPr>
-          <w:color w:val="333333"/>
-          <w:spacing w:val="-2"/>
-          <w:sz w:val="26"/>
-          <w:lang w:val="en-US"/>
-        </w:rPr>
-        <w:t>25023421</w:t>
-      </w:r>
-    </w:p>
-    <w:p>
-      <w:pPr>
-        <w:spacing w:before="204"/>
-        <w:ind w:left="1744"/>
-        <w:rPr>
-          <w:sz w:val="26"/>
-        </w:rPr>
-      </w:pPr>
-      <w:r>
-        <w:rPr>
-          <w:b/>
-          <w:color w:val="333333"/>
-          <w:sz w:val="26"/>
-        </w:rPr>
-        <w:t>Vai</w:t>
-      </w:r>
-      <w:r>
-        <w:rPr>
-          <w:b/>
-          <w:color w:val="333333"/>
-          <w:spacing w:val="-4"/>
-          <w:sz w:val="26"/>
-        </w:rPr>
-        <w:t xml:space="preserve"> </w:t>
-      </w:r>
-      <w:r>
-        <w:rPr>
-          <w:b/>
-          <w:color w:val="333333"/>
-          <w:sz w:val="26"/>
-        </w:rPr>
-        <w:t>trò</w:t>
-      </w:r>
-      <w:r>
-        <w:rPr>
-          <w:b/>
-          <w:color w:val="333333"/>
-          <w:spacing w:val="-4"/>
-          <w:sz w:val="26"/>
-        </w:rPr>
-        <w:t xml:space="preserve"> </w:t>
-      </w:r>
-      <w:r>
-        <w:rPr>
-          <w:b/>
-          <w:color w:val="333333"/>
-          <w:sz w:val="26"/>
-        </w:rPr>
-        <w:t>trong</w:t>
-      </w:r>
-      <w:r>
-        <w:rPr>
-          <w:b/>
-          <w:color w:val="333333"/>
-          <w:spacing w:val="-4"/>
-          <w:sz w:val="26"/>
-        </w:rPr>
-        <w:t xml:space="preserve"> </w:t>
-      </w:r>
-      <w:r>
-        <w:rPr>
-          <w:b/>
-          <w:color w:val="333333"/>
-          <w:sz w:val="26"/>
-        </w:rPr>
-        <w:t>dự</w:t>
-      </w:r>
-      <w:r>
-        <w:rPr>
-          <w:b/>
-          <w:color w:val="333333"/>
-          <w:spacing w:val="-4"/>
-          <w:sz w:val="26"/>
-        </w:rPr>
-        <w:t xml:space="preserve"> </w:t>
-      </w:r>
-      <w:r>
-        <w:rPr>
-          <w:b/>
-          <w:color w:val="333333"/>
-          <w:sz w:val="26"/>
-        </w:rPr>
-        <w:t>án:</w:t>
-      </w:r>
-      <w:r>
-        <w:rPr>
-          <w:b/>
-          <w:color w:val="333333"/>
-          <w:spacing w:val="-4"/>
-          <w:sz w:val="26"/>
-        </w:rPr>
-        <w:t xml:space="preserve"> </w:t>
-      </w:r>
-      <w:r>
-        <w:rPr>
-          <w:color w:val="333333"/>
-          <w:sz w:val="26"/>
-        </w:rPr>
-        <w:t>Phân</w:t>
-      </w:r>
-      <w:r>
-        <w:rPr>
-          <w:color w:val="333333"/>
-          <w:spacing w:val="-4"/>
-          <w:sz w:val="26"/>
-        </w:rPr>
-        <w:t xml:space="preserve"> </w:t>
-      </w:r>
-      <w:r>
-        <w:rPr>
-          <w:color w:val="333333"/>
-          <w:sz w:val="26"/>
-        </w:rPr>
-        <w:t>tích</w:t>
-      </w:r>
-      <w:r>
-        <w:rPr>
-          <w:color w:val="333333"/>
-          <w:spacing w:val="-4"/>
-          <w:sz w:val="26"/>
-        </w:rPr>
-        <w:t xml:space="preserve"> </w:t>
-      </w:r>
-      <w:r>
-        <w:rPr>
-          <w:color w:val="333333"/>
-          <w:sz w:val="26"/>
-        </w:rPr>
-        <w:t>viên</w:t>
-      </w:r>
-      <w:r>
-        <w:rPr>
-          <w:color w:val="333333"/>
-          <w:spacing w:val="-4"/>
-          <w:sz w:val="26"/>
-        </w:rPr>
-        <w:t xml:space="preserve"> </w:t>
-      </w:r>
-      <w:r>
-        <w:rPr>
-          <w:color w:val="333333"/>
-          <w:sz w:val="26"/>
-        </w:rPr>
-        <w:t>/</w:t>
-      </w:r>
-      <w:r>
-        <w:rPr>
-          <w:color w:val="333333"/>
-          <w:spacing w:val="-4"/>
-          <w:sz w:val="26"/>
-        </w:rPr>
-        <w:t xml:space="preserve"> </w:t>
-      </w:r>
-      <w:r>
-        <w:rPr>
-          <w:color w:val="333333"/>
-          <w:sz w:val="26"/>
-        </w:rPr>
-        <w:t>Qu</w:t>
-      </w:r>
-      <w:r>
-        <w:rPr>
-          <w:rFonts w:ascii="Palatino Linotype" w:hAnsi="Palatino Linotype"/>
-          <w:color w:val="333333"/>
-          <w:sz w:val="26"/>
-        </w:rPr>
-        <w:t>ả</w:t>
-      </w:r>
-      <w:r>
-        <w:rPr>
-          <w:color w:val="333333"/>
-          <w:sz w:val="26"/>
-        </w:rPr>
-        <w:t>n</w:t>
-      </w:r>
-      <w:r>
-        <w:rPr>
-          <w:color w:val="333333"/>
-          <w:spacing w:val="-3"/>
-          <w:sz w:val="26"/>
-        </w:rPr>
-        <w:t xml:space="preserve"> </w:t>
-      </w:r>
-      <w:r>
-        <w:rPr>
-          <w:color w:val="333333"/>
-          <w:sz w:val="26"/>
-        </w:rPr>
-        <w:t>lý</w:t>
-      </w:r>
-      <w:r>
-        <w:rPr>
-          <w:color w:val="333333"/>
-          <w:spacing w:val="-4"/>
-          <w:sz w:val="26"/>
-        </w:rPr>
-        <w:t xml:space="preserve"> </w:t>
-      </w:r>
-      <w:r>
-        <w:rPr>
-          <w:color w:val="333333"/>
-          <w:sz w:val="26"/>
-        </w:rPr>
-        <w:t>tài</w:t>
-      </w:r>
-      <w:r>
-        <w:rPr>
-          <w:color w:val="333333"/>
-          <w:spacing w:val="-4"/>
-          <w:sz w:val="26"/>
-        </w:rPr>
-        <w:t xml:space="preserve"> li</w:t>
-      </w:r>
-      <w:r>
-        <w:rPr>
-          <w:rFonts w:ascii="Palatino Linotype" w:hAnsi="Palatino Linotype"/>
-          <w:color w:val="333333"/>
-          <w:spacing w:val="-4"/>
-          <w:sz w:val="26"/>
-        </w:rPr>
-        <w:t>ệ</w:t>
-      </w:r>
-      <w:r>
-        <w:rPr>
-          <w:color w:val="333333"/>
-          <w:spacing w:val="-4"/>
-          <w:sz w:val="26"/>
-        </w:rPr>
-        <w:t>u</w:t>
-      </w:r>
-    </w:p>
-    <w:p>
-      <w:pPr>
-        <w:spacing w:before="183"/>
-        <w:ind w:left="1744"/>
-        <w:rPr>
-          <w:sz w:val="26"/>
-        </w:rPr>
-      </w:pPr>
-      <w:r>
-        <w:rPr>
-          <w:b/>
-          <w:color w:val="333333"/>
-          <w:sz w:val="26"/>
-        </w:rPr>
-        <w:t>Giảng</w:t>
-      </w:r>
-      <w:r>
-        <w:rPr>
-          <w:b/>
-          <w:color w:val="333333"/>
-          <w:spacing w:val="-6"/>
-          <w:sz w:val="26"/>
-        </w:rPr>
-        <w:t xml:space="preserve"> </w:t>
-      </w:r>
-      <w:r>
-        <w:rPr>
-          <w:b/>
-          <w:color w:val="333333"/>
-          <w:sz w:val="26"/>
-        </w:rPr>
-        <w:t>viên</w:t>
-      </w:r>
-      <w:r>
-        <w:rPr>
-          <w:b/>
-          <w:color w:val="333333"/>
-          <w:spacing w:val="-7"/>
-          <w:sz w:val="26"/>
-        </w:rPr>
-        <w:t xml:space="preserve"> </w:t>
-      </w:r>
-      <w:r>
-        <w:rPr>
-          <w:b/>
-          <w:color w:val="333333"/>
-          <w:sz w:val="26"/>
-        </w:rPr>
-        <w:t>hướng</w:t>
-      </w:r>
-      <w:r>
-        <w:rPr>
-          <w:b/>
-          <w:color w:val="333333"/>
-          <w:spacing w:val="-6"/>
-          <w:sz w:val="26"/>
-        </w:rPr>
-        <w:t xml:space="preserve"> </w:t>
-      </w:r>
-      <w:r>
-        <w:rPr>
-          <w:b/>
-          <w:color w:val="333333"/>
-          <w:sz w:val="26"/>
-        </w:rPr>
-        <w:t>dẫn:</w:t>
-      </w:r>
-      <w:r>
-        <w:rPr>
-          <w:b/>
-          <w:color w:val="333333"/>
-          <w:spacing w:val="-6"/>
-          <w:sz w:val="26"/>
-        </w:rPr>
-        <w:t xml:space="preserve"> </w:t>
-      </w:r>
-      <w:r>
-        <w:rPr>
-          <w:color w:val="333333"/>
-          <w:sz w:val="26"/>
-        </w:rPr>
-        <w:t>[Tên</w:t>
-      </w:r>
-      <w:r>
-        <w:rPr>
-          <w:color w:val="333333"/>
-          <w:spacing w:val="-6"/>
-          <w:sz w:val="26"/>
-        </w:rPr>
-        <w:t xml:space="preserve"> </w:t>
-      </w:r>
-      <w:r>
-        <w:rPr>
-          <w:color w:val="333333"/>
-          <w:sz w:val="26"/>
-        </w:rPr>
-        <w:t>Gi</w:t>
-      </w:r>
-      <w:r>
-        <w:rPr>
-          <w:rFonts w:ascii="Palatino Linotype" w:hAnsi="Palatino Linotype"/>
-          <w:color w:val="333333"/>
-          <w:sz w:val="26"/>
-        </w:rPr>
-        <w:t>ả</w:t>
-      </w:r>
-      <w:r>
-        <w:rPr>
-          <w:color w:val="333333"/>
-          <w:sz w:val="26"/>
-        </w:rPr>
-        <w:t>ng</w:t>
-      </w:r>
-      <w:r>
-        <w:rPr>
-          <w:color w:val="333333"/>
-          <w:spacing w:val="-6"/>
-          <w:sz w:val="26"/>
-        </w:rPr>
-        <w:t xml:space="preserve"> </w:t>
-      </w:r>
-      <w:r>
-        <w:rPr>
-          <w:color w:val="333333"/>
-          <w:spacing w:val="-2"/>
-          <w:sz w:val="26"/>
-        </w:rPr>
-        <w:t>viên]</w:t>
-      </w:r>
-    </w:p>
-    <w:p>
-      <w:pPr>
-        <w:pStyle w:val="BodyText"/>
-        <w:rPr>
-          <w:sz w:val="26"/>
-        </w:rPr>
-      </w:pPr>
-    </w:p>
-    <w:p>
-      <w:pPr>
-        <w:pStyle w:val="BodyText"/>
-        <w:rPr>
-          <w:sz w:val="26"/>
-        </w:rPr>
-      </w:pPr>
-    </w:p>
-    <w:p>
-      <w:pPr>
-        <w:pStyle w:val="BodyText"/>
-        <w:rPr>
-          <w:sz w:val="26"/>
-        </w:rPr>
-      </w:pPr>
-    </w:p>
-    <w:p>
-      <w:pPr>
-        <w:pStyle w:val="BodyText"/>
-        <w:rPr>
-          <w:sz w:val="26"/>
-        </w:rPr>
-      </w:pPr>
-    </w:p>
-    <w:p>
-      <w:pPr>
-        <w:pStyle w:val="BodyText"/>
-        <w:rPr>
-          <w:sz w:val="26"/>
-        </w:rPr>
-      </w:pPr>
-    </w:p>
-    <w:p>
-      <w:pPr>
-        <w:pStyle w:val="BodyText"/>
-        <w:rPr>
-          <w:sz w:val="26"/>
-        </w:rPr>
-      </w:pPr>
-    </w:p>
-    <w:p>
-      <w:pPr>
-        <w:pStyle w:val="BodyText"/>
-        <w:rPr>
-          <w:sz w:val="26"/>
-        </w:rPr>
-      </w:pPr>
-    </w:p>
-    <w:p>
-      <w:pPr>
-        <w:pStyle w:val="BodyText"/>
-        <w:rPr>
-          <w:sz w:val="26"/>
-        </w:rPr>
-      </w:pPr>
-    </w:p>
-    <w:p>
-      <w:pPr>
-        <w:pStyle w:val="BodyText"/>
-        <w:rPr>
-          <w:sz w:val="26"/>
-        </w:rPr>
-      </w:pPr>
-    </w:p>
-    <w:p>
-      <w:pPr>
-        <w:pStyle w:val="BodyText"/>
-        <w:rPr>
-          <w:sz w:val="26"/>
-        </w:rPr>
-      </w:pPr>
-    </w:p>
-    <w:p>
-      <w:pPr>
-        <w:pStyle w:val="BodyText"/>
-        <w:rPr>
-          <w:sz w:val="26"/>
-        </w:rPr>
-      </w:pPr>
-    </w:p>
-    <w:p>
-      <w:pPr>
-        <w:pStyle w:val="BodyText"/>
-        <w:rPr>
-          <w:sz w:val="26"/>
-        </w:rPr>
-      </w:pPr>
-    </w:p>
-    <w:p>
-      <w:pPr>
-        <w:pStyle w:val="BodyText"/>
-        <w:rPr>
-          <w:sz w:val="26"/>
-        </w:rPr>
-      </w:pPr>
-    </w:p>
-    <w:p>
-      <w:pPr>
-        <w:pStyle w:val="BodyText"/>
-        <w:rPr>
-          <w:sz w:val="26"/>
-        </w:rPr>
-      </w:pPr>
-    </w:p>
-    <w:p>
-      <w:pPr>
-        <w:pStyle w:val="BodyText"/>
-        <w:spacing w:before="298"/>
-        <w:rPr>
-          <w:sz w:val="26"/>
-        </w:rPr>
-      </w:pPr>
-    </w:p>
-    <w:p>
-      <w:pPr>
-        <w:pStyle w:val="BodyText"/>
-        <w:ind w:left="600"/>
-        <w:jc w:val="center"/>
-      </w:pPr>
-      <w:r>
-        <w:rPr>
-          <w:color w:val="333333"/>
-        </w:rPr>
-        <w:t>Hà</w:t>
-      </w:r>
-      <w:r>
-        <w:rPr>
-          <w:color w:val="333333"/>
-          <w:spacing w:val="-3"/>
-        </w:rPr>
-        <w:t xml:space="preserve"> </w:t>
-      </w:r>
-      <w:r>
-        <w:rPr>
-          <w:color w:val="333333"/>
-        </w:rPr>
-        <w:t>N</w:t>
-      </w:r>
-      <w:r>
-        <w:rPr>
-          <w:rFonts w:ascii="Palatino Linotype" w:hAnsi="Palatino Linotype"/>
-          <w:color w:val="333333"/>
-        </w:rPr>
-        <w:t>ộ</w:t>
-      </w:r>
-      <w:r>
-        <w:rPr>
-          <w:color w:val="333333"/>
-        </w:rPr>
-        <w:t>i,</w:t>
-      </w:r>
-      <w:r>
-        <w:rPr>
-          <w:color w:val="333333"/>
-          <w:spacing w:val="-7"/>
-        </w:rPr>
-        <w:t xml:space="preserve"> </w:t>
-      </w:r>
-      <w:r>
-        <w:rPr>
-          <w:color w:val="333333"/>
-        </w:rPr>
-        <w:t>Tháng</w:t>
-      </w:r>
-      <w:r>
-        <w:rPr>
-          <w:color w:val="333333"/>
-          <w:spacing w:val="-3"/>
-        </w:rPr>
-        <w:t xml:space="preserve"> </w:t>
-      </w:r>
-      <w:r>
-        <w:rPr>
-          <w:color w:val="333333"/>
-        </w:rPr>
-        <w:t>4</w:t>
-      </w:r>
-      <w:r>
-        <w:rPr>
-          <w:color w:val="333333"/>
-          <w:spacing w:val="-3"/>
-        </w:rPr>
-        <w:t xml:space="preserve"> </w:t>
-      </w:r>
-      <w:r>
-        <w:rPr>
-          <w:color w:val="333333"/>
-        </w:rPr>
-        <w:t>năm</w:t>
-      </w:r>
-      <w:r>
-        <w:rPr>
-          <w:color w:val="333333"/>
-          <w:spacing w:val="-2"/>
-        </w:rPr>
-        <w:t xml:space="preserve"> </w:t>
-      </w:r>
-      <w:r>
-        <w:rPr>
-          <w:color w:val="333333"/>
-          <w:spacing w:val="-4"/>
-        </w:rPr>
-        <w:t>2026</w:t>
-      </w:r>
-    </w:p>
     <w:p>
       <w:pPr>
         <w:pStyle w:val="BodyText"/>
         <w:jc w:val="center"/>
         <w:sectPr>
-          <w:footerReference w:type="default" r:id="rId7"/>
+          <w:footerReference w:type="default" r:id="rId8"/>
           <w:type w:val="continuous"/>
           <w:pgSz w:w="11910" w:h="16840"/>
           <w:pgMar w:top="1120" w:right="1275" w:bottom="660" w:left="1275" w:header="0" w:footer="478" w:gutter="0"/>
@@ -1760,6 +15,8 @@
           <w:cols w:space="720"/>
         </w:sectPr>
       </w:pPr>
+      <w:bookmarkStart w:id="0" w:name="_GoBack"/>
+      <w:bookmarkEnd w:id="0"/>
     </w:p>
     <w:p>
       <w:pPr>
@@ -1773,14 +30,20 @@
         </w:tabs>
         <w:ind w:hanging="284"/>
       </w:pPr>
-      <w:bookmarkStart w:id="0" w:name="I._Lựa_chọn_và_Thiết_lập_công_cụ_(Mức_4)"/>
-      <w:bookmarkEnd w:id="0"/>
+      <w:bookmarkStart w:id="1" w:name="I._Lựa_chọn_và_Thiết_lập_công_cụ_(Mức_4)"/>
+      <w:bookmarkEnd w:id="1"/>
       <w:r>
         <w:rPr>
           <w:color w:val="003366"/>
         </w:rPr>
         <w:lastRenderedPageBreak/>
-        <w:t>LỰA</w:t>
+        <w:t>L</w:t>
+      </w:r>
+      <w:r>
+        <w:rPr>
+          <w:color w:val="003366"/>
+        </w:rPr>
+        <w:t>ỰA</w:t>
       </w:r>
       <w:r>
         <w:rPr>
@@ -1902,6 +165,7 @@
           <w:b/>
           <w:noProof/>
           <w:sz w:val="9"/>
+          <w:lang w:val="en-US"/>
         </w:rPr>
         <mc:AlternateContent>
           <mc:Choice Requires="wps">
@@ -1977,7 +241,7 @@
           </mc:Choice>
           <mc:Fallback>
             <w:pict>
-              <v:shape w14:anchorId="4721000C" id="Graphic 3" o:spid="_x0000_s1026" style="position:absolute;margin-left:70.85pt;margin-top:6.9pt;width:453.55pt;height:1.5pt;z-index:-15728128;visibility:visible;mso-wrap-style:square;mso-wrap-distance-left:0;mso-wrap-distance-top:0;mso-wrap-distance-right:0;mso-wrap-distance-bottom:0;mso-position-horizontal:absolute;mso-position-horizontal-relative:page;mso-position-vertical:absolute;mso-position-vertical-relative:text;v-text-anchor:top" coordsize="5760085,19050" o:gfxdata="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" path="m5759996,19050l,19050,,,5759996,r,19050xe" fillcolor="#036" stroked="f">
+              <v:shape w14:anchorId="574ACC72" id="Graphic 3" o:spid="_x0000_s1026" style="position:absolute;margin-left:70.85pt;margin-top:6.9pt;width:453.55pt;height:1.5pt;z-index:-15728128;visibility:visible;mso-wrap-style:square;mso-wrap-distance-left:0;mso-wrap-distance-top:0;mso-wrap-distance-right:0;mso-wrap-distance-bottom:0;mso-position-horizontal:absolute;mso-position-horizontal-relative:page;mso-position-vertical:absolute;mso-position-vertical-relative:text;v-text-anchor:top" coordsize="5760085,19050" o:gfxdata="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" path="m5759996,19050l,19050,,,5759996,r,19050xe" fillcolor="#036" stroked="f">
                 <v:path arrowok="t"/>
                 <w10:wrap type="topAndBottom" anchorx="page"/>
               </v:shape>
@@ -2512,7 +776,13 @@
         <w:rPr>
           <w:color w:val="333333"/>
         </w:rPr>
-        <w:t>o tính chuyên nghi</w:t>
+        <w:t xml:space="preserve">o </w:t>
+      </w:r>
+      <w:r>
+        <w:rPr>
+          <w:color w:val="333333"/>
+        </w:rPr>
+        <w:t>tính chuyên nghi</w:t>
       </w:r>
       <w:r>
         <w:rPr>
@@ -3419,8 +1689,8 @@
         <w:spacing w:before="1"/>
         <w:ind w:left="142" w:firstLine="0"/>
       </w:pPr>
-      <w:bookmarkStart w:id="1" w:name="1._Cá_nhân_hóa_và_tối_ưu_không_gian_làm_"/>
-      <w:bookmarkEnd w:id="1"/>
+      <w:bookmarkStart w:id="2" w:name="1._Cá_nhân_hóa_và_tối_ưu_không_gian_làm_"/>
+      <w:bookmarkEnd w:id="2"/>
       <w:r>
         <w:rPr>
           <w:color w:val="333333"/>
@@ -4473,7 +2743,9 @@
       </w:pPr>
       <w:r>
         <w:rPr>
+          <w:noProof/>
           <w:sz w:val="15"/>
+          <w:lang w:val="en-US"/>
         </w:rPr>
         <w:drawing>
           <wp:inline distT="0" distB="0" distL="0" distR="0" wp14:anchorId="55B8FE22" wp14:editId="0BD53248">
@@ -4491,7 +2763,7 @@
                     <pic:cNvPicPr/>
                   </pic:nvPicPr>
                   <pic:blipFill>
-                    <a:blip r:embed="rId8"/>
+                    <a:blip r:embed="rId9"/>
                     <a:stretch>
                       <a:fillRect/>
                     </a:stretch>
@@ -4534,8 +2806,8 @@
         <w:spacing w:before="0"/>
         <w:ind w:left="551" w:hanging="409"/>
       </w:pPr>
-      <w:bookmarkStart w:id="2" w:name="II._Quản_lý_tác_vụ_và_Tương_tác_cá_nhân_"/>
-      <w:bookmarkEnd w:id="2"/>
+      <w:bookmarkStart w:id="3" w:name="II._Quản_lý_tác_vụ_và_Tương_tác_cá_nhân_"/>
+      <w:bookmarkEnd w:id="3"/>
       <w:r>
         <w:rPr>
           <w:color w:val="003366"/>
@@ -4688,6 +2960,7 @@
           <w:b/>
           <w:noProof/>
           <w:sz w:val="9"/>
+          <w:lang w:val="en-US"/>
         </w:rPr>
         <mc:AlternateContent>
           <mc:Choice Requires="wps">
@@ -4763,7 +3036,7 @@
           </mc:Choice>
           <mc:Fallback>
             <w:pict>
-              <v:shape w14:anchorId="4253D5A4" id="Graphic 8" o:spid="_x0000_s1026" style="position:absolute;margin-left:70.85pt;margin-top:6.9pt;width:453.55pt;height:1.5pt;z-index:-15727104;visibility:visible;mso-wrap-style:square;mso-wrap-distance-left:0;mso-wrap-distance-top:0;mso-wrap-distance-right:0;mso-wrap-distance-bottom:0;mso-position-horizontal:absolute;mso-position-horizontal-relative:page;mso-position-vertical:absolute;mso-position-vertical-relative:text;v-text-anchor:top" coordsize="5760085,19050" o:gfxdata="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" path="m5759996,19050l,19050,,,5759996,r,19050xe" fillcolor="#036" stroked="f">
+              <v:shape w14:anchorId="6A91B907" id="Graphic 8" o:spid="_x0000_s1026" style="position:absolute;margin-left:70.85pt;margin-top:6.9pt;width:453.55pt;height:1.5pt;z-index:-15727104;visibility:visible;mso-wrap-style:square;mso-wrap-distance-left:0;mso-wrap-distance-top:0;mso-wrap-distance-right:0;mso-wrap-distance-bottom:0;mso-position-horizontal:absolute;mso-position-horizontal-relative:page;mso-position-vertical:absolute;mso-position-vertical-relative:text;v-text-anchor:top" coordsize="5760085,19050" o:gfxdata="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" path="m5759996,19050l,19050,,,5759996,r,19050xe" fillcolor="#036" stroked="f">
                 <v:path arrowok="t"/>
                 <w10:wrap type="topAndBottom" anchorx="page"/>
               </v:shape>
@@ -4783,8 +3056,8 @@
           <w:tab w:val="left" w:pos="422"/>
         </w:tabs>
       </w:pPr>
-      <w:bookmarkStart w:id="3" w:name="1._Cập_nhật_tiến_độ_và_quản_lý_tác_vụ_cá"/>
-      <w:bookmarkEnd w:id="3"/>
+      <w:bookmarkStart w:id="4" w:name="1._Cập_nhật_tiến_độ_và_quản_lý_tác_vụ_cá"/>
+      <w:bookmarkEnd w:id="4"/>
       <w:r>
         <w:rPr>
           <w:color w:val="333333"/>
@@ -5227,7 +3500,13 @@
         <w:rPr>
           <w:color w:val="333333"/>
         </w:rPr>
-        <w:t>t "In Progress" sang "In Review", đính kèm link tài li</w:t>
+        <w:t>t "In Progress" sang "In</w:t>
+      </w:r>
+      <w:r>
+        <w:rPr>
+          <w:color w:val="333333"/>
+        </w:rPr>
+        <w:t xml:space="preserve"> Review", đính kèm link tài li</w:t>
       </w:r>
       <w:r>
         <w:rPr>
@@ -5330,7 +3609,9 @@
       </w:pPr>
       <w:r>
         <w:rPr>
+          <w:noProof/>
           <w:sz w:val="20"/>
+          <w:lang w:val="en-US"/>
         </w:rPr>
         <w:lastRenderedPageBreak/>
         <w:drawing>
@@ -5349,7 +3630,7 @@
                     <pic:cNvPicPr/>
                   </pic:nvPicPr>
                   <pic:blipFill>
-                    <a:blip r:embed="rId9"/>
+                    <a:blip r:embed="rId10"/>
                     <a:stretch>
                       <a:fillRect/>
                     </a:stretch>
@@ -5382,8 +3663,8 @@
         </w:tabs>
         <w:spacing w:before="320"/>
       </w:pPr>
-      <w:bookmarkStart w:id="4" w:name="2._Chủ_động_tương_tác_và_hỗ_trợ_thành_vi"/>
-      <w:bookmarkEnd w:id="4"/>
+      <w:bookmarkStart w:id="5" w:name="2._Chủ_động_tương_tác_và_hỗ_trợ_thành_vi"/>
+      <w:bookmarkEnd w:id="5"/>
       <w:r>
         <w:rPr>
           <w:color w:val="333333"/>
@@ -6176,7 +4457,9 @@
       </w:pPr>
       <w:r>
         <w:rPr>
+          <w:noProof/>
           <w:sz w:val="15"/>
+          <w:lang w:val="en-US"/>
         </w:rPr>
         <w:drawing>
           <wp:inline distT="0" distB="0" distL="0" distR="0" wp14:anchorId="73608D33" wp14:editId="706C57C7">
@@ -6194,7 +4477,7 @@
                     <pic:cNvPicPr/>
                   </pic:nvPicPr>
                   <pic:blipFill>
-                    <a:blip r:embed="rId10"/>
+                    <a:blip r:embed="rId11"/>
                     <a:stretch>
                       <a:fillRect/>
                     </a:stretch>
@@ -6216,7 +4499,9 @@
       </w:r>
       <w:r>
         <w:rPr>
+          <w:noProof/>
           <w:sz w:val="15"/>
+          <w:lang w:val="en-US"/>
         </w:rPr>
         <w:lastRenderedPageBreak/>
         <w:drawing>
@@ -6235,7 +4520,7 @@
                     <pic:cNvPicPr/>
                   </pic:nvPicPr>
                   <pic:blipFill>
-                    <a:blip r:embed="rId11"/>
+                    <a:blip r:embed="rId12"/>
                     <a:stretch>
                       <a:fillRect/>
                     </a:stretch>
@@ -6268,8 +4553,8 @@
         </w:tabs>
         <w:ind w:left="675" w:hanging="533"/>
       </w:pPr>
-      <w:bookmarkStart w:id="5" w:name="III._Quản_lý_tài_nguyên_và_Tệp_tin_(Mức_"/>
-      <w:bookmarkEnd w:id="5"/>
+      <w:bookmarkStart w:id="6" w:name="III._Quản_lý_tài_nguyên_và_Tệp_tin_(Mức_"/>
+      <w:bookmarkEnd w:id="6"/>
       <w:r>
         <w:rPr>
           <w:color w:val="003366"/>
@@ -6397,6 +4682,7 @@
           <w:b/>
           <w:noProof/>
           <w:sz w:val="9"/>
+          <w:lang w:val="en-US"/>
         </w:rPr>
         <mc:AlternateContent>
           <mc:Choice Requires="wps">
@@ -6472,7 +4758,7 @@
           </mc:Choice>
           <mc:Fallback>
             <w:pict>
-              <v:shape w14:anchorId="44C7D084" id="Graphic 17" o:spid="_x0000_s1026" style="position:absolute;margin-left:70.85pt;margin-top:6.9pt;width:453.55pt;height:1.5pt;z-index:-15725568;visibility:visible;mso-wrap-style:square;mso-wrap-distance-left:0;mso-wrap-distance-top:0;mso-wrap-distance-right:0;mso-wrap-distance-bottom:0;mso-position-horizontal:absolute;mso-position-horizontal-relative:page;mso-position-vertical:absolute;mso-position-vertical-relative:text;v-text-anchor:top" coordsize="5760085,19050" o:gfxdata="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" path="m5759996,19050l,19050,,,5759996,r,19050xe" fillcolor="#036" stroked="f">
+              <v:shape w14:anchorId="614B7BAF" id="Graphic 17" o:spid="_x0000_s1026" style="position:absolute;margin-left:70.85pt;margin-top:6.9pt;width:453.55pt;height:1.5pt;z-index:-15725568;visibility:visible;mso-wrap-style:square;mso-wrap-distance-left:0;mso-wrap-distance-top:0;mso-wrap-distance-right:0;mso-wrap-distance-bottom:0;mso-position-horizontal:absolute;mso-position-horizontal-relative:page;mso-position-vertical:absolute;mso-position-vertical-relative:text;v-text-anchor:top" coordsize="5760085,19050" o:gfxdata="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" path="m5759996,19050l,19050,,,5759996,r,19050xe" fillcolor="#036" stroked="f">
                 <v:path arrowok="t"/>
                 <w10:wrap type="topAndBottom" anchorx="page"/>
               </v:shape>
@@ -6493,8 +4779,8 @@
         </w:tabs>
         <w:ind w:left="416" w:hanging="274"/>
       </w:pPr>
-      <w:bookmarkStart w:id="6" w:name="1._Tổ_chức_cấu_trúc_thư_mục_logic"/>
-      <w:bookmarkEnd w:id="6"/>
+      <w:bookmarkStart w:id="7" w:name="1._Tổ_chức_cấu_trúc_thư_mục_logic"/>
+      <w:bookmarkEnd w:id="7"/>
       <w:r>
         <w:rPr>
           <w:color w:val="333333"/>
@@ -7654,7 +5940,9 @@
       </w:pPr>
       <w:r>
         <w:rPr>
+          <w:noProof/>
           <w:sz w:val="17"/>
+          <w:lang w:val="en-US"/>
         </w:rPr>
         <w:drawing>
           <wp:inline distT="0" distB="0" distL="0" distR="0" wp14:anchorId="5BE74422" wp14:editId="7393F6CC">
@@ -7672,7 +5960,7 @@
                     <pic:cNvPicPr/>
                   </pic:nvPicPr>
                   <pic:blipFill>
-                    <a:blip r:embed="rId12"/>
+                    <a:blip r:embed="rId13"/>
                     <a:stretch>
                       <a:fillRect/>
                     </a:stretch>
@@ -7715,8 +6003,8 @@
         <w:spacing w:before="0"/>
         <w:ind w:left="422" w:hanging="280"/>
       </w:pPr>
-      <w:bookmarkStart w:id="7" w:name="2._Quy_tắc_đặt_tên_và_Phân_quyền_truy_cậ"/>
-      <w:bookmarkEnd w:id="7"/>
+      <w:bookmarkStart w:id="8" w:name="2._Quy_tắc_đặt_tên_và_Phân_quyền_truy_cậ"/>
+      <w:bookmarkEnd w:id="8"/>
       <w:r>
         <w:rPr>
           <w:color w:val="333333"/>
@@ -7933,7 +6221,13 @@
         <w:rPr>
           <w:color w:val="333333"/>
         </w:rPr>
-        <w:t>ng nh</w:t>
+        <w:t xml:space="preserve">ng </w:t>
+      </w:r>
+      <w:r>
+        <w:rPr>
+          <w:color w:val="333333"/>
+        </w:rPr>
+        <w:t>nh</w:t>
       </w:r>
       <w:r>
         <w:rPr>
@@ -8547,6 +6841,7 @@
       </w:pPr>
       <w:r>
         <w:rPr>
+          <w:noProof/>
           <w:lang w:val="en-US"/>
         </w:rPr>
         <w:lastRenderedPageBreak/>
@@ -8566,7 +6861,7 @@
                     <pic:cNvPicPr/>
                   </pic:nvPicPr>
                   <pic:blipFill>
-                    <a:blip r:embed="rId13"/>
+                    <a:blip r:embed="rId14"/>
                     <a:stretch>
                       <a:fillRect/>
                     </a:stretch>
@@ -8617,8 +6912,8 @@
         </w:tabs>
         <w:ind w:left="614" w:hanging="472"/>
       </w:pPr>
-      <w:bookmarkStart w:id="8" w:name="IV._Đánh_giá,_Thách_thức_và_Giải_pháp_(M"/>
-      <w:bookmarkEnd w:id="8"/>
+      <w:bookmarkStart w:id="9" w:name="IV._Đánh_giá,_Thách_thức_và_Giải_pháp_(M"/>
+      <w:bookmarkEnd w:id="9"/>
       <w:r>
         <w:rPr>
           <w:color w:val="003366"/>
@@ -8745,6 +7040,7 @@
           <w:b/>
           <w:noProof/>
           <w:sz w:val="9"/>
+          <w:lang w:val="en-US"/>
         </w:rPr>
         <mc:AlternateContent>
           <mc:Choice Requires="wps">
@@ -8820,7 +7116,7 @@
           </mc:Choice>
           <mc:Fallback>
             <w:pict>
-              <v:shape w14:anchorId="3164DEA8" id="Graphic 30" o:spid="_x0000_s1026" style="position:absolute;margin-left:70.85pt;margin-top:6.9pt;width:453.55pt;height:1.5pt;z-index:-251657216;visibility:visible;mso-wrap-style:square;mso-wrap-distance-left:0;mso-wrap-distance-top:0;mso-wrap-distance-right:0;mso-wrap-distance-bottom:0;mso-position-horizontal:absolute;mso-position-horizontal-relative:page;mso-position-vertical:absolute;mso-position-vertical-relative:text;v-text-anchor:top" coordsize="5760085,19050" o:gfxdata="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" path="m5759996,19050l,19050,,,5759996,r,19050xe" fillcolor="#036" stroked="f">
+              <v:shape w14:anchorId="56CF2F4B" id="Graphic 30" o:spid="_x0000_s1026" style="position:absolute;margin-left:70.85pt;margin-top:6.9pt;width:453.55pt;height:1.5pt;z-index:-251657216;visibility:visible;mso-wrap-style:square;mso-wrap-distance-left:0;mso-wrap-distance-top:0;mso-wrap-distance-right:0;mso-wrap-distance-bottom:0;mso-position-horizontal:absolute;mso-position-horizontal-relative:page;mso-position-vertical:absolute;mso-position-vertical-relative:text;v-text-anchor:top" coordsize="5760085,19050" o:gfxdata="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" path="m5759996,19050l,19050,,,5759996,r,19050xe" fillcolor="#036" stroked="f">
                 <v:path arrowok="t"/>
                 <w10:wrap type="topAndBottom" anchorx="page"/>
               </v:shape>
@@ -8840,8 +7136,8 @@
           <w:tab w:val="left" w:pos="422"/>
         </w:tabs>
       </w:pPr>
-      <w:bookmarkStart w:id="9" w:name="1._Đánh_giá_hiệu_quả_công_cụ_đối_với_cá_"/>
-      <w:bookmarkEnd w:id="9"/>
+      <w:bookmarkStart w:id="10" w:name="1._Đánh_giá_hiệu_quả_công_cụ_đối_với_cá_"/>
+      <w:bookmarkEnd w:id="10"/>
       <w:r>
         <w:rPr>
           <w:color w:val="333333"/>
@@ -9394,7 +7690,13 @@
         <w:rPr>
           <w:color w:val="333333"/>
         </w:rPr>
-        <w:t>n lý b</w:t>
+        <w:t>n lý</w:t>
+      </w:r>
+      <w:r>
+        <w:rPr>
+          <w:color w:val="333333"/>
+        </w:rPr>
+        <w:t xml:space="preserve"> b</w:t>
       </w:r>
       <w:r>
         <w:rPr>
@@ -9727,8 +8029,8 @@
         </w:tabs>
         <w:spacing w:before="1"/>
       </w:pPr>
-      <w:bookmarkStart w:id="10" w:name="2._Phân_tích_3_Thách_thức_sâu_sắc_và_Giả"/>
-      <w:bookmarkEnd w:id="10"/>
+      <w:bookmarkStart w:id="11" w:name="2._Phân_tích_3_Thách_thức_sâu_sắc_và_Giả"/>
+      <w:bookmarkEnd w:id="11"/>
       <w:r>
         <w:rPr>
           <w:color w:val="333333"/>
@@ -10227,7 +8529,13 @@
         <w:rPr>
           <w:color w:val="333333"/>
         </w:rPr>
-        <w:t>ng dòng, khó theo dõi ai đang vi</w:t>
+        <w:t xml:space="preserve">ng dòng, </w:t>
+      </w:r>
+      <w:r>
+        <w:rPr>
+          <w:color w:val="333333"/>
+        </w:rPr>
+        <w:t>khó theo dõi ai đang vi</w:t>
       </w:r>
       <w:r>
         <w:rPr>
@@ -10786,6 +9094,7 @@
       </w:pPr>
       <w:r>
         <w:rPr>
+          <w:noProof/>
           <w:color w:val="333333"/>
           <w:lang w:val="en-US"/>
         </w:rPr>
@@ -10803,3238 +9112,6 @@
                 <pic:pic xmlns:pic="http://schemas.openxmlformats.org/drawingml/2006/picture">
                   <pic:nvPicPr>
                     <pic:cNvPr id="1545976145" name=""/>
-                    <pic:cNvPicPr/>
-                  </pic:nvPicPr>
-                  <pic:blipFill>
-                    <a:blip r:embed="rId14"/>
-                    <a:stretch>
-                      <a:fillRect/>
-                    </a:stretch>
-                  </pic:blipFill>
-                  <pic:spPr>
-                    <a:xfrm>
-                      <a:off x="0" y="0"/>
-                      <a:ext cx="5943600" cy="3244850"/>
-                    </a:xfrm>
-                    <a:prstGeom prst="rect">
-                      <a:avLst/>
-                    </a:prstGeom>
-                  </pic:spPr>
-                </pic:pic>
-              </a:graphicData>
-            </a:graphic>
-          </wp:inline>
-        </w:drawing>
-      </w:r>
-    </w:p>
-    <w:p>
-      <w:pPr>
-        <w:pStyle w:val="Heading3"/>
-        <w:rPr>
-          <w:color w:val="333333"/>
-          <w:lang w:val="en-US"/>
-        </w:rPr>
-      </w:pPr>
-    </w:p>
-    <w:p>
-      <w:pPr>
-        <w:pStyle w:val="Heading3"/>
-        <w:rPr>
-          <w:color w:val="333333"/>
-          <w:lang w:val="en-US"/>
-        </w:rPr>
-      </w:pPr>
-    </w:p>
-    <w:p>
-      <w:pPr>
-        <w:pStyle w:val="Heading3"/>
-        <w:rPr>
-          <w:color w:val="333333"/>
-          <w:lang w:val="en-US"/>
-        </w:rPr>
-      </w:pPr>
-    </w:p>
-    <w:p>
-      <w:pPr>
-        <w:pStyle w:val="Heading3"/>
-      </w:pPr>
-      <w:r>
-        <w:rPr>
-          <w:color w:val="333333"/>
-        </w:rPr>
-        <w:t>Thách</w:t>
-      </w:r>
-      <w:r>
-        <w:rPr>
-          <w:color w:val="333333"/>
-          <w:spacing w:val="-3"/>
-        </w:rPr>
-        <w:t xml:space="preserve"> </w:t>
-      </w:r>
-      <w:r>
-        <w:rPr>
-          <w:color w:val="333333"/>
-        </w:rPr>
-        <w:t>thức</w:t>
-      </w:r>
-      <w:r>
-        <w:rPr>
-          <w:color w:val="333333"/>
-          <w:spacing w:val="-2"/>
-        </w:rPr>
-        <w:t xml:space="preserve"> </w:t>
-      </w:r>
-      <w:r>
-        <w:rPr>
-          <w:color w:val="333333"/>
-        </w:rPr>
-        <w:t>2:</w:t>
-      </w:r>
-      <w:r>
-        <w:rPr>
-          <w:color w:val="333333"/>
-          <w:spacing w:val="-1"/>
-        </w:rPr>
-        <w:t xml:space="preserve"> </w:t>
-      </w:r>
-      <w:r>
-        <w:rPr>
-          <w:color w:val="333333"/>
-        </w:rPr>
-        <w:t>Quá</w:t>
-      </w:r>
-      <w:r>
-        <w:rPr>
-          <w:color w:val="333333"/>
-          <w:spacing w:val="-2"/>
-        </w:rPr>
-        <w:t xml:space="preserve"> </w:t>
-      </w:r>
-      <w:r>
-        <w:rPr>
-          <w:color w:val="333333"/>
-        </w:rPr>
-        <w:t>tải</w:t>
-      </w:r>
-      <w:r>
-        <w:rPr>
-          <w:color w:val="333333"/>
-          <w:spacing w:val="-2"/>
-        </w:rPr>
-        <w:t xml:space="preserve"> </w:t>
-      </w:r>
-      <w:r>
-        <w:rPr>
-          <w:color w:val="333333"/>
-        </w:rPr>
-        <w:t>thông</w:t>
-      </w:r>
-      <w:r>
-        <w:rPr>
-          <w:color w:val="333333"/>
-          <w:spacing w:val="-1"/>
-        </w:rPr>
-        <w:t xml:space="preserve"> </w:t>
-      </w:r>
-      <w:r>
-        <w:rPr>
-          <w:color w:val="333333"/>
-        </w:rPr>
-        <w:t>báo</w:t>
-      </w:r>
-      <w:r>
-        <w:rPr>
-          <w:color w:val="333333"/>
-          <w:spacing w:val="-2"/>
-        </w:rPr>
-        <w:t xml:space="preserve"> </w:t>
-      </w:r>
-      <w:r>
-        <w:rPr>
-          <w:color w:val="333333"/>
-        </w:rPr>
-        <w:t>(Notification</w:t>
-      </w:r>
-      <w:r>
-        <w:rPr>
-          <w:color w:val="333333"/>
-          <w:spacing w:val="-3"/>
-        </w:rPr>
-        <w:t xml:space="preserve"> </w:t>
-      </w:r>
-      <w:r>
-        <w:rPr>
-          <w:color w:val="333333"/>
-        </w:rPr>
-        <w:t>Overload)</w:t>
-      </w:r>
-      <w:r>
-        <w:rPr>
-          <w:color w:val="333333"/>
-          <w:spacing w:val="-1"/>
-        </w:rPr>
-        <w:t xml:space="preserve"> </w:t>
-      </w:r>
-      <w:r>
-        <w:rPr>
-          <w:color w:val="333333"/>
-        </w:rPr>
-        <w:t>và</w:t>
-      </w:r>
-      <w:r>
-        <w:rPr>
-          <w:color w:val="333333"/>
-          <w:spacing w:val="-2"/>
-        </w:rPr>
-        <w:t xml:space="preserve"> </w:t>
-      </w:r>
-      <w:r>
-        <w:rPr>
-          <w:color w:val="333333"/>
-        </w:rPr>
-        <w:t>trôi</w:t>
-      </w:r>
-      <w:r>
-        <w:rPr>
-          <w:color w:val="333333"/>
-          <w:spacing w:val="-1"/>
-        </w:rPr>
-        <w:t xml:space="preserve"> </w:t>
-      </w:r>
-      <w:r>
-        <w:rPr>
-          <w:color w:val="333333"/>
-          <w:spacing w:val="-2"/>
-        </w:rPr>
-        <w:t>việc.</w:t>
-      </w:r>
-    </w:p>
-    <w:p>
-      <w:pPr>
-        <w:pStyle w:val="BodyText"/>
-        <w:spacing w:before="71" w:line="280" w:lineRule="auto"/>
-        <w:ind w:left="142" w:right="128"/>
-        <w:jc w:val="both"/>
-      </w:pPr>
-      <w:r>
-        <w:rPr>
-          <w:i/>
-          <w:color w:val="333333"/>
-        </w:rPr>
-        <w:t>Mô</w:t>
-      </w:r>
-      <w:r>
-        <w:rPr>
-          <w:i/>
-          <w:color w:val="333333"/>
-          <w:spacing w:val="-2"/>
-        </w:rPr>
-        <w:t xml:space="preserve"> </w:t>
-      </w:r>
-      <w:r>
-        <w:rPr>
-          <w:i/>
-          <w:color w:val="333333"/>
-        </w:rPr>
-        <w:t>t</w:t>
-      </w:r>
-      <w:r>
-        <w:rPr>
-          <w:rFonts w:ascii="Palatino Linotype" w:hAnsi="Palatino Linotype"/>
-          <w:i/>
-          <w:color w:val="333333"/>
-        </w:rPr>
-        <w:t>ả</w:t>
-      </w:r>
-      <w:r>
-        <w:rPr>
-          <w:i/>
-          <w:color w:val="333333"/>
-        </w:rPr>
-        <w:t>:</w:t>
-      </w:r>
-      <w:r>
-        <w:rPr>
-          <w:i/>
-          <w:color w:val="333333"/>
-          <w:spacing w:val="-2"/>
-        </w:rPr>
-        <w:t xml:space="preserve"> </w:t>
-      </w:r>
-      <w:r>
-        <w:rPr>
-          <w:color w:val="333333"/>
-        </w:rPr>
-        <w:t>Vi</w:t>
-      </w:r>
-      <w:r>
-        <w:rPr>
-          <w:rFonts w:ascii="Palatino Linotype" w:hAnsi="Palatino Linotype"/>
-          <w:color w:val="333333"/>
-        </w:rPr>
-        <w:t>ệ</w:t>
-      </w:r>
-      <w:r>
-        <w:rPr>
-          <w:color w:val="333333"/>
-        </w:rPr>
-        <w:t>c</w:t>
-      </w:r>
-      <w:r>
-        <w:rPr>
-          <w:color w:val="333333"/>
-          <w:spacing w:val="-2"/>
-        </w:rPr>
-        <w:t xml:space="preserve"> </w:t>
-      </w:r>
-      <w:r>
-        <w:rPr>
-          <w:color w:val="333333"/>
-        </w:rPr>
-        <w:t>s</w:t>
-      </w:r>
-      <w:r>
-        <w:rPr>
-          <w:rFonts w:ascii="Palatino Linotype" w:hAnsi="Palatino Linotype"/>
-          <w:color w:val="333333"/>
-        </w:rPr>
-        <w:t>ử</w:t>
-      </w:r>
-      <w:r>
-        <w:rPr>
-          <w:rFonts w:ascii="Palatino Linotype" w:hAnsi="Palatino Linotype"/>
-          <w:color w:val="333333"/>
-          <w:spacing w:val="-2"/>
-        </w:rPr>
-        <w:t xml:space="preserve"> </w:t>
-      </w:r>
-      <w:r>
-        <w:rPr>
-          <w:color w:val="333333"/>
-        </w:rPr>
-        <w:t>d</w:t>
-      </w:r>
-      <w:r>
-        <w:rPr>
-          <w:rFonts w:ascii="Palatino Linotype" w:hAnsi="Palatino Linotype"/>
-          <w:color w:val="333333"/>
-        </w:rPr>
-        <w:t>ụ</w:t>
-      </w:r>
-      <w:r>
-        <w:rPr>
-          <w:color w:val="333333"/>
-        </w:rPr>
-        <w:t>ng</w:t>
-      </w:r>
-      <w:r>
-        <w:rPr>
-          <w:color w:val="333333"/>
-          <w:spacing w:val="-2"/>
-        </w:rPr>
-        <w:t xml:space="preserve"> </w:t>
-      </w:r>
-      <w:r>
-        <w:rPr>
-          <w:color w:val="333333"/>
-        </w:rPr>
-        <w:t>cùng</w:t>
-      </w:r>
-      <w:r>
-        <w:rPr>
-          <w:color w:val="333333"/>
-          <w:spacing w:val="-2"/>
-        </w:rPr>
-        <w:t xml:space="preserve"> </w:t>
-      </w:r>
-      <w:r>
-        <w:rPr>
-          <w:color w:val="333333"/>
-        </w:rPr>
-        <w:t>lúc</w:t>
-      </w:r>
-      <w:r>
-        <w:rPr>
-          <w:color w:val="333333"/>
-          <w:spacing w:val="-2"/>
-        </w:rPr>
-        <w:t xml:space="preserve"> </w:t>
-      </w:r>
-      <w:r>
-        <w:rPr>
-          <w:color w:val="333333"/>
-        </w:rPr>
-        <w:t>Teams,</w:t>
-      </w:r>
-      <w:r>
-        <w:rPr>
-          <w:color w:val="333333"/>
-          <w:spacing w:val="-2"/>
-        </w:rPr>
-        <w:t xml:space="preserve"> </w:t>
-      </w:r>
-      <w:r>
-        <w:rPr>
-          <w:color w:val="333333"/>
-        </w:rPr>
-        <w:t>Zalo,</w:t>
-      </w:r>
-      <w:r>
-        <w:rPr>
-          <w:color w:val="333333"/>
-          <w:spacing w:val="-2"/>
-        </w:rPr>
-        <w:t xml:space="preserve"> </w:t>
-      </w:r>
-      <w:r>
-        <w:rPr>
-          <w:color w:val="333333"/>
-        </w:rPr>
-        <w:t>Trello,</w:t>
-      </w:r>
-      <w:r>
-        <w:rPr>
-          <w:color w:val="333333"/>
-          <w:spacing w:val="-2"/>
-        </w:rPr>
-        <w:t xml:space="preserve"> </w:t>
-      </w:r>
-      <w:r>
-        <w:rPr>
-          <w:color w:val="333333"/>
-        </w:rPr>
-        <w:t>Mail</w:t>
-      </w:r>
-      <w:r>
-        <w:rPr>
-          <w:color w:val="333333"/>
-          <w:spacing w:val="-2"/>
-        </w:rPr>
-        <w:t xml:space="preserve"> </w:t>
-      </w:r>
-      <w:r>
-        <w:rPr>
-          <w:color w:val="333333"/>
-        </w:rPr>
-        <w:t>khi</w:t>
-      </w:r>
-      <w:r>
-        <w:rPr>
-          <w:rFonts w:ascii="Palatino Linotype" w:hAnsi="Palatino Linotype"/>
-          <w:color w:val="333333"/>
-        </w:rPr>
-        <w:t>ế</w:t>
-      </w:r>
-      <w:r>
-        <w:rPr>
-          <w:color w:val="333333"/>
-        </w:rPr>
-        <w:t>n</w:t>
-      </w:r>
-      <w:r>
-        <w:rPr>
-          <w:color w:val="333333"/>
-          <w:spacing w:val="-2"/>
-        </w:rPr>
-        <w:t xml:space="preserve"> </w:t>
-      </w:r>
-      <w:r>
-        <w:rPr>
-          <w:color w:val="333333"/>
-        </w:rPr>
-        <w:t>đi</w:t>
-      </w:r>
-      <w:r>
-        <w:rPr>
-          <w:rFonts w:ascii="Palatino Linotype" w:hAnsi="Palatino Linotype"/>
-          <w:color w:val="333333"/>
-        </w:rPr>
-        <w:t>ệ</w:t>
-      </w:r>
-      <w:r>
-        <w:rPr>
-          <w:color w:val="333333"/>
-        </w:rPr>
-        <w:t>n</w:t>
-      </w:r>
-      <w:r>
-        <w:rPr>
-          <w:color w:val="333333"/>
-          <w:spacing w:val="-2"/>
-        </w:rPr>
-        <w:t xml:space="preserve"> </w:t>
-      </w:r>
-      <w:r>
-        <w:rPr>
-          <w:color w:val="333333"/>
-        </w:rPr>
-        <w:t>tho</w:t>
-      </w:r>
-      <w:r>
-        <w:rPr>
-          <w:rFonts w:ascii="Palatino Linotype" w:hAnsi="Palatino Linotype"/>
-          <w:color w:val="333333"/>
-        </w:rPr>
-        <w:t>ạ</w:t>
-      </w:r>
-      <w:r>
-        <w:rPr>
-          <w:color w:val="333333"/>
-        </w:rPr>
-        <w:t>i</w:t>
-      </w:r>
-      <w:r>
-        <w:rPr>
-          <w:color w:val="333333"/>
-          <w:spacing w:val="-2"/>
-        </w:rPr>
-        <w:t xml:space="preserve"> </w:t>
-      </w:r>
-      <w:r>
-        <w:rPr>
-          <w:color w:val="333333"/>
-        </w:rPr>
-        <w:t>và</w:t>
-      </w:r>
-      <w:r>
-        <w:rPr>
-          <w:color w:val="333333"/>
-          <w:spacing w:val="-2"/>
-        </w:rPr>
-        <w:t xml:space="preserve"> </w:t>
-      </w:r>
-      <w:r>
-        <w:rPr>
-          <w:color w:val="333333"/>
-        </w:rPr>
-        <w:t>máy</w:t>
-      </w:r>
-      <w:r>
-        <w:rPr>
-          <w:color w:val="333333"/>
-          <w:spacing w:val="-2"/>
-        </w:rPr>
-        <w:t xml:space="preserve"> </w:t>
-      </w:r>
-      <w:r>
-        <w:rPr>
-          <w:color w:val="333333"/>
-        </w:rPr>
-        <w:t>tính</w:t>
-      </w:r>
-      <w:r>
-        <w:rPr>
-          <w:color w:val="333333"/>
-          <w:spacing w:val="-2"/>
-        </w:rPr>
-        <w:t xml:space="preserve"> </w:t>
-      </w:r>
-      <w:r>
-        <w:rPr>
-          <w:color w:val="333333"/>
-        </w:rPr>
-        <w:t>liên</w:t>
-      </w:r>
-      <w:r>
-        <w:rPr>
-          <w:color w:val="333333"/>
-          <w:spacing w:val="-2"/>
-        </w:rPr>
-        <w:t xml:space="preserve"> </w:t>
-      </w:r>
-      <w:r>
-        <w:rPr>
-          <w:color w:val="333333"/>
-        </w:rPr>
-        <w:t>t</w:t>
-      </w:r>
-      <w:r>
-        <w:rPr>
-          <w:rFonts w:ascii="Palatino Linotype" w:hAnsi="Palatino Linotype"/>
-          <w:color w:val="333333"/>
-        </w:rPr>
-        <w:t>ụ</w:t>
-      </w:r>
-      <w:r>
-        <w:rPr>
-          <w:color w:val="333333"/>
-        </w:rPr>
-        <w:t>c báo tin nh</w:t>
-      </w:r>
-      <w:r>
-        <w:rPr>
-          <w:rFonts w:ascii="Palatino Linotype" w:hAnsi="Palatino Linotype"/>
-          <w:color w:val="333333"/>
-        </w:rPr>
-        <w:t>ắ</w:t>
-      </w:r>
-      <w:r>
-        <w:rPr>
-          <w:color w:val="333333"/>
-        </w:rPr>
-        <w:t>n, gây m</w:t>
-      </w:r>
-      <w:r>
-        <w:rPr>
-          <w:rFonts w:ascii="Palatino Linotype" w:hAnsi="Palatino Linotype"/>
-          <w:color w:val="333333"/>
-        </w:rPr>
-        <w:t>ấ</w:t>
-      </w:r>
-      <w:r>
-        <w:rPr>
-          <w:color w:val="333333"/>
-        </w:rPr>
-        <w:t>t t</w:t>
-      </w:r>
-      <w:r>
-        <w:rPr>
-          <w:rFonts w:ascii="Palatino Linotype" w:hAnsi="Palatino Linotype"/>
-          <w:color w:val="333333"/>
-        </w:rPr>
-        <w:t>ậ</w:t>
-      </w:r>
-      <w:r>
-        <w:rPr>
-          <w:color w:val="333333"/>
-        </w:rPr>
-        <w:t>p trung khi t</w:t>
-      </w:r>
-      <w:r>
-        <w:rPr>
-          <w:rFonts w:ascii="Palatino Linotype" w:hAnsi="Palatino Linotype"/>
-          <w:color w:val="333333"/>
-        </w:rPr>
-        <w:t xml:space="preserve">ự </w:t>
-      </w:r>
-      <w:r>
-        <w:rPr>
-          <w:color w:val="333333"/>
-        </w:rPr>
-        <w:t>h</w:t>
-      </w:r>
-      <w:r>
-        <w:rPr>
-          <w:rFonts w:ascii="Palatino Linotype" w:hAnsi="Palatino Linotype"/>
-          <w:color w:val="333333"/>
-        </w:rPr>
-        <w:t>ọ</w:t>
-      </w:r>
-      <w:r>
-        <w:rPr>
-          <w:color w:val="333333"/>
-        </w:rPr>
-        <w:t>c, nh</w:t>
-      </w:r>
-      <w:r>
-        <w:rPr>
-          <w:rFonts w:ascii="Palatino Linotype" w:hAnsi="Palatino Linotype"/>
-          <w:color w:val="333333"/>
-        </w:rPr>
-        <w:t>ư</w:t>
-      </w:r>
-      <w:r>
-        <w:rPr>
-          <w:color w:val="333333"/>
-        </w:rPr>
-        <w:t>ng t</w:t>
-      </w:r>
-      <w:r>
-        <w:rPr>
-          <w:rFonts w:ascii="Palatino Linotype" w:hAnsi="Palatino Linotype"/>
-          <w:color w:val="333333"/>
-        </w:rPr>
-        <w:t>ắ</w:t>
-      </w:r>
-      <w:r>
-        <w:rPr>
-          <w:color w:val="333333"/>
-        </w:rPr>
-        <w:t>t đi thì s</w:t>
-      </w:r>
-      <w:r>
-        <w:rPr>
-          <w:rFonts w:ascii="Palatino Linotype" w:hAnsi="Palatino Linotype"/>
-          <w:color w:val="333333"/>
-        </w:rPr>
-        <w:t xml:space="preserve">ợ </w:t>
-      </w:r>
-      <w:r>
-        <w:rPr>
-          <w:color w:val="333333"/>
-        </w:rPr>
-        <w:t>l</w:t>
-      </w:r>
-      <w:r>
-        <w:rPr>
-          <w:rFonts w:ascii="Palatino Linotype" w:hAnsi="Palatino Linotype"/>
-          <w:color w:val="333333"/>
-        </w:rPr>
-        <w:t xml:space="preserve">ỡ </w:t>
-      </w:r>
-      <w:r>
-        <w:rPr>
-          <w:color w:val="333333"/>
-        </w:rPr>
-        <w:t>tin nh</w:t>
-      </w:r>
-      <w:r>
-        <w:rPr>
-          <w:rFonts w:ascii="Palatino Linotype" w:hAnsi="Palatino Linotype"/>
-          <w:color w:val="333333"/>
-        </w:rPr>
-        <w:t>ắ</w:t>
-      </w:r>
-      <w:r>
-        <w:rPr>
-          <w:color w:val="333333"/>
-        </w:rPr>
-        <w:t>n quan tr</w:t>
-      </w:r>
-      <w:r>
-        <w:rPr>
-          <w:rFonts w:ascii="Palatino Linotype" w:hAnsi="Palatino Linotype"/>
-          <w:color w:val="333333"/>
-        </w:rPr>
-        <w:t>ọ</w:t>
-      </w:r>
-      <w:r>
-        <w:rPr>
-          <w:color w:val="333333"/>
-        </w:rPr>
-        <w:t>ng c</w:t>
-      </w:r>
-      <w:r>
-        <w:rPr>
-          <w:rFonts w:ascii="Palatino Linotype" w:hAnsi="Palatino Linotype"/>
-          <w:color w:val="333333"/>
-        </w:rPr>
-        <w:t>ủ</w:t>
-      </w:r>
-      <w:r>
-        <w:rPr>
-          <w:color w:val="333333"/>
-        </w:rPr>
-        <w:t xml:space="preserve">a </w:t>
-      </w:r>
-      <w:r>
-        <w:rPr>
-          <w:color w:val="333333"/>
-          <w:spacing w:val="-2"/>
-        </w:rPr>
-        <w:t>nhóm.</w:t>
-      </w:r>
-    </w:p>
-    <w:p>
-      <w:pPr>
-        <w:pStyle w:val="BodyText"/>
-        <w:spacing w:before="26" w:line="280" w:lineRule="auto"/>
-        <w:ind w:left="142" w:right="131"/>
-        <w:jc w:val="both"/>
-      </w:pPr>
-      <w:r>
-        <w:rPr>
-          <w:i/>
-          <w:color w:val="333333"/>
-        </w:rPr>
-        <w:t>Gi</w:t>
-      </w:r>
-      <w:r>
-        <w:rPr>
-          <w:rFonts w:ascii="Palatino Linotype" w:hAnsi="Palatino Linotype"/>
-          <w:i/>
-          <w:color w:val="333333"/>
-        </w:rPr>
-        <w:t>ả</w:t>
-      </w:r>
-      <w:r>
-        <w:rPr>
-          <w:i/>
-          <w:color w:val="333333"/>
-        </w:rPr>
-        <w:t xml:space="preserve">i pháp cá nhân: </w:t>
-      </w:r>
-      <w:r>
-        <w:rPr>
-          <w:color w:val="333333"/>
-        </w:rPr>
-        <w:t>Tôi đã thi</w:t>
-      </w:r>
-      <w:r>
-        <w:rPr>
-          <w:rFonts w:ascii="Palatino Linotype" w:hAnsi="Palatino Linotype"/>
-          <w:color w:val="333333"/>
-        </w:rPr>
-        <w:t>ế</w:t>
-      </w:r>
-      <w:r>
-        <w:rPr>
-          <w:color w:val="333333"/>
-        </w:rPr>
-        <w:t>t l</w:t>
-      </w:r>
-      <w:r>
-        <w:rPr>
-          <w:rFonts w:ascii="Palatino Linotype" w:hAnsi="Palatino Linotype"/>
-          <w:color w:val="333333"/>
-        </w:rPr>
-        <w:t>ậ</w:t>
-      </w:r>
-      <w:r>
-        <w:rPr>
-          <w:color w:val="333333"/>
-        </w:rPr>
-        <w:t>p quy t</w:t>
-      </w:r>
-      <w:r>
-        <w:rPr>
-          <w:rFonts w:ascii="Palatino Linotype" w:hAnsi="Palatino Linotype"/>
-          <w:color w:val="333333"/>
-        </w:rPr>
-        <w:t>ắ</w:t>
-      </w:r>
-      <w:r>
-        <w:rPr>
-          <w:color w:val="333333"/>
-        </w:rPr>
-        <w:t>c trên Teams/Zalo: t</w:t>
-      </w:r>
-      <w:r>
-        <w:rPr>
-          <w:rFonts w:ascii="Palatino Linotype" w:hAnsi="Palatino Linotype"/>
-          <w:color w:val="333333"/>
-        </w:rPr>
-        <w:t>ắ</w:t>
-      </w:r>
-      <w:r>
-        <w:rPr>
-          <w:color w:val="333333"/>
-        </w:rPr>
-        <w:t>t thông báo chung c</w:t>
-      </w:r>
-      <w:r>
-        <w:rPr>
-          <w:rFonts w:ascii="Palatino Linotype" w:hAnsi="Palatino Linotype"/>
-          <w:color w:val="333333"/>
-        </w:rPr>
-        <w:t>ủ</w:t>
-      </w:r>
-      <w:r>
-        <w:rPr>
-          <w:color w:val="333333"/>
-        </w:rPr>
-        <w:t>a nhóm (Mute channel), ch</w:t>
-      </w:r>
-      <w:r>
-        <w:rPr>
-          <w:rFonts w:ascii="Palatino Linotype" w:hAnsi="Palatino Linotype"/>
-          <w:color w:val="333333"/>
-        </w:rPr>
-        <w:t xml:space="preserve">ỉ </w:t>
-      </w:r>
-      <w:r>
-        <w:rPr>
-          <w:color w:val="333333"/>
-        </w:rPr>
-        <w:t>b</w:t>
-      </w:r>
-      <w:r>
-        <w:rPr>
-          <w:rFonts w:ascii="Palatino Linotype" w:hAnsi="Palatino Linotype"/>
-          <w:color w:val="333333"/>
-        </w:rPr>
-        <w:t>ậ</w:t>
-      </w:r>
-      <w:r>
-        <w:rPr>
-          <w:color w:val="333333"/>
-        </w:rPr>
-        <w:t>t thông báo khi có ng</w:t>
-      </w:r>
-      <w:r>
-        <w:rPr>
-          <w:rFonts w:ascii="Palatino Linotype" w:hAnsi="Palatino Linotype"/>
-          <w:color w:val="333333"/>
-        </w:rPr>
-        <w:t>ườ</w:t>
-      </w:r>
-      <w:r>
-        <w:rPr>
-          <w:color w:val="333333"/>
-        </w:rPr>
-        <w:t>i Tag th</w:t>
-      </w:r>
-      <w:r>
-        <w:rPr>
-          <w:rFonts w:ascii="Palatino Linotype" w:hAnsi="Palatino Linotype"/>
-          <w:color w:val="333333"/>
-        </w:rPr>
-        <w:t>ẳ</w:t>
-      </w:r>
-      <w:r>
-        <w:rPr>
-          <w:color w:val="333333"/>
-        </w:rPr>
-        <w:t>ng tên (@mention) ho</w:t>
-      </w:r>
-      <w:r>
-        <w:rPr>
-          <w:rFonts w:ascii="Palatino Linotype" w:hAnsi="Palatino Linotype"/>
-          <w:color w:val="333333"/>
-        </w:rPr>
-        <w:t>ặ</w:t>
-      </w:r>
-      <w:r>
-        <w:rPr>
-          <w:color w:val="333333"/>
-        </w:rPr>
-        <w:t>c g</w:t>
-      </w:r>
-      <w:r>
-        <w:rPr>
-          <w:rFonts w:ascii="Palatino Linotype" w:hAnsi="Palatino Linotype"/>
-          <w:color w:val="333333"/>
-        </w:rPr>
-        <w:t>ử</w:t>
-      </w:r>
-      <w:r>
-        <w:rPr>
-          <w:color w:val="333333"/>
-        </w:rPr>
-        <w:t>i tin nh</w:t>
-      </w:r>
-      <w:r>
-        <w:rPr>
-          <w:rFonts w:ascii="Palatino Linotype" w:hAnsi="Palatino Linotype"/>
-          <w:color w:val="333333"/>
-        </w:rPr>
-        <w:t>ắ</w:t>
-      </w:r>
-      <w:r>
-        <w:rPr>
-          <w:color w:val="333333"/>
-        </w:rPr>
-        <w:t>n kh</w:t>
-      </w:r>
-      <w:r>
-        <w:rPr>
-          <w:rFonts w:ascii="Palatino Linotype" w:hAnsi="Palatino Linotype"/>
-          <w:color w:val="333333"/>
-        </w:rPr>
-        <w:t>ẩ</w:t>
-      </w:r>
-      <w:r>
-        <w:rPr>
-          <w:color w:val="333333"/>
-        </w:rPr>
-        <w:t>n c</w:t>
-      </w:r>
-      <w:r>
-        <w:rPr>
-          <w:rFonts w:ascii="Palatino Linotype" w:hAnsi="Palatino Linotype"/>
-          <w:color w:val="333333"/>
-        </w:rPr>
-        <w:t>ấ</w:t>
-      </w:r>
-      <w:r>
-        <w:rPr>
-          <w:color w:val="333333"/>
-        </w:rPr>
-        <w:t>p (Urgent). V</w:t>
-      </w:r>
-      <w:r>
-        <w:rPr>
-          <w:rFonts w:ascii="Palatino Linotype" w:hAnsi="Palatino Linotype"/>
-          <w:color w:val="333333"/>
-        </w:rPr>
-        <w:t>ớ</w:t>
-      </w:r>
-      <w:r>
-        <w:rPr>
-          <w:color w:val="333333"/>
-        </w:rPr>
-        <w:t>i Trello, tôi ch</w:t>
-      </w:r>
-      <w:r>
-        <w:rPr>
-          <w:rFonts w:ascii="Palatino Linotype" w:hAnsi="Palatino Linotype"/>
-          <w:color w:val="333333"/>
-        </w:rPr>
-        <w:t xml:space="preserve">ỉ </w:t>
-      </w:r>
-      <w:r>
-        <w:rPr>
-          <w:color w:val="333333"/>
-        </w:rPr>
-        <w:t>b</w:t>
-      </w:r>
-      <w:r>
-        <w:rPr>
-          <w:rFonts w:ascii="Palatino Linotype" w:hAnsi="Palatino Linotype"/>
-          <w:color w:val="333333"/>
-        </w:rPr>
-        <w:t>ậ</w:t>
-      </w:r>
-      <w:r>
-        <w:rPr>
-          <w:color w:val="333333"/>
-        </w:rPr>
-        <w:t>t theo dõi (Watch) nh</w:t>
-      </w:r>
-      <w:r>
-        <w:rPr>
-          <w:rFonts w:ascii="Palatino Linotype" w:hAnsi="Palatino Linotype"/>
-          <w:color w:val="333333"/>
-        </w:rPr>
-        <w:t>ữ</w:t>
-      </w:r>
-      <w:r>
-        <w:rPr>
-          <w:color w:val="333333"/>
-        </w:rPr>
-        <w:t>ng th</w:t>
-      </w:r>
-      <w:r>
-        <w:rPr>
-          <w:rFonts w:ascii="Palatino Linotype" w:hAnsi="Palatino Linotype"/>
-          <w:color w:val="333333"/>
-        </w:rPr>
-        <w:t xml:space="preserve">ẻ </w:t>
-      </w:r>
-      <w:r>
-        <w:rPr>
-          <w:color w:val="333333"/>
-        </w:rPr>
-        <w:t>(cards) do mình ph</w:t>
-      </w:r>
-      <w:r>
-        <w:rPr>
-          <w:rFonts w:ascii="Palatino Linotype" w:hAnsi="Palatino Linotype"/>
-          <w:color w:val="333333"/>
-        </w:rPr>
-        <w:t xml:space="preserve">ụ </w:t>
-      </w:r>
-      <w:r>
-        <w:rPr>
-          <w:color w:val="333333"/>
-          <w:spacing w:val="-2"/>
-        </w:rPr>
-        <w:t>trách.</w:t>
-      </w:r>
-    </w:p>
-    <w:p>
-      <w:pPr>
-        <w:pStyle w:val="BodyText"/>
-        <w:spacing w:before="9"/>
-      </w:pPr>
-    </w:p>
-    <w:p>
-      <w:pPr>
-        <w:pStyle w:val="Heading3"/>
-        <w:spacing w:line="312" w:lineRule="auto"/>
-        <w:jc w:val="left"/>
-      </w:pPr>
-      <w:r>
-        <w:rPr>
-          <w:color w:val="333333"/>
-        </w:rPr>
-        <w:t>Thách</w:t>
-      </w:r>
-      <w:r>
-        <w:rPr>
-          <w:color w:val="333333"/>
-          <w:spacing w:val="80"/>
-        </w:rPr>
-        <w:t xml:space="preserve"> </w:t>
-      </w:r>
-      <w:r>
-        <w:rPr>
-          <w:color w:val="333333"/>
-        </w:rPr>
-        <w:t>thức</w:t>
-      </w:r>
-      <w:r>
-        <w:rPr>
-          <w:color w:val="333333"/>
-          <w:spacing w:val="80"/>
-        </w:rPr>
-        <w:t xml:space="preserve"> </w:t>
-      </w:r>
-      <w:r>
-        <w:rPr>
-          <w:color w:val="333333"/>
-        </w:rPr>
-        <w:t>3:</w:t>
-      </w:r>
-      <w:r>
-        <w:rPr>
-          <w:color w:val="333333"/>
-          <w:spacing w:val="80"/>
-        </w:rPr>
-        <w:t xml:space="preserve"> </w:t>
-      </w:r>
-      <w:r>
-        <w:rPr>
-          <w:color w:val="333333"/>
-        </w:rPr>
-        <w:t>Khó</w:t>
-      </w:r>
-      <w:r>
-        <w:rPr>
-          <w:color w:val="333333"/>
-          <w:spacing w:val="80"/>
-        </w:rPr>
-        <w:t xml:space="preserve"> </w:t>
-      </w:r>
-      <w:r>
-        <w:rPr>
-          <w:color w:val="333333"/>
-        </w:rPr>
-        <w:t>khăn</w:t>
-      </w:r>
-      <w:r>
-        <w:rPr>
-          <w:color w:val="333333"/>
-          <w:spacing w:val="80"/>
-        </w:rPr>
-        <w:t xml:space="preserve"> </w:t>
-      </w:r>
-      <w:r>
-        <w:rPr>
-          <w:color w:val="333333"/>
-        </w:rPr>
-        <w:t>trong</w:t>
-      </w:r>
-      <w:r>
-        <w:rPr>
-          <w:color w:val="333333"/>
-          <w:spacing w:val="80"/>
-        </w:rPr>
-        <w:t xml:space="preserve"> </w:t>
-      </w:r>
-      <w:r>
-        <w:rPr>
-          <w:color w:val="333333"/>
-        </w:rPr>
-        <w:t>việc</w:t>
-      </w:r>
-      <w:r>
-        <w:rPr>
-          <w:color w:val="333333"/>
-          <w:spacing w:val="80"/>
-        </w:rPr>
-        <w:t xml:space="preserve"> </w:t>
-      </w:r>
-      <w:r>
-        <w:rPr>
-          <w:color w:val="333333"/>
-        </w:rPr>
-        <w:t>theo</w:t>
-      </w:r>
-      <w:r>
-        <w:rPr>
-          <w:color w:val="333333"/>
-          <w:spacing w:val="80"/>
-        </w:rPr>
-        <w:t xml:space="preserve"> </w:t>
-      </w:r>
-      <w:r>
-        <w:rPr>
-          <w:color w:val="333333"/>
-        </w:rPr>
-        <w:t>dõi</w:t>
-      </w:r>
-      <w:r>
-        <w:rPr>
-          <w:color w:val="333333"/>
-          <w:spacing w:val="80"/>
-        </w:rPr>
-        <w:t xml:space="preserve"> </w:t>
-      </w:r>
-      <w:r>
-        <w:rPr>
-          <w:color w:val="333333"/>
-        </w:rPr>
-        <w:t>luồng</w:t>
-      </w:r>
-      <w:r>
-        <w:rPr>
-          <w:color w:val="333333"/>
-          <w:spacing w:val="80"/>
-        </w:rPr>
-        <w:t xml:space="preserve"> </w:t>
-      </w:r>
-      <w:r>
-        <w:rPr>
-          <w:color w:val="333333"/>
-        </w:rPr>
-        <w:t>phụ</w:t>
-      </w:r>
-      <w:r>
-        <w:rPr>
-          <w:color w:val="333333"/>
-          <w:spacing w:val="80"/>
-        </w:rPr>
-        <w:t xml:space="preserve"> </w:t>
-      </w:r>
-      <w:r>
-        <w:rPr>
-          <w:color w:val="333333"/>
-        </w:rPr>
-        <w:t>thuộc</w:t>
-      </w:r>
-      <w:r>
-        <w:rPr>
-          <w:color w:val="333333"/>
-          <w:spacing w:val="80"/>
-        </w:rPr>
-        <w:t xml:space="preserve"> </w:t>
-      </w:r>
-      <w:r>
-        <w:rPr>
-          <w:color w:val="333333"/>
-        </w:rPr>
-        <w:t>công</w:t>
-      </w:r>
-      <w:r>
-        <w:rPr>
-          <w:color w:val="333333"/>
-          <w:spacing w:val="80"/>
-        </w:rPr>
-        <w:t xml:space="preserve"> </w:t>
-      </w:r>
-      <w:r>
-        <w:rPr>
-          <w:color w:val="333333"/>
-        </w:rPr>
-        <w:t>việc</w:t>
-      </w:r>
-      <w:r>
-        <w:rPr>
-          <w:color w:val="333333"/>
-          <w:spacing w:val="80"/>
-        </w:rPr>
-        <w:t xml:space="preserve"> </w:t>
-      </w:r>
-      <w:r>
-        <w:rPr>
-          <w:color w:val="333333"/>
-        </w:rPr>
-        <w:t xml:space="preserve">(Task </w:t>
-      </w:r>
-      <w:r>
-        <w:rPr>
-          <w:color w:val="333333"/>
-          <w:spacing w:val="-2"/>
-        </w:rPr>
-        <w:t>Dependencies).</w:t>
-      </w:r>
-    </w:p>
-    <w:p>
-      <w:pPr>
-        <w:pStyle w:val="BodyText"/>
-        <w:spacing w:line="276" w:lineRule="auto"/>
-        <w:ind w:left="142"/>
-      </w:pPr>
-      <w:r>
-        <w:rPr>
-          <w:i/>
-          <w:color w:val="333333"/>
-        </w:rPr>
-        <w:t>Mô</w:t>
-      </w:r>
-      <w:r>
-        <w:rPr>
-          <w:i/>
-          <w:color w:val="333333"/>
-          <w:spacing w:val="-10"/>
-        </w:rPr>
-        <w:t xml:space="preserve"> </w:t>
-      </w:r>
-      <w:r>
-        <w:rPr>
-          <w:i/>
-          <w:color w:val="333333"/>
-        </w:rPr>
-        <w:t>t</w:t>
-      </w:r>
-      <w:r>
-        <w:rPr>
-          <w:rFonts w:ascii="Palatino Linotype" w:hAnsi="Palatino Linotype"/>
-          <w:i/>
-          <w:color w:val="333333"/>
-        </w:rPr>
-        <w:t>ả</w:t>
-      </w:r>
-      <w:r>
-        <w:rPr>
-          <w:i/>
-          <w:color w:val="333333"/>
-        </w:rPr>
-        <w:t>:</w:t>
-      </w:r>
-      <w:r>
-        <w:rPr>
-          <w:i/>
-          <w:color w:val="333333"/>
-          <w:spacing w:val="-10"/>
-        </w:rPr>
-        <w:t xml:space="preserve"> </w:t>
-      </w:r>
-      <w:r>
-        <w:rPr>
-          <w:color w:val="333333"/>
-        </w:rPr>
-        <w:t>Trên</w:t>
-      </w:r>
-      <w:r>
-        <w:rPr>
-          <w:color w:val="333333"/>
-          <w:spacing w:val="-10"/>
-        </w:rPr>
-        <w:t xml:space="preserve"> </w:t>
-      </w:r>
-      <w:r>
-        <w:rPr>
-          <w:color w:val="333333"/>
-        </w:rPr>
-        <w:t>Trello</w:t>
-      </w:r>
-      <w:r>
-        <w:rPr>
-          <w:color w:val="333333"/>
-          <w:spacing w:val="-10"/>
-        </w:rPr>
-        <w:t xml:space="preserve"> </w:t>
-      </w:r>
-      <w:r>
-        <w:rPr>
-          <w:color w:val="333333"/>
-        </w:rPr>
-        <w:t>c</w:t>
-      </w:r>
-      <w:r>
-        <w:rPr>
-          <w:rFonts w:ascii="Palatino Linotype" w:hAnsi="Palatino Linotype"/>
-          <w:color w:val="333333"/>
-        </w:rPr>
-        <w:t>ơ</w:t>
-      </w:r>
-      <w:r>
-        <w:rPr>
-          <w:rFonts w:ascii="Palatino Linotype" w:hAnsi="Palatino Linotype"/>
-          <w:color w:val="333333"/>
-          <w:spacing w:val="-10"/>
-        </w:rPr>
-        <w:t xml:space="preserve"> </w:t>
-      </w:r>
-      <w:r>
-        <w:rPr>
-          <w:color w:val="333333"/>
-        </w:rPr>
-        <w:t>b</w:t>
-      </w:r>
-      <w:r>
-        <w:rPr>
-          <w:rFonts w:ascii="Palatino Linotype" w:hAnsi="Palatino Linotype"/>
-          <w:color w:val="333333"/>
-        </w:rPr>
-        <w:t>ả</w:t>
-      </w:r>
-      <w:r>
-        <w:rPr>
-          <w:color w:val="333333"/>
-        </w:rPr>
-        <w:t>n,</w:t>
-      </w:r>
-      <w:r>
-        <w:rPr>
-          <w:color w:val="333333"/>
-          <w:spacing w:val="-10"/>
-        </w:rPr>
-        <w:t xml:space="preserve"> </w:t>
-      </w:r>
-      <w:r>
-        <w:rPr>
-          <w:color w:val="333333"/>
-        </w:rPr>
-        <w:t>khó</w:t>
-      </w:r>
-      <w:r>
-        <w:rPr>
-          <w:color w:val="333333"/>
-          <w:spacing w:val="-10"/>
-        </w:rPr>
-        <w:t xml:space="preserve"> </w:t>
-      </w:r>
-      <w:r>
-        <w:rPr>
-          <w:color w:val="333333"/>
-        </w:rPr>
-        <w:t>đ</w:t>
-      </w:r>
-      <w:r>
-        <w:rPr>
-          <w:rFonts w:ascii="Palatino Linotype" w:hAnsi="Palatino Linotype"/>
-          <w:color w:val="333333"/>
-        </w:rPr>
-        <w:t>ể</w:t>
-      </w:r>
-      <w:r>
-        <w:rPr>
-          <w:rFonts w:ascii="Palatino Linotype" w:hAnsi="Palatino Linotype"/>
-          <w:color w:val="333333"/>
-          <w:spacing w:val="-10"/>
-        </w:rPr>
-        <w:t xml:space="preserve"> </w:t>
-      </w:r>
-      <w:r>
-        <w:rPr>
-          <w:color w:val="333333"/>
-        </w:rPr>
-        <w:t>bi</w:t>
-      </w:r>
-      <w:r>
-        <w:rPr>
-          <w:rFonts w:ascii="Palatino Linotype" w:hAnsi="Palatino Linotype"/>
-          <w:color w:val="333333"/>
-        </w:rPr>
-        <w:t>ế</w:t>
-      </w:r>
-      <w:r>
-        <w:rPr>
-          <w:color w:val="333333"/>
-        </w:rPr>
-        <w:t>t</w:t>
-      </w:r>
-      <w:r>
-        <w:rPr>
-          <w:color w:val="333333"/>
-          <w:spacing w:val="-10"/>
-        </w:rPr>
-        <w:t xml:space="preserve"> </w:t>
-      </w:r>
-      <w:r>
-        <w:rPr>
-          <w:color w:val="333333"/>
-        </w:rPr>
-        <w:t>đ</w:t>
-      </w:r>
-      <w:r>
-        <w:rPr>
-          <w:rFonts w:ascii="Palatino Linotype" w:hAnsi="Palatino Linotype"/>
-          <w:color w:val="333333"/>
-        </w:rPr>
-        <w:t>ượ</w:t>
-      </w:r>
-      <w:r>
-        <w:rPr>
-          <w:color w:val="333333"/>
-        </w:rPr>
-        <w:t>c</w:t>
-      </w:r>
-      <w:r>
-        <w:rPr>
-          <w:color w:val="333333"/>
-          <w:spacing w:val="-10"/>
-        </w:rPr>
-        <w:t xml:space="preserve"> </w:t>
-      </w:r>
-      <w:r>
-        <w:rPr>
-          <w:color w:val="333333"/>
-        </w:rPr>
-        <w:t>"Task</w:t>
-      </w:r>
-      <w:r>
-        <w:rPr>
-          <w:color w:val="333333"/>
-          <w:spacing w:val="-10"/>
-        </w:rPr>
-        <w:t xml:space="preserve"> </w:t>
-      </w:r>
-      <w:r>
-        <w:rPr>
-          <w:color w:val="333333"/>
-        </w:rPr>
-        <w:t>B</w:t>
-      </w:r>
-      <w:r>
-        <w:rPr>
-          <w:color w:val="333333"/>
-          <w:spacing w:val="-10"/>
-        </w:rPr>
-        <w:t xml:space="preserve"> </w:t>
-      </w:r>
-      <w:r>
-        <w:rPr>
-          <w:color w:val="333333"/>
-        </w:rPr>
-        <w:t>ph</w:t>
-      </w:r>
-      <w:r>
-        <w:rPr>
-          <w:rFonts w:ascii="Palatino Linotype" w:hAnsi="Palatino Linotype"/>
-          <w:color w:val="333333"/>
-        </w:rPr>
-        <w:t>ả</w:t>
-      </w:r>
-      <w:r>
-        <w:rPr>
-          <w:color w:val="333333"/>
-        </w:rPr>
-        <w:t>i</w:t>
-      </w:r>
-      <w:r>
-        <w:rPr>
-          <w:color w:val="333333"/>
-          <w:spacing w:val="-10"/>
-        </w:rPr>
-        <w:t xml:space="preserve"> </w:t>
-      </w:r>
-      <w:r>
-        <w:rPr>
-          <w:color w:val="333333"/>
-        </w:rPr>
-        <w:t>ch</w:t>
-      </w:r>
-      <w:r>
-        <w:rPr>
-          <w:rFonts w:ascii="Palatino Linotype" w:hAnsi="Palatino Linotype"/>
-          <w:color w:val="333333"/>
-        </w:rPr>
-        <w:t>ờ</w:t>
-      </w:r>
-      <w:r>
-        <w:rPr>
-          <w:rFonts w:ascii="Palatino Linotype" w:hAnsi="Palatino Linotype"/>
-          <w:color w:val="333333"/>
-          <w:spacing w:val="-10"/>
-        </w:rPr>
-        <w:t xml:space="preserve"> </w:t>
-      </w:r>
-      <w:r>
-        <w:rPr>
-          <w:color w:val="333333"/>
-        </w:rPr>
-        <w:t>Task</w:t>
-      </w:r>
-      <w:r>
-        <w:rPr>
-          <w:color w:val="333333"/>
-          <w:spacing w:val="-10"/>
-        </w:rPr>
-        <w:t xml:space="preserve"> </w:t>
-      </w:r>
-      <w:r>
-        <w:rPr>
-          <w:color w:val="333333"/>
-        </w:rPr>
-        <w:t>A</w:t>
-      </w:r>
-      <w:r>
-        <w:rPr>
-          <w:color w:val="333333"/>
-          <w:spacing w:val="-10"/>
-        </w:rPr>
-        <w:t xml:space="preserve"> </w:t>
-      </w:r>
-      <w:r>
-        <w:rPr>
-          <w:color w:val="333333"/>
-        </w:rPr>
-        <w:t>xong</w:t>
-      </w:r>
-      <w:r>
-        <w:rPr>
-          <w:color w:val="333333"/>
-          <w:spacing w:val="-10"/>
-        </w:rPr>
-        <w:t xml:space="preserve"> </w:t>
-      </w:r>
-      <w:r>
-        <w:rPr>
-          <w:color w:val="333333"/>
-        </w:rPr>
-        <w:t>m</w:t>
-      </w:r>
-      <w:r>
-        <w:rPr>
-          <w:rFonts w:ascii="Palatino Linotype" w:hAnsi="Palatino Linotype"/>
-          <w:color w:val="333333"/>
-        </w:rPr>
-        <w:t>ớ</w:t>
-      </w:r>
-      <w:r>
-        <w:rPr>
-          <w:color w:val="333333"/>
-        </w:rPr>
-        <w:t>i</w:t>
-      </w:r>
-      <w:r>
-        <w:rPr>
-          <w:color w:val="333333"/>
-          <w:spacing w:val="-10"/>
-        </w:rPr>
-        <w:t xml:space="preserve"> </w:t>
-      </w:r>
-      <w:r>
-        <w:rPr>
-          <w:color w:val="333333"/>
-        </w:rPr>
-        <w:t>làm</w:t>
-      </w:r>
-      <w:r>
-        <w:rPr>
-          <w:color w:val="333333"/>
-          <w:spacing w:val="-10"/>
-        </w:rPr>
-        <w:t xml:space="preserve"> </w:t>
-      </w:r>
-      <w:r>
-        <w:rPr>
-          <w:color w:val="333333"/>
-        </w:rPr>
-        <w:t>đ</w:t>
-      </w:r>
-      <w:r>
-        <w:rPr>
-          <w:rFonts w:ascii="Palatino Linotype" w:hAnsi="Palatino Linotype"/>
-          <w:color w:val="333333"/>
-        </w:rPr>
-        <w:t>ượ</w:t>
-      </w:r>
-      <w:r>
-        <w:rPr>
-          <w:color w:val="333333"/>
-        </w:rPr>
-        <w:t>c".</w:t>
-      </w:r>
-      <w:r>
-        <w:rPr>
-          <w:color w:val="333333"/>
-          <w:spacing w:val="-10"/>
-        </w:rPr>
-        <w:t xml:space="preserve"> </w:t>
-      </w:r>
-      <w:r>
-        <w:rPr>
-          <w:color w:val="333333"/>
-        </w:rPr>
-        <w:t>Ví d</w:t>
-      </w:r>
-      <w:r>
-        <w:rPr>
-          <w:rFonts w:ascii="Palatino Linotype" w:hAnsi="Palatino Linotype"/>
-          <w:color w:val="333333"/>
-        </w:rPr>
-        <w:t>ụ</w:t>
-      </w:r>
-      <w:r>
-        <w:rPr>
-          <w:color w:val="333333"/>
-        </w:rPr>
-        <w:t>:</w:t>
-      </w:r>
-      <w:r>
-        <w:rPr>
-          <w:color w:val="333333"/>
-          <w:spacing w:val="-6"/>
-        </w:rPr>
-        <w:t xml:space="preserve"> </w:t>
-      </w:r>
-      <w:r>
-        <w:rPr>
-          <w:color w:val="333333"/>
-        </w:rPr>
-        <w:t>Tôi</w:t>
-      </w:r>
-      <w:r>
-        <w:rPr>
-          <w:color w:val="333333"/>
-          <w:spacing w:val="-1"/>
-        </w:rPr>
-        <w:t xml:space="preserve"> </w:t>
-      </w:r>
-      <w:r>
-        <w:rPr>
-          <w:color w:val="333333"/>
-        </w:rPr>
-        <w:t>ph</w:t>
-      </w:r>
-      <w:r>
-        <w:rPr>
-          <w:rFonts w:ascii="Palatino Linotype" w:hAnsi="Palatino Linotype"/>
-          <w:color w:val="333333"/>
-        </w:rPr>
-        <w:t>ả</w:t>
-      </w:r>
-      <w:r>
-        <w:rPr>
-          <w:color w:val="333333"/>
-        </w:rPr>
-        <w:t>i</w:t>
-      </w:r>
-      <w:r>
-        <w:rPr>
-          <w:color w:val="333333"/>
-          <w:spacing w:val="-1"/>
-        </w:rPr>
-        <w:t xml:space="preserve"> </w:t>
-      </w:r>
-      <w:r>
-        <w:rPr>
-          <w:color w:val="333333"/>
-        </w:rPr>
-        <w:t>ch</w:t>
-      </w:r>
-      <w:r>
-        <w:rPr>
-          <w:rFonts w:ascii="Palatino Linotype" w:hAnsi="Palatino Linotype"/>
-          <w:color w:val="333333"/>
-        </w:rPr>
-        <w:t>ờ</w:t>
-      </w:r>
-      <w:r>
-        <w:rPr>
-          <w:rFonts w:ascii="Palatino Linotype" w:hAnsi="Palatino Linotype"/>
-          <w:color w:val="333333"/>
-          <w:spacing w:val="-1"/>
-        </w:rPr>
-        <w:t xml:space="preserve"> </w:t>
-      </w:r>
-      <w:r>
-        <w:rPr>
-          <w:color w:val="333333"/>
-        </w:rPr>
-        <w:t>b</w:t>
-      </w:r>
-      <w:r>
-        <w:rPr>
-          <w:rFonts w:ascii="Palatino Linotype" w:hAnsi="Palatino Linotype"/>
-          <w:color w:val="333333"/>
-        </w:rPr>
-        <w:t>ạ</w:t>
-      </w:r>
-      <w:r>
-        <w:rPr>
-          <w:color w:val="333333"/>
-        </w:rPr>
-        <w:t>n</w:t>
-      </w:r>
-      <w:r>
-        <w:rPr>
-          <w:color w:val="333333"/>
-          <w:spacing w:val="-15"/>
-        </w:rPr>
-        <w:t xml:space="preserve"> </w:t>
-      </w:r>
-      <w:r>
-        <w:rPr>
-          <w:color w:val="333333"/>
-        </w:rPr>
-        <w:t>A</w:t>
-      </w:r>
-      <w:r>
-        <w:rPr>
-          <w:color w:val="333333"/>
-          <w:spacing w:val="-15"/>
-        </w:rPr>
-        <w:t xml:space="preserve"> </w:t>
-      </w:r>
-      <w:r>
-        <w:rPr>
-          <w:color w:val="333333"/>
-        </w:rPr>
-        <w:t>thi</w:t>
-      </w:r>
-      <w:r>
-        <w:rPr>
-          <w:rFonts w:ascii="Palatino Linotype" w:hAnsi="Palatino Linotype"/>
-          <w:color w:val="333333"/>
-        </w:rPr>
-        <w:t>ế</w:t>
-      </w:r>
-      <w:r>
-        <w:rPr>
-          <w:color w:val="333333"/>
-        </w:rPr>
-        <w:t>t</w:t>
-      </w:r>
-      <w:r>
-        <w:rPr>
-          <w:color w:val="333333"/>
-          <w:spacing w:val="-1"/>
-        </w:rPr>
-        <w:t xml:space="preserve"> </w:t>
-      </w:r>
-      <w:r>
-        <w:rPr>
-          <w:color w:val="333333"/>
-        </w:rPr>
-        <w:t>k</w:t>
-      </w:r>
-      <w:r>
-        <w:rPr>
-          <w:rFonts w:ascii="Palatino Linotype" w:hAnsi="Palatino Linotype"/>
-          <w:color w:val="333333"/>
-        </w:rPr>
-        <w:t>ế</w:t>
-      </w:r>
-      <w:r>
-        <w:rPr>
-          <w:rFonts w:ascii="Palatino Linotype" w:hAnsi="Palatino Linotype"/>
-          <w:color w:val="333333"/>
-          <w:spacing w:val="-1"/>
-        </w:rPr>
-        <w:t xml:space="preserve"> </w:t>
-      </w:r>
-      <w:r>
-        <w:rPr>
-          <w:color w:val="333333"/>
-        </w:rPr>
-        <w:t>xong</w:t>
-      </w:r>
-      <w:r>
-        <w:rPr>
-          <w:color w:val="333333"/>
-          <w:spacing w:val="-1"/>
-        </w:rPr>
-        <w:t xml:space="preserve"> </w:t>
-      </w:r>
-      <w:r>
-        <w:rPr>
-          <w:color w:val="333333"/>
-        </w:rPr>
-        <w:t>Database</w:t>
-      </w:r>
-      <w:r>
-        <w:rPr>
-          <w:color w:val="333333"/>
-          <w:spacing w:val="-1"/>
-        </w:rPr>
-        <w:t xml:space="preserve"> </w:t>
-      </w:r>
-      <w:r>
-        <w:rPr>
-          <w:color w:val="333333"/>
-        </w:rPr>
-        <w:t>m</w:t>
-      </w:r>
-      <w:r>
-        <w:rPr>
-          <w:rFonts w:ascii="Palatino Linotype" w:hAnsi="Palatino Linotype"/>
-          <w:color w:val="333333"/>
-        </w:rPr>
-        <w:t>ớ</w:t>
-      </w:r>
-      <w:r>
-        <w:rPr>
-          <w:color w:val="333333"/>
-        </w:rPr>
-        <w:t>i</w:t>
-      </w:r>
-      <w:r>
-        <w:rPr>
-          <w:color w:val="333333"/>
-          <w:spacing w:val="-1"/>
-        </w:rPr>
-        <w:t xml:space="preserve"> </w:t>
-      </w:r>
-      <w:r>
-        <w:rPr>
-          <w:color w:val="333333"/>
-        </w:rPr>
-        <w:t>có</w:t>
-      </w:r>
-      <w:r>
-        <w:rPr>
-          <w:color w:val="333333"/>
-          <w:spacing w:val="-1"/>
-        </w:rPr>
-        <w:t xml:space="preserve"> </w:t>
-      </w:r>
-      <w:r>
-        <w:rPr>
-          <w:color w:val="333333"/>
-        </w:rPr>
-        <w:t>th</w:t>
-      </w:r>
-      <w:r>
-        <w:rPr>
-          <w:rFonts w:ascii="Palatino Linotype" w:hAnsi="Palatino Linotype"/>
-          <w:color w:val="333333"/>
-        </w:rPr>
-        <w:t>ể</w:t>
-      </w:r>
-      <w:r>
-        <w:rPr>
-          <w:rFonts w:ascii="Palatino Linotype" w:hAnsi="Palatino Linotype"/>
-          <w:color w:val="333333"/>
-          <w:spacing w:val="-1"/>
-        </w:rPr>
-        <w:t xml:space="preserve"> </w:t>
-      </w:r>
-      <w:r>
-        <w:rPr>
-          <w:color w:val="333333"/>
-        </w:rPr>
-        <w:t>v</w:t>
-      </w:r>
-      <w:r>
-        <w:rPr>
-          <w:rFonts w:ascii="Palatino Linotype" w:hAnsi="Palatino Linotype"/>
-          <w:color w:val="333333"/>
-        </w:rPr>
-        <w:t>ẽ</w:t>
-      </w:r>
-      <w:r>
-        <w:rPr>
-          <w:rFonts w:ascii="Palatino Linotype" w:hAnsi="Palatino Linotype"/>
-          <w:color w:val="333333"/>
-          <w:spacing w:val="-1"/>
-        </w:rPr>
-        <w:t xml:space="preserve"> </w:t>
-      </w:r>
-      <w:r>
-        <w:rPr>
-          <w:color w:val="333333"/>
-        </w:rPr>
-        <w:t>lu</w:t>
-      </w:r>
-      <w:r>
-        <w:rPr>
-          <w:rFonts w:ascii="Palatino Linotype" w:hAnsi="Palatino Linotype"/>
-          <w:color w:val="333333"/>
-        </w:rPr>
-        <w:t>ồ</w:t>
-      </w:r>
-      <w:r>
-        <w:rPr>
-          <w:color w:val="333333"/>
-        </w:rPr>
-        <w:t>ng</w:t>
-      </w:r>
-      <w:r>
-        <w:rPr>
-          <w:color w:val="333333"/>
-          <w:spacing w:val="-1"/>
-        </w:rPr>
-        <w:t xml:space="preserve"> </w:t>
-      </w:r>
-      <w:r>
-        <w:rPr>
-          <w:color w:val="333333"/>
-        </w:rPr>
-        <w:t>d</w:t>
-      </w:r>
-      <w:r>
-        <w:rPr>
-          <w:rFonts w:ascii="Palatino Linotype" w:hAnsi="Palatino Linotype"/>
-          <w:color w:val="333333"/>
-        </w:rPr>
-        <w:t>ữ</w:t>
-      </w:r>
-      <w:r>
-        <w:rPr>
-          <w:rFonts w:ascii="Palatino Linotype" w:hAnsi="Palatino Linotype"/>
-          <w:color w:val="333333"/>
-          <w:spacing w:val="-1"/>
-        </w:rPr>
-        <w:t xml:space="preserve"> </w:t>
-      </w:r>
-      <w:r>
-        <w:rPr>
-          <w:color w:val="333333"/>
-        </w:rPr>
-        <w:t>li</w:t>
-      </w:r>
-      <w:r>
-        <w:rPr>
-          <w:rFonts w:ascii="Palatino Linotype" w:hAnsi="Palatino Linotype"/>
-          <w:color w:val="333333"/>
-        </w:rPr>
-        <w:t>ệ</w:t>
-      </w:r>
-      <w:r>
-        <w:rPr>
-          <w:color w:val="333333"/>
-        </w:rPr>
-        <w:t>u.</w:t>
-      </w:r>
-    </w:p>
-    <w:p>
-      <w:pPr>
-        <w:ind w:left="142"/>
-        <w:rPr>
-          <w:sz w:val="24"/>
-        </w:rPr>
-      </w:pPr>
-      <w:r>
-        <w:rPr>
-          <w:i/>
-          <w:color w:val="333333"/>
-          <w:sz w:val="24"/>
-        </w:rPr>
-        <w:t>Gi</w:t>
-      </w:r>
-      <w:r>
-        <w:rPr>
-          <w:rFonts w:ascii="Palatino Linotype" w:hAnsi="Palatino Linotype"/>
-          <w:i/>
-          <w:color w:val="333333"/>
-          <w:sz w:val="24"/>
-        </w:rPr>
-        <w:t>ả</w:t>
-      </w:r>
-      <w:r>
-        <w:rPr>
-          <w:i/>
-          <w:color w:val="333333"/>
-          <w:sz w:val="24"/>
-        </w:rPr>
-        <w:t>i</w:t>
-      </w:r>
-      <w:r>
-        <w:rPr>
-          <w:i/>
-          <w:color w:val="333333"/>
-          <w:spacing w:val="4"/>
-          <w:sz w:val="24"/>
-        </w:rPr>
-        <w:t xml:space="preserve"> </w:t>
-      </w:r>
-      <w:r>
-        <w:rPr>
-          <w:i/>
-          <w:color w:val="333333"/>
-          <w:sz w:val="24"/>
-        </w:rPr>
-        <w:t>pháp</w:t>
-      </w:r>
-      <w:r>
-        <w:rPr>
-          <w:i/>
-          <w:color w:val="333333"/>
-          <w:spacing w:val="4"/>
-          <w:sz w:val="24"/>
-        </w:rPr>
-        <w:t xml:space="preserve"> </w:t>
-      </w:r>
-      <w:r>
-        <w:rPr>
-          <w:i/>
-          <w:color w:val="333333"/>
-          <w:sz w:val="24"/>
-        </w:rPr>
-        <w:t>cá</w:t>
-      </w:r>
-      <w:r>
-        <w:rPr>
-          <w:i/>
-          <w:color w:val="333333"/>
-          <w:spacing w:val="4"/>
-          <w:sz w:val="24"/>
-        </w:rPr>
-        <w:t xml:space="preserve"> </w:t>
-      </w:r>
-      <w:r>
-        <w:rPr>
-          <w:i/>
-          <w:color w:val="333333"/>
-          <w:sz w:val="24"/>
-        </w:rPr>
-        <w:t>nhân:</w:t>
-      </w:r>
-      <w:r>
-        <w:rPr>
-          <w:i/>
-          <w:color w:val="333333"/>
-          <w:spacing w:val="4"/>
-          <w:sz w:val="24"/>
-        </w:rPr>
-        <w:t xml:space="preserve"> </w:t>
-      </w:r>
-      <w:r>
-        <w:rPr>
-          <w:color w:val="333333"/>
-          <w:sz w:val="24"/>
-        </w:rPr>
-        <w:t>Tôi</w:t>
-      </w:r>
-      <w:r>
-        <w:rPr>
-          <w:color w:val="333333"/>
-          <w:spacing w:val="4"/>
-          <w:sz w:val="24"/>
-        </w:rPr>
-        <w:t xml:space="preserve"> </w:t>
-      </w:r>
-      <w:r>
-        <w:rPr>
-          <w:color w:val="333333"/>
-          <w:sz w:val="24"/>
-        </w:rPr>
-        <w:t>s</w:t>
-      </w:r>
-      <w:r>
-        <w:rPr>
-          <w:rFonts w:ascii="Palatino Linotype" w:hAnsi="Palatino Linotype"/>
-          <w:color w:val="333333"/>
-          <w:sz w:val="24"/>
-        </w:rPr>
-        <w:t>ử</w:t>
-      </w:r>
-      <w:r>
-        <w:rPr>
-          <w:rFonts w:ascii="Palatino Linotype" w:hAnsi="Palatino Linotype"/>
-          <w:color w:val="333333"/>
-          <w:spacing w:val="4"/>
-          <w:sz w:val="24"/>
-        </w:rPr>
-        <w:t xml:space="preserve"> </w:t>
-      </w:r>
-      <w:r>
-        <w:rPr>
-          <w:color w:val="333333"/>
-          <w:sz w:val="24"/>
-        </w:rPr>
-        <w:t>d</w:t>
-      </w:r>
-      <w:r>
-        <w:rPr>
-          <w:rFonts w:ascii="Palatino Linotype" w:hAnsi="Palatino Linotype"/>
-          <w:color w:val="333333"/>
-          <w:sz w:val="24"/>
-        </w:rPr>
-        <w:t>ụ</w:t>
-      </w:r>
-      <w:r>
-        <w:rPr>
-          <w:color w:val="333333"/>
-          <w:sz w:val="24"/>
-        </w:rPr>
-        <w:t>ng</w:t>
-      </w:r>
-      <w:r>
-        <w:rPr>
-          <w:color w:val="333333"/>
-          <w:spacing w:val="4"/>
-          <w:sz w:val="24"/>
-        </w:rPr>
-        <w:t xml:space="preserve"> </w:t>
-      </w:r>
-      <w:r>
-        <w:rPr>
-          <w:color w:val="333333"/>
-          <w:sz w:val="24"/>
-        </w:rPr>
-        <w:t>tính</w:t>
-      </w:r>
-      <w:r>
-        <w:rPr>
-          <w:color w:val="333333"/>
-          <w:spacing w:val="4"/>
-          <w:sz w:val="24"/>
-        </w:rPr>
-        <w:t xml:space="preserve"> </w:t>
-      </w:r>
-      <w:r>
-        <w:rPr>
-          <w:color w:val="333333"/>
-          <w:sz w:val="24"/>
-        </w:rPr>
-        <w:t xml:space="preserve">năng </w:t>
-      </w:r>
-      <w:r>
-        <w:rPr>
-          <w:b/>
-          <w:color w:val="333333"/>
-          <w:sz w:val="24"/>
-        </w:rPr>
-        <w:t>Checklist</w:t>
-      </w:r>
-      <w:r>
-        <w:rPr>
-          <w:b/>
-          <w:color w:val="333333"/>
-          <w:spacing w:val="4"/>
-          <w:sz w:val="24"/>
-        </w:rPr>
-        <w:t xml:space="preserve"> </w:t>
-      </w:r>
-      <w:r>
-        <w:rPr>
-          <w:color w:val="333333"/>
-          <w:sz w:val="24"/>
-        </w:rPr>
-        <w:t>bên</w:t>
-      </w:r>
-      <w:r>
-        <w:rPr>
-          <w:color w:val="333333"/>
-          <w:spacing w:val="4"/>
-          <w:sz w:val="24"/>
-        </w:rPr>
-        <w:t xml:space="preserve"> </w:t>
-      </w:r>
-      <w:r>
-        <w:rPr>
-          <w:color w:val="333333"/>
-          <w:sz w:val="24"/>
-        </w:rPr>
-        <w:t>trong</w:t>
-      </w:r>
-      <w:r>
-        <w:rPr>
-          <w:color w:val="333333"/>
-          <w:spacing w:val="4"/>
-          <w:sz w:val="24"/>
-        </w:rPr>
-        <w:t xml:space="preserve"> </w:t>
-      </w:r>
-      <w:r>
-        <w:rPr>
-          <w:color w:val="333333"/>
-          <w:sz w:val="24"/>
-        </w:rPr>
-        <w:t>th</w:t>
-      </w:r>
-      <w:r>
-        <w:rPr>
-          <w:rFonts w:ascii="Palatino Linotype" w:hAnsi="Palatino Linotype"/>
-          <w:color w:val="333333"/>
-          <w:sz w:val="24"/>
-        </w:rPr>
-        <w:t>ẻ</w:t>
-      </w:r>
-      <w:r>
-        <w:rPr>
-          <w:rFonts w:ascii="Palatino Linotype" w:hAnsi="Palatino Linotype"/>
-          <w:color w:val="333333"/>
-          <w:spacing w:val="4"/>
-          <w:sz w:val="24"/>
-        </w:rPr>
-        <w:t xml:space="preserve"> </w:t>
-      </w:r>
-      <w:r>
-        <w:rPr>
-          <w:color w:val="333333"/>
-          <w:sz w:val="24"/>
-        </w:rPr>
-        <w:t>c</w:t>
-      </w:r>
-      <w:r>
-        <w:rPr>
-          <w:rFonts w:ascii="Palatino Linotype" w:hAnsi="Palatino Linotype"/>
-          <w:color w:val="333333"/>
-          <w:sz w:val="24"/>
-        </w:rPr>
-        <w:t>ủ</w:t>
-      </w:r>
-      <w:r>
-        <w:rPr>
-          <w:color w:val="333333"/>
-          <w:sz w:val="24"/>
-        </w:rPr>
-        <w:t>a</w:t>
-      </w:r>
-      <w:r>
-        <w:rPr>
-          <w:color w:val="333333"/>
-          <w:spacing w:val="4"/>
-          <w:sz w:val="24"/>
-        </w:rPr>
-        <w:t xml:space="preserve"> </w:t>
-      </w:r>
-      <w:r>
-        <w:rPr>
-          <w:color w:val="333333"/>
-          <w:sz w:val="24"/>
-        </w:rPr>
-        <w:t>mình,</w:t>
-      </w:r>
-      <w:r>
-        <w:rPr>
-          <w:color w:val="333333"/>
-          <w:spacing w:val="4"/>
-          <w:sz w:val="24"/>
-        </w:rPr>
-        <w:t xml:space="preserve"> </w:t>
-      </w:r>
-      <w:r>
-        <w:rPr>
-          <w:color w:val="333333"/>
-          <w:sz w:val="24"/>
-        </w:rPr>
-        <w:t>li</w:t>
-      </w:r>
-      <w:r>
-        <w:rPr>
-          <w:rFonts w:ascii="Palatino Linotype" w:hAnsi="Palatino Linotype"/>
-          <w:color w:val="333333"/>
-          <w:sz w:val="24"/>
-        </w:rPr>
-        <w:t>ệ</w:t>
-      </w:r>
-      <w:r>
-        <w:rPr>
-          <w:color w:val="333333"/>
-          <w:sz w:val="24"/>
-        </w:rPr>
-        <w:t>t</w:t>
-      </w:r>
-      <w:r>
-        <w:rPr>
-          <w:color w:val="333333"/>
-          <w:spacing w:val="4"/>
-          <w:sz w:val="24"/>
-        </w:rPr>
-        <w:t xml:space="preserve"> </w:t>
-      </w:r>
-      <w:r>
-        <w:rPr>
-          <w:color w:val="333333"/>
-          <w:sz w:val="24"/>
-        </w:rPr>
-        <w:t>kê</w:t>
-      </w:r>
-      <w:r>
-        <w:rPr>
-          <w:color w:val="333333"/>
-          <w:spacing w:val="4"/>
-          <w:sz w:val="24"/>
-        </w:rPr>
-        <w:t xml:space="preserve"> </w:t>
-      </w:r>
-      <w:r>
-        <w:rPr>
-          <w:color w:val="333333"/>
-          <w:sz w:val="24"/>
-        </w:rPr>
-        <w:t>các</w:t>
-      </w:r>
-      <w:r>
-        <w:rPr>
-          <w:color w:val="333333"/>
-          <w:spacing w:val="4"/>
-          <w:sz w:val="24"/>
-        </w:rPr>
-        <w:t xml:space="preserve"> </w:t>
-      </w:r>
-      <w:r>
-        <w:rPr>
-          <w:color w:val="333333"/>
-          <w:spacing w:val="-4"/>
-          <w:sz w:val="24"/>
-        </w:rPr>
-        <w:t>đi</w:t>
-      </w:r>
-      <w:r>
-        <w:rPr>
-          <w:rFonts w:ascii="Palatino Linotype" w:hAnsi="Palatino Linotype"/>
-          <w:color w:val="333333"/>
-          <w:spacing w:val="-4"/>
-          <w:sz w:val="24"/>
-        </w:rPr>
-        <w:t>ề</w:t>
-      </w:r>
-      <w:r>
-        <w:rPr>
-          <w:color w:val="333333"/>
-          <w:spacing w:val="-4"/>
-          <w:sz w:val="24"/>
-        </w:rPr>
-        <w:t>u</w:t>
-      </w:r>
-    </w:p>
-    <w:p>
-      <w:pPr>
-        <w:rPr>
-          <w:sz w:val="24"/>
-          <w:lang w:val="en-US"/>
-        </w:rPr>
-        <w:sectPr>
-          <w:pgSz w:w="11910" w:h="16840"/>
-          <w:pgMar w:top="1500" w:right="1275" w:bottom="660" w:left="1275" w:header="0" w:footer="478" w:gutter="0"/>
-          <w:cols w:space="720"/>
-        </w:sectPr>
-      </w:pPr>
-    </w:p>
-    <w:p>
-      <w:pPr>
-        <w:pStyle w:val="BodyText"/>
-        <w:spacing w:before="77" w:line="276" w:lineRule="auto"/>
-        <w:ind w:right="117"/>
-        <w:jc w:val="both"/>
-      </w:pPr>
-      <w:r>
-        <w:rPr>
-          <w:color w:val="333333"/>
-        </w:rPr>
-        <w:lastRenderedPageBreak/>
-        <w:t>ki</w:t>
-      </w:r>
-      <w:r>
-        <w:rPr>
-          <w:rFonts w:ascii="Palatino Linotype" w:hAnsi="Palatino Linotype"/>
-          <w:color w:val="333333"/>
-        </w:rPr>
-        <w:t>ệ</w:t>
-      </w:r>
-      <w:r>
-        <w:rPr>
-          <w:color w:val="333333"/>
-        </w:rPr>
-        <w:t>n</w:t>
-      </w:r>
-      <w:r>
-        <w:rPr>
-          <w:color w:val="333333"/>
-          <w:spacing w:val="-1"/>
-        </w:rPr>
-        <w:t xml:space="preserve"> </w:t>
-      </w:r>
-      <w:r>
-        <w:rPr>
-          <w:color w:val="333333"/>
-        </w:rPr>
-        <w:t>c</w:t>
-      </w:r>
-      <w:r>
-        <w:rPr>
-          <w:rFonts w:ascii="Palatino Linotype" w:hAnsi="Palatino Linotype"/>
-          <w:color w:val="333333"/>
-        </w:rPr>
-        <w:t>ầ</w:t>
-      </w:r>
-      <w:r>
-        <w:rPr>
-          <w:color w:val="333333"/>
-        </w:rPr>
-        <w:t>n</w:t>
-      </w:r>
-      <w:r>
-        <w:rPr>
-          <w:color w:val="333333"/>
-          <w:spacing w:val="-1"/>
-        </w:rPr>
-        <w:t xml:space="preserve"> </w:t>
-      </w:r>
-      <w:r>
-        <w:rPr>
-          <w:color w:val="333333"/>
-        </w:rPr>
-        <w:t>thi</w:t>
-      </w:r>
-      <w:r>
-        <w:rPr>
-          <w:rFonts w:ascii="Palatino Linotype" w:hAnsi="Palatino Linotype"/>
-          <w:color w:val="333333"/>
-        </w:rPr>
-        <w:t>ế</w:t>
-      </w:r>
-      <w:r>
-        <w:rPr>
-          <w:color w:val="333333"/>
-        </w:rPr>
-        <w:t>t.</w:t>
-      </w:r>
-      <w:r>
-        <w:rPr>
-          <w:color w:val="333333"/>
-          <w:spacing w:val="-1"/>
-        </w:rPr>
-        <w:t xml:space="preserve"> </w:t>
-      </w:r>
-      <w:r>
-        <w:rPr>
-          <w:color w:val="333333"/>
-        </w:rPr>
-        <w:t>Đ</w:t>
-      </w:r>
-      <w:r>
-        <w:rPr>
-          <w:rFonts w:ascii="Palatino Linotype" w:hAnsi="Palatino Linotype"/>
-          <w:color w:val="333333"/>
-        </w:rPr>
-        <w:t>ồ</w:t>
-      </w:r>
-      <w:r>
-        <w:rPr>
-          <w:color w:val="333333"/>
-        </w:rPr>
-        <w:t>ng</w:t>
-      </w:r>
-      <w:r>
-        <w:rPr>
-          <w:color w:val="333333"/>
-          <w:spacing w:val="-1"/>
-        </w:rPr>
-        <w:t xml:space="preserve"> </w:t>
-      </w:r>
-      <w:r>
-        <w:rPr>
-          <w:color w:val="333333"/>
-        </w:rPr>
-        <w:t>th</w:t>
-      </w:r>
-      <w:r>
-        <w:rPr>
-          <w:rFonts w:ascii="Palatino Linotype" w:hAnsi="Palatino Linotype"/>
-          <w:color w:val="333333"/>
-        </w:rPr>
-        <w:t>ờ</w:t>
-      </w:r>
-      <w:r>
-        <w:rPr>
-          <w:color w:val="333333"/>
-        </w:rPr>
-        <w:t>i,</w:t>
-      </w:r>
-      <w:r>
-        <w:rPr>
-          <w:color w:val="333333"/>
-          <w:spacing w:val="-1"/>
-        </w:rPr>
-        <w:t xml:space="preserve"> </w:t>
-      </w:r>
-      <w:r>
-        <w:rPr>
-          <w:color w:val="333333"/>
-        </w:rPr>
-        <w:t>tôi</w:t>
-      </w:r>
-      <w:r>
-        <w:rPr>
-          <w:color w:val="333333"/>
-          <w:spacing w:val="-1"/>
-        </w:rPr>
-        <w:t xml:space="preserve"> </w:t>
-      </w:r>
-      <w:r>
-        <w:rPr>
-          <w:color w:val="333333"/>
-        </w:rPr>
-        <w:t>dán</w:t>
-      </w:r>
-      <w:r>
-        <w:rPr>
-          <w:color w:val="333333"/>
-          <w:spacing w:val="-1"/>
-        </w:rPr>
-        <w:t xml:space="preserve"> </w:t>
-      </w:r>
-      <w:r>
-        <w:rPr>
-          <w:color w:val="333333"/>
-        </w:rPr>
-        <w:t>Link</w:t>
-      </w:r>
-      <w:r>
-        <w:rPr>
-          <w:color w:val="333333"/>
-          <w:spacing w:val="-1"/>
-        </w:rPr>
-        <w:t xml:space="preserve"> </w:t>
-      </w:r>
-      <w:r>
-        <w:rPr>
-          <w:color w:val="333333"/>
-        </w:rPr>
-        <w:t>th</w:t>
-      </w:r>
-      <w:r>
-        <w:rPr>
-          <w:rFonts w:ascii="Palatino Linotype" w:hAnsi="Palatino Linotype"/>
-          <w:color w:val="333333"/>
-        </w:rPr>
-        <w:t>ẻ</w:t>
-      </w:r>
-      <w:r>
-        <w:rPr>
-          <w:rFonts w:ascii="Palatino Linotype" w:hAnsi="Palatino Linotype"/>
-          <w:color w:val="333333"/>
-          <w:spacing w:val="-1"/>
-        </w:rPr>
-        <w:t xml:space="preserve"> </w:t>
-      </w:r>
-      <w:r>
-        <w:rPr>
-          <w:color w:val="333333"/>
-        </w:rPr>
-        <w:t>c</w:t>
-      </w:r>
-      <w:r>
-        <w:rPr>
-          <w:rFonts w:ascii="Palatino Linotype" w:hAnsi="Palatino Linotype"/>
-          <w:color w:val="333333"/>
-        </w:rPr>
-        <w:t>ủ</w:t>
-      </w:r>
-      <w:r>
-        <w:rPr>
-          <w:color w:val="333333"/>
-        </w:rPr>
-        <w:t>a</w:t>
-      </w:r>
-      <w:r>
-        <w:rPr>
-          <w:color w:val="333333"/>
-          <w:spacing w:val="-1"/>
-        </w:rPr>
-        <w:t xml:space="preserve"> </w:t>
-      </w:r>
-      <w:r>
-        <w:rPr>
-          <w:color w:val="333333"/>
-        </w:rPr>
-        <w:t>b</w:t>
-      </w:r>
-      <w:r>
-        <w:rPr>
-          <w:rFonts w:ascii="Palatino Linotype" w:hAnsi="Palatino Linotype"/>
-          <w:color w:val="333333"/>
-        </w:rPr>
-        <w:t>ạ</w:t>
-      </w:r>
-      <w:r>
-        <w:rPr>
-          <w:color w:val="333333"/>
-        </w:rPr>
-        <w:t>n</w:t>
-      </w:r>
-      <w:r>
-        <w:rPr>
-          <w:color w:val="333333"/>
-          <w:spacing w:val="-1"/>
-        </w:rPr>
-        <w:t xml:space="preserve"> </w:t>
-      </w:r>
-      <w:r>
-        <w:rPr>
-          <w:color w:val="333333"/>
-        </w:rPr>
-        <w:t>A</w:t>
-      </w:r>
-      <w:r>
-        <w:rPr>
-          <w:color w:val="333333"/>
-          <w:spacing w:val="-1"/>
-        </w:rPr>
-        <w:t xml:space="preserve"> </w:t>
-      </w:r>
-      <w:r>
-        <w:rPr>
-          <w:color w:val="333333"/>
-        </w:rPr>
-        <w:t>vào</w:t>
-      </w:r>
-      <w:r>
-        <w:rPr>
-          <w:color w:val="333333"/>
-          <w:spacing w:val="-1"/>
-        </w:rPr>
-        <w:t xml:space="preserve"> </w:t>
-      </w:r>
-      <w:r>
-        <w:rPr>
-          <w:color w:val="333333"/>
-        </w:rPr>
-        <w:t>ph</w:t>
-      </w:r>
-      <w:r>
-        <w:rPr>
-          <w:rFonts w:ascii="Palatino Linotype" w:hAnsi="Palatino Linotype"/>
-          <w:color w:val="333333"/>
-        </w:rPr>
-        <w:t>ầ</w:t>
-      </w:r>
-      <w:r>
-        <w:rPr>
-          <w:color w:val="333333"/>
-        </w:rPr>
-        <w:t>n</w:t>
-      </w:r>
-      <w:r>
-        <w:rPr>
-          <w:color w:val="333333"/>
-          <w:spacing w:val="-1"/>
-        </w:rPr>
-        <w:t xml:space="preserve"> </w:t>
-      </w:r>
-      <w:r>
-        <w:rPr>
-          <w:color w:val="333333"/>
-        </w:rPr>
-        <w:t>mô</w:t>
-      </w:r>
-      <w:r>
-        <w:rPr>
-          <w:color w:val="333333"/>
-          <w:spacing w:val="-1"/>
-        </w:rPr>
-        <w:t xml:space="preserve"> </w:t>
-      </w:r>
-      <w:r>
-        <w:rPr>
-          <w:color w:val="333333"/>
-        </w:rPr>
-        <w:t>t</w:t>
-      </w:r>
-      <w:r>
-        <w:rPr>
-          <w:rFonts w:ascii="Palatino Linotype" w:hAnsi="Palatino Linotype"/>
-          <w:color w:val="333333"/>
-        </w:rPr>
-        <w:t>ả</w:t>
-      </w:r>
-      <w:r>
-        <w:rPr>
-          <w:rFonts w:ascii="Palatino Linotype" w:hAnsi="Palatino Linotype"/>
-          <w:color w:val="333333"/>
-          <w:spacing w:val="-1"/>
-        </w:rPr>
-        <w:t xml:space="preserve"> </w:t>
-      </w:r>
-      <w:r>
-        <w:rPr>
-          <w:color w:val="333333"/>
-        </w:rPr>
-        <w:t>th</w:t>
-      </w:r>
-      <w:r>
-        <w:rPr>
-          <w:rFonts w:ascii="Palatino Linotype" w:hAnsi="Palatino Linotype"/>
-          <w:color w:val="333333"/>
-        </w:rPr>
-        <w:t>ẻ</w:t>
-      </w:r>
-      <w:r>
-        <w:rPr>
-          <w:rFonts w:ascii="Palatino Linotype" w:hAnsi="Palatino Linotype"/>
-          <w:color w:val="333333"/>
-          <w:spacing w:val="-1"/>
-        </w:rPr>
-        <w:t xml:space="preserve"> </w:t>
-      </w:r>
-      <w:r>
-        <w:rPr>
-          <w:color w:val="333333"/>
-        </w:rPr>
-        <w:t>c</w:t>
-      </w:r>
-      <w:r>
-        <w:rPr>
-          <w:rFonts w:ascii="Palatino Linotype" w:hAnsi="Palatino Linotype"/>
-          <w:color w:val="333333"/>
-        </w:rPr>
-        <w:t>ủ</w:t>
-      </w:r>
-      <w:r>
-        <w:rPr>
-          <w:color w:val="333333"/>
-        </w:rPr>
-        <w:t>a</w:t>
-      </w:r>
-      <w:r>
-        <w:rPr>
-          <w:color w:val="333333"/>
-          <w:spacing w:val="-1"/>
-        </w:rPr>
-        <w:t xml:space="preserve"> </w:t>
-      </w:r>
-      <w:r>
-        <w:rPr>
-          <w:color w:val="333333"/>
-        </w:rPr>
-        <w:t>tôi</w:t>
-      </w:r>
-      <w:r>
-        <w:rPr>
-          <w:color w:val="333333"/>
-          <w:spacing w:val="-1"/>
-        </w:rPr>
-        <w:t xml:space="preserve"> </w:t>
-      </w:r>
-      <w:r>
-        <w:rPr>
-          <w:color w:val="333333"/>
-        </w:rPr>
-        <w:t>(Attachment link)</w:t>
-      </w:r>
-      <w:r>
-        <w:rPr>
-          <w:color w:val="333333"/>
-          <w:spacing w:val="-8"/>
-        </w:rPr>
-        <w:t xml:space="preserve"> </w:t>
-      </w:r>
-      <w:r>
-        <w:rPr>
-          <w:color w:val="333333"/>
-        </w:rPr>
-        <w:t>đ</w:t>
-      </w:r>
-      <w:r>
-        <w:rPr>
-          <w:rFonts w:ascii="Palatino Linotype" w:hAnsi="Palatino Linotype"/>
-          <w:color w:val="333333"/>
-        </w:rPr>
-        <w:t>ể</w:t>
-      </w:r>
-      <w:r>
-        <w:rPr>
-          <w:rFonts w:ascii="Palatino Linotype" w:hAnsi="Palatino Linotype"/>
-          <w:color w:val="333333"/>
-          <w:spacing w:val="-8"/>
-        </w:rPr>
-        <w:t xml:space="preserve"> </w:t>
-      </w:r>
-      <w:r>
-        <w:rPr>
-          <w:color w:val="333333"/>
-        </w:rPr>
-        <w:t>t</w:t>
-      </w:r>
-      <w:r>
-        <w:rPr>
-          <w:rFonts w:ascii="Palatino Linotype" w:hAnsi="Palatino Linotype"/>
-          <w:color w:val="333333"/>
-        </w:rPr>
-        <w:t>ạ</w:t>
-      </w:r>
-      <w:r>
-        <w:rPr>
-          <w:color w:val="333333"/>
-        </w:rPr>
-        <w:t>o</w:t>
-      </w:r>
-      <w:r>
-        <w:rPr>
-          <w:color w:val="333333"/>
-          <w:spacing w:val="-8"/>
-        </w:rPr>
-        <w:t xml:space="preserve"> </w:t>
-      </w:r>
-      <w:r>
-        <w:rPr>
-          <w:color w:val="333333"/>
-        </w:rPr>
-        <w:t>s</w:t>
-      </w:r>
-      <w:r>
-        <w:rPr>
-          <w:rFonts w:ascii="Palatino Linotype" w:hAnsi="Palatino Linotype"/>
-          <w:color w:val="333333"/>
-        </w:rPr>
-        <w:t>ự</w:t>
-      </w:r>
-      <w:r>
-        <w:rPr>
-          <w:rFonts w:ascii="Palatino Linotype" w:hAnsi="Palatino Linotype"/>
-          <w:color w:val="333333"/>
-          <w:spacing w:val="-8"/>
-        </w:rPr>
-        <w:t xml:space="preserve"> </w:t>
-      </w:r>
-      <w:r>
-        <w:rPr>
-          <w:color w:val="333333"/>
-        </w:rPr>
-        <w:t>liên</w:t>
-      </w:r>
-      <w:r>
-        <w:rPr>
-          <w:color w:val="333333"/>
-          <w:spacing w:val="-8"/>
-        </w:rPr>
-        <w:t xml:space="preserve"> </w:t>
-      </w:r>
-      <w:r>
-        <w:rPr>
-          <w:color w:val="333333"/>
-        </w:rPr>
-        <w:t>k</w:t>
-      </w:r>
-      <w:r>
-        <w:rPr>
-          <w:rFonts w:ascii="Palatino Linotype" w:hAnsi="Palatino Linotype"/>
-          <w:color w:val="333333"/>
-        </w:rPr>
-        <w:t>ế</w:t>
-      </w:r>
-      <w:r>
-        <w:rPr>
-          <w:color w:val="333333"/>
-        </w:rPr>
-        <w:t>t,</w:t>
-      </w:r>
-      <w:r>
-        <w:rPr>
-          <w:color w:val="333333"/>
-          <w:spacing w:val="-8"/>
-        </w:rPr>
-        <w:t xml:space="preserve"> </w:t>
-      </w:r>
-      <w:r>
-        <w:rPr>
-          <w:color w:val="333333"/>
-        </w:rPr>
-        <w:t>m</w:t>
-      </w:r>
-      <w:r>
-        <w:rPr>
-          <w:rFonts w:ascii="Palatino Linotype" w:hAnsi="Palatino Linotype"/>
-          <w:color w:val="333333"/>
-        </w:rPr>
-        <w:t>ỗ</w:t>
-      </w:r>
-      <w:r>
-        <w:rPr>
-          <w:color w:val="333333"/>
-        </w:rPr>
-        <w:t>i</w:t>
-      </w:r>
-      <w:r>
-        <w:rPr>
-          <w:color w:val="333333"/>
-          <w:spacing w:val="-8"/>
-        </w:rPr>
-        <w:t xml:space="preserve"> </w:t>
-      </w:r>
-      <w:r>
-        <w:rPr>
-          <w:color w:val="333333"/>
-        </w:rPr>
-        <w:t>khi</w:t>
-      </w:r>
-      <w:r>
-        <w:rPr>
-          <w:color w:val="333333"/>
-          <w:spacing w:val="-8"/>
-        </w:rPr>
-        <w:t xml:space="preserve"> </w:t>
-      </w:r>
-      <w:r>
-        <w:rPr>
-          <w:color w:val="333333"/>
-        </w:rPr>
-        <w:t>m</w:t>
-      </w:r>
-      <w:r>
-        <w:rPr>
-          <w:rFonts w:ascii="Palatino Linotype" w:hAnsi="Palatino Linotype"/>
-          <w:color w:val="333333"/>
-        </w:rPr>
-        <w:t>ở</w:t>
-      </w:r>
-      <w:r>
-        <w:rPr>
-          <w:rFonts w:ascii="Palatino Linotype" w:hAnsi="Palatino Linotype"/>
-          <w:color w:val="333333"/>
-          <w:spacing w:val="-8"/>
-        </w:rPr>
-        <w:t xml:space="preserve"> </w:t>
-      </w:r>
-      <w:r>
-        <w:rPr>
-          <w:color w:val="333333"/>
-        </w:rPr>
-        <w:t>th</w:t>
-      </w:r>
-      <w:r>
-        <w:rPr>
-          <w:rFonts w:ascii="Palatino Linotype" w:hAnsi="Palatino Linotype"/>
-          <w:color w:val="333333"/>
-        </w:rPr>
-        <w:t>ẻ</w:t>
-      </w:r>
-      <w:r>
-        <w:rPr>
-          <w:rFonts w:ascii="Palatino Linotype" w:hAnsi="Palatino Linotype"/>
-          <w:color w:val="333333"/>
-          <w:spacing w:val="-8"/>
-        </w:rPr>
-        <w:t xml:space="preserve"> </w:t>
-      </w:r>
-      <w:r>
-        <w:rPr>
-          <w:color w:val="333333"/>
-        </w:rPr>
-        <w:t>c</w:t>
-      </w:r>
-      <w:r>
-        <w:rPr>
-          <w:rFonts w:ascii="Palatino Linotype" w:hAnsi="Palatino Linotype"/>
-          <w:color w:val="333333"/>
-        </w:rPr>
-        <w:t>ủ</w:t>
-      </w:r>
-      <w:r>
-        <w:rPr>
-          <w:color w:val="333333"/>
-        </w:rPr>
-        <w:t>a</w:t>
-      </w:r>
-      <w:r>
-        <w:rPr>
-          <w:color w:val="333333"/>
-          <w:spacing w:val="-8"/>
-        </w:rPr>
-        <w:t xml:space="preserve"> </w:t>
-      </w:r>
-      <w:r>
-        <w:rPr>
-          <w:color w:val="333333"/>
-        </w:rPr>
-        <w:t>mình,</w:t>
-      </w:r>
-      <w:r>
-        <w:rPr>
-          <w:color w:val="333333"/>
-          <w:spacing w:val="-8"/>
-        </w:rPr>
-        <w:t xml:space="preserve"> </w:t>
-      </w:r>
-      <w:r>
-        <w:rPr>
-          <w:color w:val="333333"/>
-        </w:rPr>
-        <w:t>tôi</w:t>
-      </w:r>
-      <w:r>
-        <w:rPr>
-          <w:color w:val="333333"/>
-          <w:spacing w:val="-8"/>
-        </w:rPr>
-        <w:t xml:space="preserve"> </w:t>
-      </w:r>
-      <w:r>
-        <w:rPr>
-          <w:color w:val="333333"/>
-        </w:rPr>
-        <w:t>có</w:t>
-      </w:r>
-      <w:r>
-        <w:rPr>
-          <w:color w:val="333333"/>
-          <w:spacing w:val="-8"/>
-        </w:rPr>
-        <w:t xml:space="preserve"> </w:t>
-      </w:r>
-      <w:r>
-        <w:rPr>
-          <w:color w:val="333333"/>
-        </w:rPr>
-        <w:t>th</w:t>
-      </w:r>
-      <w:r>
-        <w:rPr>
-          <w:rFonts w:ascii="Palatino Linotype" w:hAnsi="Palatino Linotype"/>
-          <w:color w:val="333333"/>
-        </w:rPr>
-        <w:t>ể</w:t>
-      </w:r>
-      <w:r>
-        <w:rPr>
-          <w:rFonts w:ascii="Palatino Linotype" w:hAnsi="Palatino Linotype"/>
-          <w:color w:val="333333"/>
-          <w:spacing w:val="-8"/>
-        </w:rPr>
-        <w:t xml:space="preserve"> </w:t>
-      </w:r>
-      <w:r>
-        <w:rPr>
-          <w:color w:val="333333"/>
-        </w:rPr>
-        <w:t>click</w:t>
-      </w:r>
-      <w:r>
-        <w:rPr>
-          <w:color w:val="333333"/>
-          <w:spacing w:val="-8"/>
-        </w:rPr>
-        <w:t xml:space="preserve"> </w:t>
-      </w:r>
-      <w:r>
-        <w:rPr>
-          <w:color w:val="333333"/>
-        </w:rPr>
-        <w:t>đ</w:t>
-      </w:r>
-      <w:r>
-        <w:rPr>
-          <w:rFonts w:ascii="Palatino Linotype" w:hAnsi="Palatino Linotype"/>
-          <w:color w:val="333333"/>
-        </w:rPr>
-        <w:t>ể</w:t>
-      </w:r>
-      <w:r>
-        <w:rPr>
-          <w:rFonts w:ascii="Palatino Linotype" w:hAnsi="Palatino Linotype"/>
-          <w:color w:val="333333"/>
-          <w:spacing w:val="-8"/>
-        </w:rPr>
-        <w:t xml:space="preserve"> </w:t>
-      </w:r>
-      <w:r>
-        <w:rPr>
-          <w:color w:val="333333"/>
-        </w:rPr>
-        <w:t>ki</w:t>
-      </w:r>
-      <w:r>
-        <w:rPr>
-          <w:rFonts w:ascii="Palatino Linotype" w:hAnsi="Palatino Linotype"/>
-          <w:color w:val="333333"/>
-        </w:rPr>
-        <w:t>ể</w:t>
-      </w:r>
-      <w:r>
-        <w:rPr>
-          <w:color w:val="333333"/>
-        </w:rPr>
-        <w:t>m</w:t>
-      </w:r>
-      <w:r>
-        <w:rPr>
-          <w:color w:val="333333"/>
-          <w:spacing w:val="-8"/>
-        </w:rPr>
-        <w:t xml:space="preserve"> </w:t>
-      </w:r>
-      <w:r>
-        <w:rPr>
-          <w:color w:val="333333"/>
-        </w:rPr>
-        <w:t>tra</w:t>
-      </w:r>
-      <w:r>
-        <w:rPr>
-          <w:color w:val="333333"/>
-          <w:spacing w:val="-8"/>
-        </w:rPr>
-        <w:t xml:space="preserve"> </w:t>
-      </w:r>
-      <w:r>
-        <w:rPr>
-          <w:color w:val="333333"/>
-        </w:rPr>
-        <w:t>ngay</w:t>
-      </w:r>
-      <w:r>
-        <w:rPr>
-          <w:color w:val="333333"/>
-          <w:spacing w:val="-8"/>
-        </w:rPr>
-        <w:t xml:space="preserve"> </w:t>
-      </w:r>
-      <w:r>
-        <w:rPr>
-          <w:color w:val="333333"/>
-        </w:rPr>
-        <w:t>th</w:t>
-      </w:r>
-      <w:r>
-        <w:rPr>
-          <w:rFonts w:ascii="Palatino Linotype" w:hAnsi="Palatino Linotype"/>
-          <w:color w:val="333333"/>
-        </w:rPr>
-        <w:t>ẻ</w:t>
-      </w:r>
-      <w:r>
-        <w:rPr>
-          <w:rFonts w:ascii="Palatino Linotype" w:hAnsi="Palatino Linotype"/>
-          <w:color w:val="333333"/>
-          <w:spacing w:val="-8"/>
-        </w:rPr>
-        <w:t xml:space="preserve"> </w:t>
-      </w:r>
-      <w:r>
-        <w:rPr>
-          <w:color w:val="333333"/>
-        </w:rPr>
-        <w:t>c</w:t>
-      </w:r>
-      <w:r>
-        <w:rPr>
-          <w:rFonts w:ascii="Palatino Linotype" w:hAnsi="Palatino Linotype"/>
-          <w:color w:val="333333"/>
-        </w:rPr>
-        <w:t>ủ</w:t>
-      </w:r>
-      <w:r>
-        <w:rPr>
-          <w:color w:val="333333"/>
-        </w:rPr>
-        <w:t>a</w:t>
-      </w:r>
-      <w:r>
-        <w:rPr>
-          <w:color w:val="333333"/>
-          <w:spacing w:val="-8"/>
-        </w:rPr>
-        <w:t xml:space="preserve"> </w:t>
-      </w:r>
-      <w:r>
-        <w:rPr>
-          <w:color w:val="333333"/>
-        </w:rPr>
-        <w:t>b</w:t>
-      </w:r>
-      <w:r>
-        <w:rPr>
-          <w:rFonts w:ascii="Palatino Linotype" w:hAnsi="Palatino Linotype"/>
-          <w:color w:val="333333"/>
-        </w:rPr>
-        <w:t>ạ</w:t>
-      </w:r>
-      <w:r>
-        <w:rPr>
-          <w:color w:val="333333"/>
-        </w:rPr>
-        <w:t>n A đã "Done" ch</w:t>
-      </w:r>
-      <w:r>
-        <w:rPr>
-          <w:rFonts w:ascii="Palatino Linotype" w:hAnsi="Palatino Linotype"/>
-          <w:color w:val="333333"/>
-        </w:rPr>
-        <w:t>ư</w:t>
-      </w:r>
-      <w:r>
-        <w:rPr>
-          <w:color w:val="333333"/>
-        </w:rPr>
-        <w:t>a.</w:t>
-      </w:r>
-    </w:p>
-    <w:p>
-      <w:pPr>
-        <w:pStyle w:val="BodyText"/>
-        <w:spacing w:before="6"/>
-        <w:rPr>
-          <w:sz w:val="15"/>
-        </w:rPr>
-      </w:pPr>
-      <w:r>
-        <w:rPr>
-          <w:sz w:val="15"/>
-        </w:rPr>
-        <w:drawing>
-          <wp:inline distT="0" distB="0" distL="0" distR="0" wp14:anchorId="2E9ED3C0" wp14:editId="2640CC70">
-            <wp:extent cx="5943600" cy="3244850"/>
-            <wp:effectExtent l="0" t="0" r="0" b="0"/>
-            <wp:docPr id="178918993" name="Picture 1"/>
-            <wp:cNvGraphicFramePr>
-              <a:graphicFrameLocks xmlns:a="http://schemas.openxmlformats.org/drawingml/2006/main" noChangeAspect="1"/>
-            </wp:cNvGraphicFramePr>
-            <a:graphic xmlns:a="http://schemas.openxmlformats.org/drawingml/2006/main">
-              <a:graphicData uri="http://schemas.openxmlformats.org/drawingml/2006/picture">
-                <pic:pic xmlns:pic="http://schemas.openxmlformats.org/drawingml/2006/picture">
-                  <pic:nvPicPr>
-                    <pic:cNvPr id="178918993" name=""/>
                     <pic:cNvPicPr/>
                   </pic:nvPicPr>
                   <pic:blipFill>
@@ -14061,6 +9138,3252 @@
     </w:p>
     <w:p>
       <w:pPr>
+        <w:pStyle w:val="Heading3"/>
+        <w:rPr>
+          <w:color w:val="333333"/>
+          <w:lang w:val="en-US"/>
+        </w:rPr>
+      </w:pPr>
+    </w:p>
+    <w:p>
+      <w:pPr>
+        <w:pStyle w:val="Heading3"/>
+        <w:rPr>
+          <w:color w:val="333333"/>
+          <w:lang w:val="en-US"/>
+        </w:rPr>
+      </w:pPr>
+    </w:p>
+    <w:p>
+      <w:pPr>
+        <w:pStyle w:val="Heading3"/>
+        <w:rPr>
+          <w:color w:val="333333"/>
+          <w:lang w:val="en-US"/>
+        </w:rPr>
+      </w:pPr>
+    </w:p>
+    <w:p>
+      <w:pPr>
+        <w:pStyle w:val="Heading3"/>
+      </w:pPr>
+      <w:r>
+        <w:rPr>
+          <w:color w:val="333333"/>
+        </w:rPr>
+        <w:t>Thách</w:t>
+      </w:r>
+      <w:r>
+        <w:rPr>
+          <w:color w:val="333333"/>
+          <w:spacing w:val="-3"/>
+        </w:rPr>
+        <w:t xml:space="preserve"> </w:t>
+      </w:r>
+      <w:r>
+        <w:rPr>
+          <w:color w:val="333333"/>
+        </w:rPr>
+        <w:t>thức</w:t>
+      </w:r>
+      <w:r>
+        <w:rPr>
+          <w:color w:val="333333"/>
+          <w:spacing w:val="-2"/>
+        </w:rPr>
+        <w:t xml:space="preserve"> </w:t>
+      </w:r>
+      <w:r>
+        <w:rPr>
+          <w:color w:val="333333"/>
+        </w:rPr>
+        <w:t>2:</w:t>
+      </w:r>
+      <w:r>
+        <w:rPr>
+          <w:color w:val="333333"/>
+          <w:spacing w:val="-1"/>
+        </w:rPr>
+        <w:t xml:space="preserve"> </w:t>
+      </w:r>
+      <w:r>
+        <w:rPr>
+          <w:color w:val="333333"/>
+        </w:rPr>
+        <w:t>Quá</w:t>
+      </w:r>
+      <w:r>
+        <w:rPr>
+          <w:color w:val="333333"/>
+          <w:spacing w:val="-2"/>
+        </w:rPr>
+        <w:t xml:space="preserve"> </w:t>
+      </w:r>
+      <w:r>
+        <w:rPr>
+          <w:color w:val="333333"/>
+        </w:rPr>
+        <w:t>tải</w:t>
+      </w:r>
+      <w:r>
+        <w:rPr>
+          <w:color w:val="333333"/>
+          <w:spacing w:val="-2"/>
+        </w:rPr>
+        <w:t xml:space="preserve"> </w:t>
+      </w:r>
+      <w:r>
+        <w:rPr>
+          <w:color w:val="333333"/>
+        </w:rPr>
+        <w:t>thông</w:t>
+      </w:r>
+      <w:r>
+        <w:rPr>
+          <w:color w:val="333333"/>
+          <w:spacing w:val="-1"/>
+        </w:rPr>
+        <w:t xml:space="preserve"> </w:t>
+      </w:r>
+      <w:r>
+        <w:rPr>
+          <w:color w:val="333333"/>
+        </w:rPr>
+        <w:t>báo</w:t>
+      </w:r>
+      <w:r>
+        <w:rPr>
+          <w:color w:val="333333"/>
+          <w:spacing w:val="-2"/>
+        </w:rPr>
+        <w:t xml:space="preserve"> </w:t>
+      </w:r>
+      <w:r>
+        <w:rPr>
+          <w:color w:val="333333"/>
+        </w:rPr>
+        <w:t>(Notification</w:t>
+      </w:r>
+      <w:r>
+        <w:rPr>
+          <w:color w:val="333333"/>
+          <w:spacing w:val="-3"/>
+        </w:rPr>
+        <w:t xml:space="preserve"> </w:t>
+      </w:r>
+      <w:r>
+        <w:rPr>
+          <w:color w:val="333333"/>
+        </w:rPr>
+        <w:t>Overload)</w:t>
+      </w:r>
+      <w:r>
+        <w:rPr>
+          <w:color w:val="333333"/>
+          <w:spacing w:val="-1"/>
+        </w:rPr>
+        <w:t xml:space="preserve"> </w:t>
+      </w:r>
+      <w:r>
+        <w:rPr>
+          <w:color w:val="333333"/>
+        </w:rPr>
+        <w:t>và</w:t>
+      </w:r>
+      <w:r>
+        <w:rPr>
+          <w:color w:val="333333"/>
+          <w:spacing w:val="-2"/>
+        </w:rPr>
+        <w:t xml:space="preserve"> </w:t>
+      </w:r>
+      <w:r>
+        <w:rPr>
+          <w:color w:val="333333"/>
+        </w:rPr>
+        <w:t>trôi</w:t>
+      </w:r>
+      <w:r>
+        <w:rPr>
+          <w:color w:val="333333"/>
+          <w:spacing w:val="-1"/>
+        </w:rPr>
+        <w:t xml:space="preserve"> </w:t>
+      </w:r>
+      <w:r>
+        <w:rPr>
+          <w:color w:val="333333"/>
+          <w:spacing w:val="-2"/>
+        </w:rPr>
+        <w:t>việc.</w:t>
+      </w:r>
+    </w:p>
+    <w:p>
+      <w:pPr>
+        <w:pStyle w:val="BodyText"/>
+        <w:spacing w:before="71" w:line="280" w:lineRule="auto"/>
+        <w:ind w:left="142" w:right="128"/>
+        <w:jc w:val="both"/>
+      </w:pPr>
+      <w:r>
+        <w:rPr>
+          <w:i/>
+          <w:color w:val="333333"/>
+        </w:rPr>
+        <w:t>Mô</w:t>
+      </w:r>
+      <w:r>
+        <w:rPr>
+          <w:i/>
+          <w:color w:val="333333"/>
+          <w:spacing w:val="-2"/>
+        </w:rPr>
+        <w:t xml:space="preserve"> </w:t>
+      </w:r>
+      <w:r>
+        <w:rPr>
+          <w:i/>
+          <w:color w:val="333333"/>
+        </w:rPr>
+        <w:t>t</w:t>
+      </w:r>
+      <w:r>
+        <w:rPr>
+          <w:rFonts w:ascii="Palatino Linotype" w:hAnsi="Palatino Linotype"/>
+          <w:i/>
+          <w:color w:val="333333"/>
+        </w:rPr>
+        <w:t>ả</w:t>
+      </w:r>
+      <w:r>
+        <w:rPr>
+          <w:i/>
+          <w:color w:val="333333"/>
+        </w:rPr>
+        <w:t>:</w:t>
+      </w:r>
+      <w:r>
+        <w:rPr>
+          <w:i/>
+          <w:color w:val="333333"/>
+          <w:spacing w:val="-2"/>
+        </w:rPr>
+        <w:t xml:space="preserve"> </w:t>
+      </w:r>
+      <w:r>
+        <w:rPr>
+          <w:color w:val="333333"/>
+        </w:rPr>
+        <w:t>Vi</w:t>
+      </w:r>
+      <w:r>
+        <w:rPr>
+          <w:rFonts w:ascii="Palatino Linotype" w:hAnsi="Palatino Linotype"/>
+          <w:color w:val="333333"/>
+        </w:rPr>
+        <w:t>ệ</w:t>
+      </w:r>
+      <w:r>
+        <w:rPr>
+          <w:color w:val="333333"/>
+        </w:rPr>
+        <w:t>c</w:t>
+      </w:r>
+      <w:r>
+        <w:rPr>
+          <w:color w:val="333333"/>
+          <w:spacing w:val="-2"/>
+        </w:rPr>
+        <w:t xml:space="preserve"> </w:t>
+      </w:r>
+      <w:r>
+        <w:rPr>
+          <w:color w:val="333333"/>
+        </w:rPr>
+        <w:t>s</w:t>
+      </w:r>
+      <w:r>
+        <w:rPr>
+          <w:rFonts w:ascii="Palatino Linotype" w:hAnsi="Palatino Linotype"/>
+          <w:color w:val="333333"/>
+        </w:rPr>
+        <w:t>ử</w:t>
+      </w:r>
+      <w:r>
+        <w:rPr>
+          <w:rFonts w:ascii="Palatino Linotype" w:hAnsi="Palatino Linotype"/>
+          <w:color w:val="333333"/>
+          <w:spacing w:val="-2"/>
+        </w:rPr>
+        <w:t xml:space="preserve"> </w:t>
+      </w:r>
+      <w:r>
+        <w:rPr>
+          <w:color w:val="333333"/>
+        </w:rPr>
+        <w:t>d</w:t>
+      </w:r>
+      <w:r>
+        <w:rPr>
+          <w:rFonts w:ascii="Palatino Linotype" w:hAnsi="Palatino Linotype"/>
+          <w:color w:val="333333"/>
+        </w:rPr>
+        <w:t>ụ</w:t>
+      </w:r>
+      <w:r>
+        <w:rPr>
+          <w:color w:val="333333"/>
+        </w:rPr>
+        <w:t>ng</w:t>
+      </w:r>
+      <w:r>
+        <w:rPr>
+          <w:color w:val="333333"/>
+          <w:spacing w:val="-2"/>
+        </w:rPr>
+        <w:t xml:space="preserve"> </w:t>
+      </w:r>
+      <w:r>
+        <w:rPr>
+          <w:color w:val="333333"/>
+        </w:rPr>
+        <w:t>cùng</w:t>
+      </w:r>
+      <w:r>
+        <w:rPr>
+          <w:color w:val="333333"/>
+          <w:spacing w:val="-2"/>
+        </w:rPr>
+        <w:t xml:space="preserve"> </w:t>
+      </w:r>
+      <w:r>
+        <w:rPr>
+          <w:color w:val="333333"/>
+        </w:rPr>
+        <w:t>lúc</w:t>
+      </w:r>
+      <w:r>
+        <w:rPr>
+          <w:color w:val="333333"/>
+          <w:spacing w:val="-2"/>
+        </w:rPr>
+        <w:t xml:space="preserve"> </w:t>
+      </w:r>
+      <w:r>
+        <w:rPr>
+          <w:color w:val="333333"/>
+        </w:rPr>
+        <w:t>Teams,</w:t>
+      </w:r>
+      <w:r>
+        <w:rPr>
+          <w:color w:val="333333"/>
+          <w:spacing w:val="-2"/>
+        </w:rPr>
+        <w:t xml:space="preserve"> </w:t>
+      </w:r>
+      <w:r>
+        <w:rPr>
+          <w:color w:val="333333"/>
+        </w:rPr>
+        <w:t>Zalo,</w:t>
+      </w:r>
+      <w:r>
+        <w:rPr>
+          <w:color w:val="333333"/>
+          <w:spacing w:val="-2"/>
+        </w:rPr>
+        <w:t xml:space="preserve"> </w:t>
+      </w:r>
+      <w:r>
+        <w:rPr>
+          <w:color w:val="333333"/>
+        </w:rPr>
+        <w:t>Trello,</w:t>
+      </w:r>
+      <w:r>
+        <w:rPr>
+          <w:color w:val="333333"/>
+          <w:spacing w:val="-2"/>
+        </w:rPr>
+        <w:t xml:space="preserve"> </w:t>
+      </w:r>
+      <w:r>
+        <w:rPr>
+          <w:color w:val="333333"/>
+        </w:rPr>
+        <w:t>Mail</w:t>
+      </w:r>
+      <w:r>
+        <w:rPr>
+          <w:color w:val="333333"/>
+          <w:spacing w:val="-2"/>
+        </w:rPr>
+        <w:t xml:space="preserve"> </w:t>
+      </w:r>
+      <w:r>
+        <w:rPr>
+          <w:color w:val="333333"/>
+        </w:rPr>
+        <w:t>khi</w:t>
+      </w:r>
+      <w:r>
+        <w:rPr>
+          <w:rFonts w:ascii="Palatino Linotype" w:hAnsi="Palatino Linotype"/>
+          <w:color w:val="333333"/>
+        </w:rPr>
+        <w:t>ế</w:t>
+      </w:r>
+      <w:r>
+        <w:rPr>
+          <w:color w:val="333333"/>
+        </w:rPr>
+        <w:t>n</w:t>
+      </w:r>
+      <w:r>
+        <w:rPr>
+          <w:color w:val="333333"/>
+          <w:spacing w:val="-2"/>
+        </w:rPr>
+        <w:t xml:space="preserve"> </w:t>
+      </w:r>
+      <w:r>
+        <w:rPr>
+          <w:color w:val="333333"/>
+        </w:rPr>
+        <w:t>đi</w:t>
+      </w:r>
+      <w:r>
+        <w:rPr>
+          <w:rFonts w:ascii="Palatino Linotype" w:hAnsi="Palatino Linotype"/>
+          <w:color w:val="333333"/>
+        </w:rPr>
+        <w:t>ệ</w:t>
+      </w:r>
+      <w:r>
+        <w:rPr>
+          <w:color w:val="333333"/>
+        </w:rPr>
+        <w:t>n</w:t>
+      </w:r>
+      <w:r>
+        <w:rPr>
+          <w:color w:val="333333"/>
+          <w:spacing w:val="-2"/>
+        </w:rPr>
+        <w:t xml:space="preserve"> </w:t>
+      </w:r>
+      <w:r>
+        <w:rPr>
+          <w:color w:val="333333"/>
+        </w:rPr>
+        <w:t>tho</w:t>
+      </w:r>
+      <w:r>
+        <w:rPr>
+          <w:rFonts w:ascii="Palatino Linotype" w:hAnsi="Palatino Linotype"/>
+          <w:color w:val="333333"/>
+        </w:rPr>
+        <w:t>ạ</w:t>
+      </w:r>
+      <w:r>
+        <w:rPr>
+          <w:color w:val="333333"/>
+        </w:rPr>
+        <w:t>i</w:t>
+      </w:r>
+      <w:r>
+        <w:rPr>
+          <w:color w:val="333333"/>
+          <w:spacing w:val="-2"/>
+        </w:rPr>
+        <w:t xml:space="preserve"> </w:t>
+      </w:r>
+      <w:r>
+        <w:rPr>
+          <w:color w:val="333333"/>
+        </w:rPr>
+        <w:t>và</w:t>
+      </w:r>
+      <w:r>
+        <w:rPr>
+          <w:color w:val="333333"/>
+          <w:spacing w:val="-2"/>
+        </w:rPr>
+        <w:t xml:space="preserve"> </w:t>
+      </w:r>
+      <w:r>
+        <w:rPr>
+          <w:color w:val="333333"/>
+        </w:rPr>
+        <w:t>máy</w:t>
+      </w:r>
+      <w:r>
+        <w:rPr>
+          <w:color w:val="333333"/>
+          <w:spacing w:val="-2"/>
+        </w:rPr>
+        <w:t xml:space="preserve"> </w:t>
+      </w:r>
+      <w:r>
+        <w:rPr>
+          <w:color w:val="333333"/>
+        </w:rPr>
+        <w:t>tính</w:t>
+      </w:r>
+      <w:r>
+        <w:rPr>
+          <w:color w:val="333333"/>
+          <w:spacing w:val="-2"/>
+        </w:rPr>
+        <w:t xml:space="preserve"> </w:t>
+      </w:r>
+      <w:r>
+        <w:rPr>
+          <w:color w:val="333333"/>
+        </w:rPr>
+        <w:t>liên</w:t>
+      </w:r>
+      <w:r>
+        <w:rPr>
+          <w:color w:val="333333"/>
+          <w:spacing w:val="-2"/>
+        </w:rPr>
+        <w:t xml:space="preserve"> </w:t>
+      </w:r>
+      <w:r>
+        <w:rPr>
+          <w:color w:val="333333"/>
+        </w:rPr>
+        <w:t>t</w:t>
+      </w:r>
+      <w:r>
+        <w:rPr>
+          <w:rFonts w:ascii="Palatino Linotype" w:hAnsi="Palatino Linotype"/>
+          <w:color w:val="333333"/>
+        </w:rPr>
+        <w:t>ụ</w:t>
+      </w:r>
+      <w:r>
+        <w:rPr>
+          <w:color w:val="333333"/>
+        </w:rPr>
+        <w:t>c báo tin nh</w:t>
+      </w:r>
+      <w:r>
+        <w:rPr>
+          <w:rFonts w:ascii="Palatino Linotype" w:hAnsi="Palatino Linotype"/>
+          <w:color w:val="333333"/>
+        </w:rPr>
+        <w:t>ắ</w:t>
+      </w:r>
+      <w:r>
+        <w:rPr>
+          <w:color w:val="333333"/>
+        </w:rPr>
+        <w:t>n, gây m</w:t>
+      </w:r>
+      <w:r>
+        <w:rPr>
+          <w:rFonts w:ascii="Palatino Linotype" w:hAnsi="Palatino Linotype"/>
+          <w:color w:val="333333"/>
+        </w:rPr>
+        <w:t>ấ</w:t>
+      </w:r>
+      <w:r>
+        <w:rPr>
+          <w:color w:val="333333"/>
+        </w:rPr>
+        <w:t>t</w:t>
+      </w:r>
+      <w:r>
+        <w:rPr>
+          <w:color w:val="333333"/>
+        </w:rPr>
+        <w:t xml:space="preserve"> t</w:t>
+      </w:r>
+      <w:r>
+        <w:rPr>
+          <w:rFonts w:ascii="Palatino Linotype" w:hAnsi="Palatino Linotype"/>
+          <w:color w:val="333333"/>
+        </w:rPr>
+        <w:t>ậ</w:t>
+      </w:r>
+      <w:r>
+        <w:rPr>
+          <w:color w:val="333333"/>
+        </w:rPr>
+        <w:t>p trung khi t</w:t>
+      </w:r>
+      <w:r>
+        <w:rPr>
+          <w:rFonts w:ascii="Palatino Linotype" w:hAnsi="Palatino Linotype"/>
+          <w:color w:val="333333"/>
+        </w:rPr>
+        <w:t xml:space="preserve">ự </w:t>
+      </w:r>
+      <w:r>
+        <w:rPr>
+          <w:color w:val="333333"/>
+        </w:rPr>
+        <w:t>h</w:t>
+      </w:r>
+      <w:r>
+        <w:rPr>
+          <w:rFonts w:ascii="Palatino Linotype" w:hAnsi="Palatino Linotype"/>
+          <w:color w:val="333333"/>
+        </w:rPr>
+        <w:t>ọ</w:t>
+      </w:r>
+      <w:r>
+        <w:rPr>
+          <w:color w:val="333333"/>
+        </w:rPr>
+        <w:t>c, nh</w:t>
+      </w:r>
+      <w:r>
+        <w:rPr>
+          <w:rFonts w:ascii="Palatino Linotype" w:hAnsi="Palatino Linotype"/>
+          <w:color w:val="333333"/>
+        </w:rPr>
+        <w:t>ư</w:t>
+      </w:r>
+      <w:r>
+        <w:rPr>
+          <w:color w:val="333333"/>
+        </w:rPr>
+        <w:t>ng t</w:t>
+      </w:r>
+      <w:r>
+        <w:rPr>
+          <w:rFonts w:ascii="Palatino Linotype" w:hAnsi="Palatino Linotype"/>
+          <w:color w:val="333333"/>
+        </w:rPr>
+        <w:t>ắ</w:t>
+      </w:r>
+      <w:r>
+        <w:rPr>
+          <w:color w:val="333333"/>
+        </w:rPr>
+        <w:t>t đi thì s</w:t>
+      </w:r>
+      <w:r>
+        <w:rPr>
+          <w:rFonts w:ascii="Palatino Linotype" w:hAnsi="Palatino Linotype"/>
+          <w:color w:val="333333"/>
+        </w:rPr>
+        <w:t xml:space="preserve">ợ </w:t>
+      </w:r>
+      <w:r>
+        <w:rPr>
+          <w:color w:val="333333"/>
+        </w:rPr>
+        <w:t>l</w:t>
+      </w:r>
+      <w:r>
+        <w:rPr>
+          <w:rFonts w:ascii="Palatino Linotype" w:hAnsi="Palatino Linotype"/>
+          <w:color w:val="333333"/>
+        </w:rPr>
+        <w:t xml:space="preserve">ỡ </w:t>
+      </w:r>
+      <w:r>
+        <w:rPr>
+          <w:color w:val="333333"/>
+        </w:rPr>
+        <w:t>tin nh</w:t>
+      </w:r>
+      <w:r>
+        <w:rPr>
+          <w:rFonts w:ascii="Palatino Linotype" w:hAnsi="Palatino Linotype"/>
+          <w:color w:val="333333"/>
+        </w:rPr>
+        <w:t>ắ</w:t>
+      </w:r>
+      <w:r>
+        <w:rPr>
+          <w:color w:val="333333"/>
+        </w:rPr>
+        <w:t>n quan tr</w:t>
+      </w:r>
+      <w:r>
+        <w:rPr>
+          <w:rFonts w:ascii="Palatino Linotype" w:hAnsi="Palatino Linotype"/>
+          <w:color w:val="333333"/>
+        </w:rPr>
+        <w:t>ọ</w:t>
+      </w:r>
+      <w:r>
+        <w:rPr>
+          <w:color w:val="333333"/>
+        </w:rPr>
+        <w:t>ng c</w:t>
+      </w:r>
+      <w:r>
+        <w:rPr>
+          <w:rFonts w:ascii="Palatino Linotype" w:hAnsi="Palatino Linotype"/>
+          <w:color w:val="333333"/>
+        </w:rPr>
+        <w:t>ủ</w:t>
+      </w:r>
+      <w:r>
+        <w:rPr>
+          <w:color w:val="333333"/>
+        </w:rPr>
+        <w:t xml:space="preserve">a </w:t>
+      </w:r>
+      <w:r>
+        <w:rPr>
+          <w:color w:val="333333"/>
+          <w:spacing w:val="-2"/>
+        </w:rPr>
+        <w:t>nhóm.</w:t>
+      </w:r>
+    </w:p>
+    <w:p>
+      <w:pPr>
+        <w:pStyle w:val="BodyText"/>
+        <w:spacing w:before="26" w:line="280" w:lineRule="auto"/>
+        <w:ind w:left="142" w:right="131"/>
+        <w:jc w:val="both"/>
+      </w:pPr>
+      <w:r>
+        <w:rPr>
+          <w:i/>
+          <w:color w:val="333333"/>
+        </w:rPr>
+        <w:t>Gi</w:t>
+      </w:r>
+      <w:r>
+        <w:rPr>
+          <w:rFonts w:ascii="Palatino Linotype" w:hAnsi="Palatino Linotype"/>
+          <w:i/>
+          <w:color w:val="333333"/>
+        </w:rPr>
+        <w:t>ả</w:t>
+      </w:r>
+      <w:r>
+        <w:rPr>
+          <w:i/>
+          <w:color w:val="333333"/>
+        </w:rPr>
+        <w:t xml:space="preserve">i pháp cá nhân: </w:t>
+      </w:r>
+      <w:r>
+        <w:rPr>
+          <w:color w:val="333333"/>
+        </w:rPr>
+        <w:t>Tôi đã thi</w:t>
+      </w:r>
+      <w:r>
+        <w:rPr>
+          <w:rFonts w:ascii="Palatino Linotype" w:hAnsi="Palatino Linotype"/>
+          <w:color w:val="333333"/>
+        </w:rPr>
+        <w:t>ế</w:t>
+      </w:r>
+      <w:r>
+        <w:rPr>
+          <w:color w:val="333333"/>
+        </w:rPr>
+        <w:t>t l</w:t>
+      </w:r>
+      <w:r>
+        <w:rPr>
+          <w:rFonts w:ascii="Palatino Linotype" w:hAnsi="Palatino Linotype"/>
+          <w:color w:val="333333"/>
+        </w:rPr>
+        <w:t>ậ</w:t>
+      </w:r>
+      <w:r>
+        <w:rPr>
+          <w:color w:val="333333"/>
+        </w:rPr>
+        <w:t>p quy t</w:t>
+      </w:r>
+      <w:r>
+        <w:rPr>
+          <w:rFonts w:ascii="Palatino Linotype" w:hAnsi="Palatino Linotype"/>
+          <w:color w:val="333333"/>
+        </w:rPr>
+        <w:t>ắ</w:t>
+      </w:r>
+      <w:r>
+        <w:rPr>
+          <w:color w:val="333333"/>
+        </w:rPr>
+        <w:t>c trên Teams/Zalo: t</w:t>
+      </w:r>
+      <w:r>
+        <w:rPr>
+          <w:rFonts w:ascii="Palatino Linotype" w:hAnsi="Palatino Linotype"/>
+          <w:color w:val="333333"/>
+        </w:rPr>
+        <w:t>ắ</w:t>
+      </w:r>
+      <w:r>
+        <w:rPr>
+          <w:color w:val="333333"/>
+        </w:rPr>
+        <w:t>t thông báo chung c</w:t>
+      </w:r>
+      <w:r>
+        <w:rPr>
+          <w:rFonts w:ascii="Palatino Linotype" w:hAnsi="Palatino Linotype"/>
+          <w:color w:val="333333"/>
+        </w:rPr>
+        <w:t>ủ</w:t>
+      </w:r>
+      <w:r>
+        <w:rPr>
+          <w:color w:val="333333"/>
+        </w:rPr>
+        <w:t>a nhóm (Mute channel), ch</w:t>
+      </w:r>
+      <w:r>
+        <w:rPr>
+          <w:rFonts w:ascii="Palatino Linotype" w:hAnsi="Palatino Linotype"/>
+          <w:color w:val="333333"/>
+        </w:rPr>
+        <w:t xml:space="preserve">ỉ </w:t>
+      </w:r>
+      <w:r>
+        <w:rPr>
+          <w:color w:val="333333"/>
+        </w:rPr>
+        <w:t>b</w:t>
+      </w:r>
+      <w:r>
+        <w:rPr>
+          <w:rFonts w:ascii="Palatino Linotype" w:hAnsi="Palatino Linotype"/>
+          <w:color w:val="333333"/>
+        </w:rPr>
+        <w:t>ậ</w:t>
+      </w:r>
+      <w:r>
+        <w:rPr>
+          <w:color w:val="333333"/>
+        </w:rPr>
+        <w:t>t thông báo khi có ng</w:t>
+      </w:r>
+      <w:r>
+        <w:rPr>
+          <w:rFonts w:ascii="Palatino Linotype" w:hAnsi="Palatino Linotype"/>
+          <w:color w:val="333333"/>
+        </w:rPr>
+        <w:t>ườ</w:t>
+      </w:r>
+      <w:r>
+        <w:rPr>
+          <w:color w:val="333333"/>
+        </w:rPr>
+        <w:t>i Tag th</w:t>
+      </w:r>
+      <w:r>
+        <w:rPr>
+          <w:rFonts w:ascii="Palatino Linotype" w:hAnsi="Palatino Linotype"/>
+          <w:color w:val="333333"/>
+        </w:rPr>
+        <w:t>ẳ</w:t>
+      </w:r>
+      <w:r>
+        <w:rPr>
+          <w:color w:val="333333"/>
+        </w:rPr>
+        <w:t>ng tên (@mention) ho</w:t>
+      </w:r>
+      <w:r>
+        <w:rPr>
+          <w:rFonts w:ascii="Palatino Linotype" w:hAnsi="Palatino Linotype"/>
+          <w:color w:val="333333"/>
+        </w:rPr>
+        <w:t>ặ</w:t>
+      </w:r>
+      <w:r>
+        <w:rPr>
+          <w:color w:val="333333"/>
+        </w:rPr>
+        <w:t>c g</w:t>
+      </w:r>
+      <w:r>
+        <w:rPr>
+          <w:rFonts w:ascii="Palatino Linotype" w:hAnsi="Palatino Linotype"/>
+          <w:color w:val="333333"/>
+        </w:rPr>
+        <w:t>ử</w:t>
+      </w:r>
+      <w:r>
+        <w:rPr>
+          <w:color w:val="333333"/>
+        </w:rPr>
+        <w:t>i tin nh</w:t>
+      </w:r>
+      <w:r>
+        <w:rPr>
+          <w:rFonts w:ascii="Palatino Linotype" w:hAnsi="Palatino Linotype"/>
+          <w:color w:val="333333"/>
+        </w:rPr>
+        <w:t>ắ</w:t>
+      </w:r>
+      <w:r>
+        <w:rPr>
+          <w:color w:val="333333"/>
+        </w:rPr>
+        <w:t xml:space="preserve">n </w:t>
+      </w:r>
+      <w:r>
+        <w:rPr>
+          <w:color w:val="333333"/>
+        </w:rPr>
+        <w:t>kh</w:t>
+      </w:r>
+      <w:r>
+        <w:rPr>
+          <w:rFonts w:ascii="Palatino Linotype" w:hAnsi="Palatino Linotype"/>
+          <w:color w:val="333333"/>
+        </w:rPr>
+        <w:t>ẩ</w:t>
+      </w:r>
+      <w:r>
+        <w:rPr>
+          <w:color w:val="333333"/>
+        </w:rPr>
+        <w:t>n c</w:t>
+      </w:r>
+      <w:r>
+        <w:rPr>
+          <w:rFonts w:ascii="Palatino Linotype" w:hAnsi="Palatino Linotype"/>
+          <w:color w:val="333333"/>
+        </w:rPr>
+        <w:t>ấ</w:t>
+      </w:r>
+      <w:r>
+        <w:rPr>
+          <w:color w:val="333333"/>
+        </w:rPr>
+        <w:t>p (Urgent). V</w:t>
+      </w:r>
+      <w:r>
+        <w:rPr>
+          <w:rFonts w:ascii="Palatino Linotype" w:hAnsi="Palatino Linotype"/>
+          <w:color w:val="333333"/>
+        </w:rPr>
+        <w:t>ớ</w:t>
+      </w:r>
+      <w:r>
+        <w:rPr>
+          <w:color w:val="333333"/>
+        </w:rPr>
+        <w:t>i Trello, tôi ch</w:t>
+      </w:r>
+      <w:r>
+        <w:rPr>
+          <w:rFonts w:ascii="Palatino Linotype" w:hAnsi="Palatino Linotype"/>
+          <w:color w:val="333333"/>
+        </w:rPr>
+        <w:t xml:space="preserve">ỉ </w:t>
+      </w:r>
+      <w:r>
+        <w:rPr>
+          <w:color w:val="333333"/>
+        </w:rPr>
+        <w:t>b</w:t>
+      </w:r>
+      <w:r>
+        <w:rPr>
+          <w:rFonts w:ascii="Palatino Linotype" w:hAnsi="Palatino Linotype"/>
+          <w:color w:val="333333"/>
+        </w:rPr>
+        <w:t>ậ</w:t>
+      </w:r>
+      <w:r>
+        <w:rPr>
+          <w:color w:val="333333"/>
+        </w:rPr>
+        <w:t>t theo dõi (Watch) nh</w:t>
+      </w:r>
+      <w:r>
+        <w:rPr>
+          <w:rFonts w:ascii="Palatino Linotype" w:hAnsi="Palatino Linotype"/>
+          <w:color w:val="333333"/>
+        </w:rPr>
+        <w:t>ữ</w:t>
+      </w:r>
+      <w:r>
+        <w:rPr>
+          <w:color w:val="333333"/>
+        </w:rPr>
+        <w:t>ng th</w:t>
+      </w:r>
+      <w:r>
+        <w:rPr>
+          <w:rFonts w:ascii="Palatino Linotype" w:hAnsi="Palatino Linotype"/>
+          <w:color w:val="333333"/>
+        </w:rPr>
+        <w:t xml:space="preserve">ẻ </w:t>
+      </w:r>
+      <w:r>
+        <w:rPr>
+          <w:color w:val="333333"/>
+        </w:rPr>
+        <w:t>(cards) do mình ph</w:t>
+      </w:r>
+      <w:r>
+        <w:rPr>
+          <w:rFonts w:ascii="Palatino Linotype" w:hAnsi="Palatino Linotype"/>
+          <w:color w:val="333333"/>
+        </w:rPr>
+        <w:t xml:space="preserve">ụ </w:t>
+      </w:r>
+      <w:r>
+        <w:rPr>
+          <w:color w:val="333333"/>
+          <w:spacing w:val="-2"/>
+        </w:rPr>
+        <w:t>trách.</w:t>
+      </w:r>
+    </w:p>
+    <w:p>
+      <w:pPr>
+        <w:pStyle w:val="BodyText"/>
+        <w:spacing w:before="9"/>
+      </w:pPr>
+    </w:p>
+    <w:p>
+      <w:pPr>
+        <w:pStyle w:val="Heading3"/>
+        <w:spacing w:line="312" w:lineRule="auto"/>
+        <w:jc w:val="left"/>
+      </w:pPr>
+      <w:r>
+        <w:rPr>
+          <w:color w:val="333333"/>
+        </w:rPr>
+        <w:t>Thách</w:t>
+      </w:r>
+      <w:r>
+        <w:rPr>
+          <w:color w:val="333333"/>
+          <w:spacing w:val="80"/>
+        </w:rPr>
+        <w:t xml:space="preserve"> </w:t>
+      </w:r>
+      <w:r>
+        <w:rPr>
+          <w:color w:val="333333"/>
+        </w:rPr>
+        <w:t>thức</w:t>
+      </w:r>
+      <w:r>
+        <w:rPr>
+          <w:color w:val="333333"/>
+          <w:spacing w:val="80"/>
+        </w:rPr>
+        <w:t xml:space="preserve"> </w:t>
+      </w:r>
+      <w:r>
+        <w:rPr>
+          <w:color w:val="333333"/>
+        </w:rPr>
+        <w:t>3:</w:t>
+      </w:r>
+      <w:r>
+        <w:rPr>
+          <w:color w:val="333333"/>
+          <w:spacing w:val="80"/>
+        </w:rPr>
+        <w:t xml:space="preserve"> </w:t>
+      </w:r>
+      <w:r>
+        <w:rPr>
+          <w:color w:val="333333"/>
+        </w:rPr>
+        <w:t>Khó</w:t>
+      </w:r>
+      <w:r>
+        <w:rPr>
+          <w:color w:val="333333"/>
+          <w:spacing w:val="80"/>
+        </w:rPr>
+        <w:t xml:space="preserve"> </w:t>
+      </w:r>
+      <w:r>
+        <w:rPr>
+          <w:color w:val="333333"/>
+        </w:rPr>
+        <w:t>khăn</w:t>
+      </w:r>
+      <w:r>
+        <w:rPr>
+          <w:color w:val="333333"/>
+          <w:spacing w:val="80"/>
+        </w:rPr>
+        <w:t xml:space="preserve"> </w:t>
+      </w:r>
+      <w:r>
+        <w:rPr>
+          <w:color w:val="333333"/>
+        </w:rPr>
+        <w:t>trong</w:t>
+      </w:r>
+      <w:r>
+        <w:rPr>
+          <w:color w:val="333333"/>
+          <w:spacing w:val="80"/>
+        </w:rPr>
+        <w:t xml:space="preserve"> </w:t>
+      </w:r>
+      <w:r>
+        <w:rPr>
+          <w:color w:val="333333"/>
+        </w:rPr>
+        <w:t>việc</w:t>
+      </w:r>
+      <w:r>
+        <w:rPr>
+          <w:color w:val="333333"/>
+          <w:spacing w:val="80"/>
+        </w:rPr>
+        <w:t xml:space="preserve"> </w:t>
+      </w:r>
+      <w:r>
+        <w:rPr>
+          <w:color w:val="333333"/>
+        </w:rPr>
+        <w:t>theo</w:t>
+      </w:r>
+      <w:r>
+        <w:rPr>
+          <w:color w:val="333333"/>
+          <w:spacing w:val="80"/>
+        </w:rPr>
+        <w:t xml:space="preserve"> </w:t>
+      </w:r>
+      <w:r>
+        <w:rPr>
+          <w:color w:val="333333"/>
+        </w:rPr>
+        <w:t>dõi</w:t>
+      </w:r>
+      <w:r>
+        <w:rPr>
+          <w:color w:val="333333"/>
+          <w:spacing w:val="80"/>
+        </w:rPr>
+        <w:t xml:space="preserve"> </w:t>
+      </w:r>
+      <w:r>
+        <w:rPr>
+          <w:color w:val="333333"/>
+        </w:rPr>
+        <w:t>luồng</w:t>
+      </w:r>
+      <w:r>
+        <w:rPr>
+          <w:color w:val="333333"/>
+          <w:spacing w:val="80"/>
+        </w:rPr>
+        <w:t xml:space="preserve"> </w:t>
+      </w:r>
+      <w:r>
+        <w:rPr>
+          <w:color w:val="333333"/>
+        </w:rPr>
+        <w:t>phụ</w:t>
+      </w:r>
+      <w:r>
+        <w:rPr>
+          <w:color w:val="333333"/>
+          <w:spacing w:val="80"/>
+        </w:rPr>
+        <w:t xml:space="preserve"> </w:t>
+      </w:r>
+      <w:r>
+        <w:rPr>
+          <w:color w:val="333333"/>
+        </w:rPr>
+        <w:t>thuộc</w:t>
+      </w:r>
+      <w:r>
+        <w:rPr>
+          <w:color w:val="333333"/>
+          <w:spacing w:val="80"/>
+        </w:rPr>
+        <w:t xml:space="preserve"> </w:t>
+      </w:r>
+      <w:r>
+        <w:rPr>
+          <w:color w:val="333333"/>
+        </w:rPr>
+        <w:t>công</w:t>
+      </w:r>
+      <w:r>
+        <w:rPr>
+          <w:color w:val="333333"/>
+          <w:spacing w:val="80"/>
+        </w:rPr>
+        <w:t xml:space="preserve"> </w:t>
+      </w:r>
+      <w:r>
+        <w:rPr>
+          <w:color w:val="333333"/>
+        </w:rPr>
+        <w:t>việc</w:t>
+      </w:r>
+      <w:r>
+        <w:rPr>
+          <w:color w:val="333333"/>
+          <w:spacing w:val="80"/>
+        </w:rPr>
+        <w:t xml:space="preserve"> </w:t>
+      </w:r>
+      <w:r>
+        <w:rPr>
+          <w:color w:val="333333"/>
+        </w:rPr>
+        <w:t xml:space="preserve">(Task </w:t>
+      </w:r>
+      <w:r>
+        <w:rPr>
+          <w:color w:val="333333"/>
+          <w:spacing w:val="-2"/>
+        </w:rPr>
+        <w:t>Dependencies).</w:t>
+      </w:r>
+    </w:p>
+    <w:p>
+      <w:pPr>
+        <w:pStyle w:val="BodyText"/>
+        <w:spacing w:line="276" w:lineRule="auto"/>
+        <w:ind w:left="142"/>
+      </w:pPr>
+      <w:r>
+        <w:rPr>
+          <w:i/>
+          <w:color w:val="333333"/>
+        </w:rPr>
+        <w:t>Mô</w:t>
+      </w:r>
+      <w:r>
+        <w:rPr>
+          <w:i/>
+          <w:color w:val="333333"/>
+          <w:spacing w:val="-10"/>
+        </w:rPr>
+        <w:t xml:space="preserve"> </w:t>
+      </w:r>
+      <w:r>
+        <w:rPr>
+          <w:i/>
+          <w:color w:val="333333"/>
+        </w:rPr>
+        <w:t>t</w:t>
+      </w:r>
+      <w:r>
+        <w:rPr>
+          <w:rFonts w:ascii="Palatino Linotype" w:hAnsi="Palatino Linotype"/>
+          <w:i/>
+          <w:color w:val="333333"/>
+        </w:rPr>
+        <w:t>ả</w:t>
+      </w:r>
+      <w:r>
+        <w:rPr>
+          <w:i/>
+          <w:color w:val="333333"/>
+        </w:rPr>
+        <w:t>:</w:t>
+      </w:r>
+      <w:r>
+        <w:rPr>
+          <w:i/>
+          <w:color w:val="333333"/>
+          <w:spacing w:val="-10"/>
+        </w:rPr>
+        <w:t xml:space="preserve"> </w:t>
+      </w:r>
+      <w:r>
+        <w:rPr>
+          <w:color w:val="333333"/>
+        </w:rPr>
+        <w:t>Trên</w:t>
+      </w:r>
+      <w:r>
+        <w:rPr>
+          <w:color w:val="333333"/>
+          <w:spacing w:val="-10"/>
+        </w:rPr>
+        <w:t xml:space="preserve"> </w:t>
+      </w:r>
+      <w:r>
+        <w:rPr>
+          <w:color w:val="333333"/>
+        </w:rPr>
+        <w:t>Trello</w:t>
+      </w:r>
+      <w:r>
+        <w:rPr>
+          <w:color w:val="333333"/>
+          <w:spacing w:val="-10"/>
+        </w:rPr>
+        <w:t xml:space="preserve"> </w:t>
+      </w:r>
+      <w:r>
+        <w:rPr>
+          <w:color w:val="333333"/>
+        </w:rPr>
+        <w:t>c</w:t>
+      </w:r>
+      <w:r>
+        <w:rPr>
+          <w:rFonts w:ascii="Palatino Linotype" w:hAnsi="Palatino Linotype"/>
+          <w:color w:val="333333"/>
+        </w:rPr>
+        <w:t>ơ</w:t>
+      </w:r>
+      <w:r>
+        <w:rPr>
+          <w:rFonts w:ascii="Palatino Linotype" w:hAnsi="Palatino Linotype"/>
+          <w:color w:val="333333"/>
+          <w:spacing w:val="-10"/>
+        </w:rPr>
+        <w:t xml:space="preserve"> </w:t>
+      </w:r>
+      <w:r>
+        <w:rPr>
+          <w:color w:val="333333"/>
+        </w:rPr>
+        <w:t>b</w:t>
+      </w:r>
+      <w:r>
+        <w:rPr>
+          <w:rFonts w:ascii="Palatino Linotype" w:hAnsi="Palatino Linotype"/>
+          <w:color w:val="333333"/>
+        </w:rPr>
+        <w:t>ả</w:t>
+      </w:r>
+      <w:r>
+        <w:rPr>
+          <w:color w:val="333333"/>
+        </w:rPr>
+        <w:t>n,</w:t>
+      </w:r>
+      <w:r>
+        <w:rPr>
+          <w:color w:val="333333"/>
+          <w:spacing w:val="-10"/>
+        </w:rPr>
+        <w:t xml:space="preserve"> </w:t>
+      </w:r>
+      <w:r>
+        <w:rPr>
+          <w:color w:val="333333"/>
+        </w:rPr>
+        <w:t>khó</w:t>
+      </w:r>
+      <w:r>
+        <w:rPr>
+          <w:color w:val="333333"/>
+          <w:spacing w:val="-10"/>
+        </w:rPr>
+        <w:t xml:space="preserve"> </w:t>
+      </w:r>
+      <w:r>
+        <w:rPr>
+          <w:color w:val="333333"/>
+        </w:rPr>
+        <w:t>đ</w:t>
+      </w:r>
+      <w:r>
+        <w:rPr>
+          <w:rFonts w:ascii="Palatino Linotype" w:hAnsi="Palatino Linotype"/>
+          <w:color w:val="333333"/>
+        </w:rPr>
+        <w:t>ể</w:t>
+      </w:r>
+      <w:r>
+        <w:rPr>
+          <w:rFonts w:ascii="Palatino Linotype" w:hAnsi="Palatino Linotype"/>
+          <w:color w:val="333333"/>
+          <w:spacing w:val="-10"/>
+        </w:rPr>
+        <w:t xml:space="preserve"> </w:t>
+      </w:r>
+      <w:r>
+        <w:rPr>
+          <w:color w:val="333333"/>
+        </w:rPr>
+        <w:t>bi</w:t>
+      </w:r>
+      <w:r>
+        <w:rPr>
+          <w:rFonts w:ascii="Palatino Linotype" w:hAnsi="Palatino Linotype"/>
+          <w:color w:val="333333"/>
+        </w:rPr>
+        <w:t>ế</w:t>
+      </w:r>
+      <w:r>
+        <w:rPr>
+          <w:color w:val="333333"/>
+        </w:rPr>
+        <w:t>t</w:t>
+      </w:r>
+      <w:r>
+        <w:rPr>
+          <w:color w:val="333333"/>
+          <w:spacing w:val="-10"/>
+        </w:rPr>
+        <w:t xml:space="preserve"> </w:t>
+      </w:r>
+      <w:r>
+        <w:rPr>
+          <w:color w:val="333333"/>
+        </w:rPr>
+        <w:t>đ</w:t>
+      </w:r>
+      <w:r>
+        <w:rPr>
+          <w:rFonts w:ascii="Palatino Linotype" w:hAnsi="Palatino Linotype"/>
+          <w:color w:val="333333"/>
+        </w:rPr>
+        <w:t>ượ</w:t>
+      </w:r>
+      <w:r>
+        <w:rPr>
+          <w:color w:val="333333"/>
+        </w:rPr>
+        <w:t>c</w:t>
+      </w:r>
+      <w:r>
+        <w:rPr>
+          <w:color w:val="333333"/>
+          <w:spacing w:val="-10"/>
+        </w:rPr>
+        <w:t xml:space="preserve"> </w:t>
+      </w:r>
+      <w:r>
+        <w:rPr>
+          <w:color w:val="333333"/>
+        </w:rPr>
+        <w:t>"Task</w:t>
+      </w:r>
+      <w:r>
+        <w:rPr>
+          <w:color w:val="333333"/>
+          <w:spacing w:val="-10"/>
+        </w:rPr>
+        <w:t xml:space="preserve"> </w:t>
+      </w:r>
+      <w:r>
+        <w:rPr>
+          <w:color w:val="333333"/>
+        </w:rPr>
+        <w:t>B</w:t>
+      </w:r>
+      <w:r>
+        <w:rPr>
+          <w:color w:val="333333"/>
+          <w:spacing w:val="-10"/>
+        </w:rPr>
+        <w:t xml:space="preserve"> </w:t>
+      </w:r>
+      <w:r>
+        <w:rPr>
+          <w:color w:val="333333"/>
+        </w:rPr>
+        <w:t>ph</w:t>
+      </w:r>
+      <w:r>
+        <w:rPr>
+          <w:rFonts w:ascii="Palatino Linotype" w:hAnsi="Palatino Linotype"/>
+          <w:color w:val="333333"/>
+        </w:rPr>
+        <w:t>ả</w:t>
+      </w:r>
+      <w:r>
+        <w:rPr>
+          <w:color w:val="333333"/>
+        </w:rPr>
+        <w:t>i</w:t>
+      </w:r>
+      <w:r>
+        <w:rPr>
+          <w:color w:val="333333"/>
+          <w:spacing w:val="-10"/>
+        </w:rPr>
+        <w:t xml:space="preserve"> </w:t>
+      </w:r>
+      <w:r>
+        <w:rPr>
+          <w:color w:val="333333"/>
+        </w:rPr>
+        <w:t>ch</w:t>
+      </w:r>
+      <w:r>
+        <w:rPr>
+          <w:rFonts w:ascii="Palatino Linotype" w:hAnsi="Palatino Linotype"/>
+          <w:color w:val="333333"/>
+        </w:rPr>
+        <w:t>ờ</w:t>
+      </w:r>
+      <w:r>
+        <w:rPr>
+          <w:rFonts w:ascii="Palatino Linotype" w:hAnsi="Palatino Linotype"/>
+          <w:color w:val="333333"/>
+          <w:spacing w:val="-10"/>
+        </w:rPr>
+        <w:t xml:space="preserve"> </w:t>
+      </w:r>
+      <w:r>
+        <w:rPr>
+          <w:color w:val="333333"/>
+        </w:rPr>
+        <w:t>Task</w:t>
+      </w:r>
+      <w:r>
+        <w:rPr>
+          <w:color w:val="333333"/>
+          <w:spacing w:val="-10"/>
+        </w:rPr>
+        <w:t xml:space="preserve"> </w:t>
+      </w:r>
+      <w:r>
+        <w:rPr>
+          <w:color w:val="333333"/>
+        </w:rPr>
+        <w:t>A</w:t>
+      </w:r>
+      <w:r>
+        <w:rPr>
+          <w:color w:val="333333"/>
+          <w:spacing w:val="-10"/>
+        </w:rPr>
+        <w:t xml:space="preserve"> </w:t>
+      </w:r>
+      <w:r>
+        <w:rPr>
+          <w:color w:val="333333"/>
+        </w:rPr>
+        <w:t>xong</w:t>
+      </w:r>
+      <w:r>
+        <w:rPr>
+          <w:color w:val="333333"/>
+          <w:spacing w:val="-10"/>
+        </w:rPr>
+        <w:t xml:space="preserve"> </w:t>
+      </w:r>
+      <w:r>
+        <w:rPr>
+          <w:color w:val="333333"/>
+        </w:rPr>
+        <w:t>m</w:t>
+      </w:r>
+      <w:r>
+        <w:rPr>
+          <w:rFonts w:ascii="Palatino Linotype" w:hAnsi="Palatino Linotype"/>
+          <w:color w:val="333333"/>
+        </w:rPr>
+        <w:t>ớ</w:t>
+      </w:r>
+      <w:r>
+        <w:rPr>
+          <w:color w:val="333333"/>
+        </w:rPr>
+        <w:t>i</w:t>
+      </w:r>
+      <w:r>
+        <w:rPr>
+          <w:color w:val="333333"/>
+          <w:spacing w:val="-10"/>
+        </w:rPr>
+        <w:t xml:space="preserve"> </w:t>
+      </w:r>
+      <w:r>
+        <w:rPr>
+          <w:color w:val="333333"/>
+        </w:rPr>
+        <w:t>làm</w:t>
+      </w:r>
+      <w:r>
+        <w:rPr>
+          <w:color w:val="333333"/>
+          <w:spacing w:val="-10"/>
+        </w:rPr>
+        <w:t xml:space="preserve"> </w:t>
+      </w:r>
+      <w:r>
+        <w:rPr>
+          <w:color w:val="333333"/>
+        </w:rPr>
+        <w:t>đ</w:t>
+      </w:r>
+      <w:r>
+        <w:rPr>
+          <w:rFonts w:ascii="Palatino Linotype" w:hAnsi="Palatino Linotype"/>
+          <w:color w:val="333333"/>
+        </w:rPr>
+        <w:t>ượ</w:t>
+      </w:r>
+      <w:r>
+        <w:rPr>
+          <w:color w:val="333333"/>
+        </w:rPr>
+        <w:t>c".</w:t>
+      </w:r>
+      <w:r>
+        <w:rPr>
+          <w:color w:val="333333"/>
+          <w:spacing w:val="-10"/>
+        </w:rPr>
+        <w:t xml:space="preserve"> </w:t>
+      </w:r>
+      <w:r>
+        <w:rPr>
+          <w:color w:val="333333"/>
+        </w:rPr>
+        <w:t>Ví d</w:t>
+      </w:r>
+      <w:r>
+        <w:rPr>
+          <w:rFonts w:ascii="Palatino Linotype" w:hAnsi="Palatino Linotype"/>
+          <w:color w:val="333333"/>
+        </w:rPr>
+        <w:t>ụ</w:t>
+      </w:r>
+      <w:r>
+        <w:rPr>
+          <w:color w:val="333333"/>
+        </w:rPr>
+        <w:t>:</w:t>
+      </w:r>
+      <w:r>
+        <w:rPr>
+          <w:color w:val="333333"/>
+          <w:spacing w:val="-6"/>
+        </w:rPr>
+        <w:t xml:space="preserve"> </w:t>
+      </w:r>
+      <w:r>
+        <w:rPr>
+          <w:color w:val="333333"/>
+        </w:rPr>
+        <w:t>Tôi</w:t>
+      </w:r>
+      <w:r>
+        <w:rPr>
+          <w:color w:val="333333"/>
+          <w:spacing w:val="-1"/>
+        </w:rPr>
+        <w:t xml:space="preserve"> </w:t>
+      </w:r>
+      <w:r>
+        <w:rPr>
+          <w:color w:val="333333"/>
+        </w:rPr>
+        <w:t>ph</w:t>
+      </w:r>
+      <w:r>
+        <w:rPr>
+          <w:rFonts w:ascii="Palatino Linotype" w:hAnsi="Palatino Linotype"/>
+          <w:color w:val="333333"/>
+        </w:rPr>
+        <w:t>ả</w:t>
+      </w:r>
+      <w:r>
+        <w:rPr>
+          <w:color w:val="333333"/>
+        </w:rPr>
+        <w:t>i</w:t>
+      </w:r>
+      <w:r>
+        <w:rPr>
+          <w:color w:val="333333"/>
+          <w:spacing w:val="-1"/>
+        </w:rPr>
+        <w:t xml:space="preserve"> </w:t>
+      </w:r>
+      <w:r>
+        <w:rPr>
+          <w:color w:val="333333"/>
+        </w:rPr>
+        <w:t>ch</w:t>
+      </w:r>
+      <w:r>
+        <w:rPr>
+          <w:rFonts w:ascii="Palatino Linotype" w:hAnsi="Palatino Linotype"/>
+          <w:color w:val="333333"/>
+        </w:rPr>
+        <w:t>ờ</w:t>
+      </w:r>
+      <w:r>
+        <w:rPr>
+          <w:rFonts w:ascii="Palatino Linotype" w:hAnsi="Palatino Linotype"/>
+          <w:color w:val="333333"/>
+          <w:spacing w:val="-1"/>
+        </w:rPr>
+        <w:t xml:space="preserve"> </w:t>
+      </w:r>
+      <w:r>
+        <w:rPr>
+          <w:color w:val="333333"/>
+        </w:rPr>
+        <w:t>b</w:t>
+      </w:r>
+      <w:r>
+        <w:rPr>
+          <w:rFonts w:ascii="Palatino Linotype" w:hAnsi="Palatino Linotype"/>
+          <w:color w:val="333333"/>
+        </w:rPr>
+        <w:t>ạ</w:t>
+      </w:r>
+      <w:r>
+        <w:rPr>
+          <w:color w:val="333333"/>
+        </w:rPr>
+        <w:t>n</w:t>
+      </w:r>
+      <w:r>
+        <w:rPr>
+          <w:color w:val="333333"/>
+          <w:spacing w:val="-15"/>
+        </w:rPr>
+        <w:t xml:space="preserve"> </w:t>
+      </w:r>
+      <w:r>
+        <w:rPr>
+          <w:color w:val="333333"/>
+        </w:rPr>
+        <w:t>A</w:t>
+      </w:r>
+      <w:r>
+        <w:rPr>
+          <w:color w:val="333333"/>
+          <w:spacing w:val="-15"/>
+        </w:rPr>
+        <w:t xml:space="preserve"> </w:t>
+      </w:r>
+      <w:r>
+        <w:rPr>
+          <w:color w:val="333333"/>
+        </w:rPr>
+        <w:t>thi</w:t>
+      </w:r>
+      <w:r>
+        <w:rPr>
+          <w:rFonts w:ascii="Palatino Linotype" w:hAnsi="Palatino Linotype"/>
+          <w:color w:val="333333"/>
+        </w:rPr>
+        <w:t>ế</w:t>
+      </w:r>
+      <w:r>
+        <w:rPr>
+          <w:color w:val="333333"/>
+        </w:rPr>
+        <w:t>t</w:t>
+      </w:r>
+      <w:r>
+        <w:rPr>
+          <w:color w:val="333333"/>
+          <w:spacing w:val="-1"/>
+        </w:rPr>
+        <w:t xml:space="preserve"> </w:t>
+      </w:r>
+      <w:r>
+        <w:rPr>
+          <w:color w:val="333333"/>
+        </w:rPr>
+        <w:t>k</w:t>
+      </w:r>
+      <w:r>
+        <w:rPr>
+          <w:rFonts w:ascii="Palatino Linotype" w:hAnsi="Palatino Linotype"/>
+          <w:color w:val="333333"/>
+        </w:rPr>
+        <w:t>ế</w:t>
+      </w:r>
+      <w:r>
+        <w:rPr>
+          <w:rFonts w:ascii="Palatino Linotype" w:hAnsi="Palatino Linotype"/>
+          <w:color w:val="333333"/>
+          <w:spacing w:val="-1"/>
+        </w:rPr>
+        <w:t xml:space="preserve"> </w:t>
+      </w:r>
+      <w:r>
+        <w:rPr>
+          <w:color w:val="333333"/>
+        </w:rPr>
+        <w:t>xong</w:t>
+      </w:r>
+      <w:r>
+        <w:rPr>
+          <w:color w:val="333333"/>
+          <w:spacing w:val="-1"/>
+        </w:rPr>
+        <w:t xml:space="preserve"> </w:t>
+      </w:r>
+      <w:r>
+        <w:rPr>
+          <w:color w:val="333333"/>
+        </w:rPr>
+        <w:t>Database</w:t>
+      </w:r>
+      <w:r>
+        <w:rPr>
+          <w:color w:val="333333"/>
+          <w:spacing w:val="-1"/>
+        </w:rPr>
+        <w:t xml:space="preserve"> </w:t>
+      </w:r>
+      <w:r>
+        <w:rPr>
+          <w:color w:val="333333"/>
+        </w:rPr>
+        <w:t>m</w:t>
+      </w:r>
+      <w:r>
+        <w:rPr>
+          <w:rFonts w:ascii="Palatino Linotype" w:hAnsi="Palatino Linotype"/>
+          <w:color w:val="333333"/>
+        </w:rPr>
+        <w:t>ớ</w:t>
+      </w:r>
+      <w:r>
+        <w:rPr>
+          <w:color w:val="333333"/>
+        </w:rPr>
+        <w:t>i</w:t>
+      </w:r>
+      <w:r>
+        <w:rPr>
+          <w:color w:val="333333"/>
+          <w:spacing w:val="-1"/>
+        </w:rPr>
+        <w:t xml:space="preserve"> </w:t>
+      </w:r>
+      <w:r>
+        <w:rPr>
+          <w:color w:val="333333"/>
+        </w:rPr>
+        <w:t>có</w:t>
+      </w:r>
+      <w:r>
+        <w:rPr>
+          <w:color w:val="333333"/>
+          <w:spacing w:val="-1"/>
+        </w:rPr>
+        <w:t xml:space="preserve"> </w:t>
+      </w:r>
+      <w:r>
+        <w:rPr>
+          <w:color w:val="333333"/>
+        </w:rPr>
+        <w:t>th</w:t>
+      </w:r>
+      <w:r>
+        <w:rPr>
+          <w:rFonts w:ascii="Palatino Linotype" w:hAnsi="Palatino Linotype"/>
+          <w:color w:val="333333"/>
+        </w:rPr>
+        <w:t>ể</w:t>
+      </w:r>
+      <w:r>
+        <w:rPr>
+          <w:rFonts w:ascii="Palatino Linotype" w:hAnsi="Palatino Linotype"/>
+          <w:color w:val="333333"/>
+          <w:spacing w:val="-1"/>
+        </w:rPr>
+        <w:t xml:space="preserve"> </w:t>
+      </w:r>
+      <w:r>
+        <w:rPr>
+          <w:color w:val="333333"/>
+        </w:rPr>
+        <w:t>v</w:t>
+      </w:r>
+      <w:r>
+        <w:rPr>
+          <w:rFonts w:ascii="Palatino Linotype" w:hAnsi="Palatino Linotype"/>
+          <w:color w:val="333333"/>
+        </w:rPr>
+        <w:t>ẽ</w:t>
+      </w:r>
+      <w:r>
+        <w:rPr>
+          <w:rFonts w:ascii="Palatino Linotype" w:hAnsi="Palatino Linotype"/>
+          <w:color w:val="333333"/>
+          <w:spacing w:val="-1"/>
+        </w:rPr>
+        <w:t xml:space="preserve"> </w:t>
+      </w:r>
+      <w:r>
+        <w:rPr>
+          <w:color w:val="333333"/>
+        </w:rPr>
+        <w:t>lu</w:t>
+      </w:r>
+      <w:r>
+        <w:rPr>
+          <w:rFonts w:ascii="Palatino Linotype" w:hAnsi="Palatino Linotype"/>
+          <w:color w:val="333333"/>
+        </w:rPr>
+        <w:t>ồ</w:t>
+      </w:r>
+      <w:r>
+        <w:rPr>
+          <w:color w:val="333333"/>
+        </w:rPr>
+        <w:t>ng</w:t>
+      </w:r>
+      <w:r>
+        <w:rPr>
+          <w:color w:val="333333"/>
+          <w:spacing w:val="-1"/>
+        </w:rPr>
+        <w:t xml:space="preserve"> </w:t>
+      </w:r>
+      <w:r>
+        <w:rPr>
+          <w:color w:val="333333"/>
+        </w:rPr>
+        <w:t>d</w:t>
+      </w:r>
+      <w:r>
+        <w:rPr>
+          <w:rFonts w:ascii="Palatino Linotype" w:hAnsi="Palatino Linotype"/>
+          <w:color w:val="333333"/>
+        </w:rPr>
+        <w:t>ữ</w:t>
+      </w:r>
+      <w:r>
+        <w:rPr>
+          <w:rFonts w:ascii="Palatino Linotype" w:hAnsi="Palatino Linotype"/>
+          <w:color w:val="333333"/>
+          <w:spacing w:val="-1"/>
+        </w:rPr>
+        <w:t xml:space="preserve"> </w:t>
+      </w:r>
+      <w:r>
+        <w:rPr>
+          <w:color w:val="333333"/>
+        </w:rPr>
+        <w:t>li</w:t>
+      </w:r>
+      <w:r>
+        <w:rPr>
+          <w:rFonts w:ascii="Palatino Linotype" w:hAnsi="Palatino Linotype"/>
+          <w:color w:val="333333"/>
+        </w:rPr>
+        <w:t>ệ</w:t>
+      </w:r>
+      <w:r>
+        <w:rPr>
+          <w:color w:val="333333"/>
+        </w:rPr>
+        <w:t>u.</w:t>
+      </w:r>
+    </w:p>
+    <w:p>
+      <w:pPr>
+        <w:ind w:left="142"/>
+        <w:rPr>
+          <w:sz w:val="24"/>
+        </w:rPr>
+      </w:pPr>
+      <w:r>
+        <w:rPr>
+          <w:i/>
+          <w:color w:val="333333"/>
+          <w:sz w:val="24"/>
+        </w:rPr>
+        <w:t>Gi</w:t>
+      </w:r>
+      <w:r>
+        <w:rPr>
+          <w:rFonts w:ascii="Palatino Linotype" w:hAnsi="Palatino Linotype"/>
+          <w:i/>
+          <w:color w:val="333333"/>
+          <w:sz w:val="24"/>
+        </w:rPr>
+        <w:t>ả</w:t>
+      </w:r>
+      <w:r>
+        <w:rPr>
+          <w:i/>
+          <w:color w:val="333333"/>
+          <w:sz w:val="24"/>
+        </w:rPr>
+        <w:t>i</w:t>
+      </w:r>
+      <w:r>
+        <w:rPr>
+          <w:i/>
+          <w:color w:val="333333"/>
+          <w:spacing w:val="4"/>
+          <w:sz w:val="24"/>
+        </w:rPr>
+        <w:t xml:space="preserve"> </w:t>
+      </w:r>
+      <w:r>
+        <w:rPr>
+          <w:i/>
+          <w:color w:val="333333"/>
+          <w:sz w:val="24"/>
+        </w:rPr>
+        <w:t>pháp</w:t>
+      </w:r>
+      <w:r>
+        <w:rPr>
+          <w:i/>
+          <w:color w:val="333333"/>
+          <w:spacing w:val="4"/>
+          <w:sz w:val="24"/>
+        </w:rPr>
+        <w:t xml:space="preserve"> </w:t>
+      </w:r>
+      <w:r>
+        <w:rPr>
+          <w:i/>
+          <w:color w:val="333333"/>
+          <w:sz w:val="24"/>
+        </w:rPr>
+        <w:t>cá</w:t>
+      </w:r>
+      <w:r>
+        <w:rPr>
+          <w:i/>
+          <w:color w:val="333333"/>
+          <w:spacing w:val="4"/>
+          <w:sz w:val="24"/>
+        </w:rPr>
+        <w:t xml:space="preserve"> </w:t>
+      </w:r>
+      <w:r>
+        <w:rPr>
+          <w:i/>
+          <w:color w:val="333333"/>
+          <w:sz w:val="24"/>
+        </w:rPr>
+        <w:t>nhân:</w:t>
+      </w:r>
+      <w:r>
+        <w:rPr>
+          <w:i/>
+          <w:color w:val="333333"/>
+          <w:spacing w:val="4"/>
+          <w:sz w:val="24"/>
+        </w:rPr>
+        <w:t xml:space="preserve"> </w:t>
+      </w:r>
+      <w:r>
+        <w:rPr>
+          <w:color w:val="333333"/>
+          <w:sz w:val="24"/>
+        </w:rPr>
+        <w:t>Tôi</w:t>
+      </w:r>
+      <w:r>
+        <w:rPr>
+          <w:color w:val="333333"/>
+          <w:spacing w:val="4"/>
+          <w:sz w:val="24"/>
+        </w:rPr>
+        <w:t xml:space="preserve"> </w:t>
+      </w:r>
+      <w:r>
+        <w:rPr>
+          <w:color w:val="333333"/>
+          <w:sz w:val="24"/>
+        </w:rPr>
+        <w:t>s</w:t>
+      </w:r>
+      <w:r>
+        <w:rPr>
+          <w:rFonts w:ascii="Palatino Linotype" w:hAnsi="Palatino Linotype"/>
+          <w:color w:val="333333"/>
+          <w:sz w:val="24"/>
+        </w:rPr>
+        <w:t>ử</w:t>
+      </w:r>
+      <w:r>
+        <w:rPr>
+          <w:rFonts w:ascii="Palatino Linotype" w:hAnsi="Palatino Linotype"/>
+          <w:color w:val="333333"/>
+          <w:spacing w:val="4"/>
+          <w:sz w:val="24"/>
+        </w:rPr>
+        <w:t xml:space="preserve"> </w:t>
+      </w:r>
+      <w:r>
+        <w:rPr>
+          <w:color w:val="333333"/>
+          <w:sz w:val="24"/>
+        </w:rPr>
+        <w:t>d</w:t>
+      </w:r>
+      <w:r>
+        <w:rPr>
+          <w:rFonts w:ascii="Palatino Linotype" w:hAnsi="Palatino Linotype"/>
+          <w:color w:val="333333"/>
+          <w:sz w:val="24"/>
+        </w:rPr>
+        <w:t>ụ</w:t>
+      </w:r>
+      <w:r>
+        <w:rPr>
+          <w:color w:val="333333"/>
+          <w:sz w:val="24"/>
+        </w:rPr>
+        <w:t>ng</w:t>
+      </w:r>
+      <w:r>
+        <w:rPr>
+          <w:color w:val="333333"/>
+          <w:spacing w:val="4"/>
+          <w:sz w:val="24"/>
+        </w:rPr>
+        <w:t xml:space="preserve"> </w:t>
+      </w:r>
+      <w:r>
+        <w:rPr>
+          <w:color w:val="333333"/>
+          <w:sz w:val="24"/>
+        </w:rPr>
+        <w:t>tính</w:t>
+      </w:r>
+      <w:r>
+        <w:rPr>
+          <w:color w:val="333333"/>
+          <w:spacing w:val="4"/>
+          <w:sz w:val="24"/>
+        </w:rPr>
+        <w:t xml:space="preserve"> </w:t>
+      </w:r>
+      <w:r>
+        <w:rPr>
+          <w:color w:val="333333"/>
+          <w:sz w:val="24"/>
+        </w:rPr>
+        <w:t xml:space="preserve">năng </w:t>
+      </w:r>
+      <w:r>
+        <w:rPr>
+          <w:b/>
+          <w:color w:val="333333"/>
+          <w:sz w:val="24"/>
+        </w:rPr>
+        <w:t>Checklist</w:t>
+      </w:r>
+      <w:r>
+        <w:rPr>
+          <w:b/>
+          <w:color w:val="333333"/>
+          <w:spacing w:val="4"/>
+          <w:sz w:val="24"/>
+        </w:rPr>
+        <w:t xml:space="preserve"> </w:t>
+      </w:r>
+      <w:r>
+        <w:rPr>
+          <w:color w:val="333333"/>
+          <w:sz w:val="24"/>
+        </w:rPr>
+        <w:t>bên</w:t>
+      </w:r>
+      <w:r>
+        <w:rPr>
+          <w:color w:val="333333"/>
+          <w:spacing w:val="4"/>
+          <w:sz w:val="24"/>
+        </w:rPr>
+        <w:t xml:space="preserve"> </w:t>
+      </w:r>
+      <w:r>
+        <w:rPr>
+          <w:color w:val="333333"/>
+          <w:sz w:val="24"/>
+        </w:rPr>
+        <w:t>trong</w:t>
+      </w:r>
+      <w:r>
+        <w:rPr>
+          <w:color w:val="333333"/>
+          <w:spacing w:val="4"/>
+          <w:sz w:val="24"/>
+        </w:rPr>
+        <w:t xml:space="preserve"> </w:t>
+      </w:r>
+      <w:r>
+        <w:rPr>
+          <w:color w:val="333333"/>
+          <w:sz w:val="24"/>
+        </w:rPr>
+        <w:t>th</w:t>
+      </w:r>
+      <w:r>
+        <w:rPr>
+          <w:rFonts w:ascii="Palatino Linotype" w:hAnsi="Palatino Linotype"/>
+          <w:color w:val="333333"/>
+          <w:sz w:val="24"/>
+        </w:rPr>
+        <w:t>ẻ</w:t>
+      </w:r>
+      <w:r>
+        <w:rPr>
+          <w:rFonts w:ascii="Palatino Linotype" w:hAnsi="Palatino Linotype"/>
+          <w:color w:val="333333"/>
+          <w:spacing w:val="4"/>
+          <w:sz w:val="24"/>
+        </w:rPr>
+        <w:t xml:space="preserve"> </w:t>
+      </w:r>
+      <w:r>
+        <w:rPr>
+          <w:color w:val="333333"/>
+          <w:sz w:val="24"/>
+        </w:rPr>
+        <w:t>c</w:t>
+      </w:r>
+      <w:r>
+        <w:rPr>
+          <w:rFonts w:ascii="Palatino Linotype" w:hAnsi="Palatino Linotype"/>
+          <w:color w:val="333333"/>
+          <w:sz w:val="24"/>
+        </w:rPr>
+        <w:t>ủ</w:t>
+      </w:r>
+      <w:r>
+        <w:rPr>
+          <w:color w:val="333333"/>
+          <w:sz w:val="24"/>
+        </w:rPr>
+        <w:t>a</w:t>
+      </w:r>
+      <w:r>
+        <w:rPr>
+          <w:color w:val="333333"/>
+          <w:spacing w:val="4"/>
+          <w:sz w:val="24"/>
+        </w:rPr>
+        <w:t xml:space="preserve"> </w:t>
+      </w:r>
+      <w:r>
+        <w:rPr>
+          <w:color w:val="333333"/>
+          <w:sz w:val="24"/>
+        </w:rPr>
+        <w:t>mình,</w:t>
+      </w:r>
+      <w:r>
+        <w:rPr>
+          <w:color w:val="333333"/>
+          <w:spacing w:val="4"/>
+          <w:sz w:val="24"/>
+        </w:rPr>
+        <w:t xml:space="preserve"> </w:t>
+      </w:r>
+      <w:r>
+        <w:rPr>
+          <w:color w:val="333333"/>
+          <w:sz w:val="24"/>
+        </w:rPr>
+        <w:t>li</w:t>
+      </w:r>
+      <w:r>
+        <w:rPr>
+          <w:rFonts w:ascii="Palatino Linotype" w:hAnsi="Palatino Linotype"/>
+          <w:color w:val="333333"/>
+          <w:sz w:val="24"/>
+        </w:rPr>
+        <w:t>ệ</w:t>
+      </w:r>
+      <w:r>
+        <w:rPr>
+          <w:color w:val="333333"/>
+          <w:sz w:val="24"/>
+        </w:rPr>
+        <w:t>t</w:t>
+      </w:r>
+      <w:r>
+        <w:rPr>
+          <w:color w:val="333333"/>
+          <w:spacing w:val="4"/>
+          <w:sz w:val="24"/>
+        </w:rPr>
+        <w:t xml:space="preserve"> </w:t>
+      </w:r>
+      <w:r>
+        <w:rPr>
+          <w:color w:val="333333"/>
+          <w:sz w:val="24"/>
+        </w:rPr>
+        <w:t>kê</w:t>
+      </w:r>
+      <w:r>
+        <w:rPr>
+          <w:color w:val="333333"/>
+          <w:spacing w:val="4"/>
+          <w:sz w:val="24"/>
+        </w:rPr>
+        <w:t xml:space="preserve"> </w:t>
+      </w:r>
+      <w:r>
+        <w:rPr>
+          <w:color w:val="333333"/>
+          <w:sz w:val="24"/>
+        </w:rPr>
+        <w:t>các</w:t>
+      </w:r>
+      <w:r>
+        <w:rPr>
+          <w:color w:val="333333"/>
+          <w:spacing w:val="4"/>
+          <w:sz w:val="24"/>
+        </w:rPr>
+        <w:t xml:space="preserve"> </w:t>
+      </w:r>
+      <w:r>
+        <w:rPr>
+          <w:color w:val="333333"/>
+          <w:spacing w:val="-4"/>
+          <w:sz w:val="24"/>
+        </w:rPr>
+        <w:t>đi</w:t>
+      </w:r>
+      <w:r>
+        <w:rPr>
+          <w:rFonts w:ascii="Palatino Linotype" w:hAnsi="Palatino Linotype"/>
+          <w:color w:val="333333"/>
+          <w:spacing w:val="-4"/>
+          <w:sz w:val="24"/>
+        </w:rPr>
+        <w:t>ề</w:t>
+      </w:r>
+      <w:r>
+        <w:rPr>
+          <w:color w:val="333333"/>
+          <w:spacing w:val="-4"/>
+          <w:sz w:val="24"/>
+        </w:rPr>
+        <w:t>u</w:t>
+      </w:r>
+    </w:p>
+    <w:p>
+      <w:pPr>
+        <w:rPr>
+          <w:sz w:val="24"/>
+          <w:lang w:val="en-US"/>
+        </w:rPr>
+        <w:sectPr>
+          <w:pgSz w:w="11910" w:h="16840"/>
+          <w:pgMar w:top="1500" w:right="1275" w:bottom="660" w:left="1275" w:header="0" w:footer="478" w:gutter="0"/>
+          <w:cols w:space="720"/>
+        </w:sectPr>
+      </w:pPr>
+    </w:p>
+    <w:p>
+      <w:pPr>
+        <w:pStyle w:val="BodyText"/>
+        <w:spacing w:before="77" w:line="276" w:lineRule="auto"/>
+        <w:ind w:right="117"/>
+        <w:jc w:val="both"/>
+      </w:pPr>
+      <w:r>
+        <w:rPr>
+          <w:color w:val="333333"/>
+        </w:rPr>
+        <w:lastRenderedPageBreak/>
+        <w:t>ki</w:t>
+      </w:r>
+      <w:r>
+        <w:rPr>
+          <w:rFonts w:ascii="Palatino Linotype" w:hAnsi="Palatino Linotype"/>
+          <w:color w:val="333333"/>
+        </w:rPr>
+        <w:t>ệ</w:t>
+      </w:r>
+      <w:r>
+        <w:rPr>
+          <w:color w:val="333333"/>
+        </w:rPr>
+        <w:t>n</w:t>
+      </w:r>
+      <w:r>
+        <w:rPr>
+          <w:color w:val="333333"/>
+          <w:spacing w:val="-1"/>
+        </w:rPr>
+        <w:t xml:space="preserve"> </w:t>
+      </w:r>
+      <w:r>
+        <w:rPr>
+          <w:color w:val="333333"/>
+        </w:rPr>
+        <w:t>c</w:t>
+      </w:r>
+      <w:r>
+        <w:rPr>
+          <w:rFonts w:ascii="Palatino Linotype" w:hAnsi="Palatino Linotype"/>
+          <w:color w:val="333333"/>
+        </w:rPr>
+        <w:t>ầ</w:t>
+      </w:r>
+      <w:r>
+        <w:rPr>
+          <w:color w:val="333333"/>
+        </w:rPr>
+        <w:t>n</w:t>
+      </w:r>
+      <w:r>
+        <w:rPr>
+          <w:color w:val="333333"/>
+          <w:spacing w:val="-1"/>
+        </w:rPr>
+        <w:t xml:space="preserve"> </w:t>
+      </w:r>
+      <w:r>
+        <w:rPr>
+          <w:color w:val="333333"/>
+        </w:rPr>
+        <w:t>thi</w:t>
+      </w:r>
+      <w:r>
+        <w:rPr>
+          <w:rFonts w:ascii="Palatino Linotype" w:hAnsi="Palatino Linotype"/>
+          <w:color w:val="333333"/>
+        </w:rPr>
+        <w:t>ế</w:t>
+      </w:r>
+      <w:r>
+        <w:rPr>
+          <w:color w:val="333333"/>
+        </w:rPr>
+        <w:t>t.</w:t>
+      </w:r>
+      <w:r>
+        <w:rPr>
+          <w:color w:val="333333"/>
+          <w:spacing w:val="-1"/>
+        </w:rPr>
+        <w:t xml:space="preserve"> </w:t>
+      </w:r>
+      <w:r>
+        <w:rPr>
+          <w:color w:val="333333"/>
+        </w:rPr>
+        <w:t>Đ</w:t>
+      </w:r>
+      <w:r>
+        <w:rPr>
+          <w:rFonts w:ascii="Palatino Linotype" w:hAnsi="Palatino Linotype"/>
+          <w:color w:val="333333"/>
+        </w:rPr>
+        <w:t>ồ</w:t>
+      </w:r>
+      <w:r>
+        <w:rPr>
+          <w:color w:val="333333"/>
+        </w:rPr>
+        <w:t>ng</w:t>
+      </w:r>
+      <w:r>
+        <w:rPr>
+          <w:color w:val="333333"/>
+          <w:spacing w:val="-1"/>
+        </w:rPr>
+        <w:t xml:space="preserve"> </w:t>
+      </w:r>
+      <w:r>
+        <w:rPr>
+          <w:color w:val="333333"/>
+        </w:rPr>
+        <w:t>th</w:t>
+      </w:r>
+      <w:r>
+        <w:rPr>
+          <w:rFonts w:ascii="Palatino Linotype" w:hAnsi="Palatino Linotype"/>
+          <w:color w:val="333333"/>
+        </w:rPr>
+        <w:t>ờ</w:t>
+      </w:r>
+      <w:r>
+        <w:rPr>
+          <w:color w:val="333333"/>
+        </w:rPr>
+        <w:t>i,</w:t>
+      </w:r>
+      <w:r>
+        <w:rPr>
+          <w:color w:val="333333"/>
+          <w:spacing w:val="-1"/>
+        </w:rPr>
+        <w:t xml:space="preserve"> </w:t>
+      </w:r>
+      <w:r>
+        <w:rPr>
+          <w:color w:val="333333"/>
+        </w:rPr>
+        <w:t>tôi</w:t>
+      </w:r>
+      <w:r>
+        <w:rPr>
+          <w:color w:val="333333"/>
+          <w:spacing w:val="-1"/>
+        </w:rPr>
+        <w:t xml:space="preserve"> </w:t>
+      </w:r>
+      <w:r>
+        <w:rPr>
+          <w:color w:val="333333"/>
+        </w:rPr>
+        <w:t>dán</w:t>
+      </w:r>
+      <w:r>
+        <w:rPr>
+          <w:color w:val="333333"/>
+          <w:spacing w:val="-1"/>
+        </w:rPr>
+        <w:t xml:space="preserve"> </w:t>
+      </w:r>
+      <w:r>
+        <w:rPr>
+          <w:color w:val="333333"/>
+        </w:rPr>
+        <w:t>Link</w:t>
+      </w:r>
+      <w:r>
+        <w:rPr>
+          <w:color w:val="333333"/>
+          <w:spacing w:val="-1"/>
+        </w:rPr>
+        <w:t xml:space="preserve"> </w:t>
+      </w:r>
+      <w:r>
+        <w:rPr>
+          <w:color w:val="333333"/>
+        </w:rPr>
+        <w:t>th</w:t>
+      </w:r>
+      <w:r>
+        <w:rPr>
+          <w:rFonts w:ascii="Palatino Linotype" w:hAnsi="Palatino Linotype"/>
+          <w:color w:val="333333"/>
+        </w:rPr>
+        <w:t>ẻ</w:t>
+      </w:r>
+      <w:r>
+        <w:rPr>
+          <w:rFonts w:ascii="Palatino Linotype" w:hAnsi="Palatino Linotype"/>
+          <w:color w:val="333333"/>
+          <w:spacing w:val="-1"/>
+        </w:rPr>
+        <w:t xml:space="preserve"> </w:t>
+      </w:r>
+      <w:r>
+        <w:rPr>
+          <w:color w:val="333333"/>
+        </w:rPr>
+        <w:t>c</w:t>
+      </w:r>
+      <w:r>
+        <w:rPr>
+          <w:rFonts w:ascii="Palatino Linotype" w:hAnsi="Palatino Linotype"/>
+          <w:color w:val="333333"/>
+        </w:rPr>
+        <w:t>ủ</w:t>
+      </w:r>
+      <w:r>
+        <w:rPr>
+          <w:color w:val="333333"/>
+        </w:rPr>
+        <w:t>a</w:t>
+      </w:r>
+      <w:r>
+        <w:rPr>
+          <w:color w:val="333333"/>
+          <w:spacing w:val="-1"/>
+        </w:rPr>
+        <w:t xml:space="preserve"> </w:t>
+      </w:r>
+      <w:r>
+        <w:rPr>
+          <w:color w:val="333333"/>
+        </w:rPr>
+        <w:t>b</w:t>
+      </w:r>
+      <w:r>
+        <w:rPr>
+          <w:rFonts w:ascii="Palatino Linotype" w:hAnsi="Palatino Linotype"/>
+          <w:color w:val="333333"/>
+        </w:rPr>
+        <w:t>ạ</w:t>
+      </w:r>
+      <w:r>
+        <w:rPr>
+          <w:color w:val="333333"/>
+        </w:rPr>
+        <w:t>n</w:t>
+      </w:r>
+      <w:r>
+        <w:rPr>
+          <w:color w:val="333333"/>
+          <w:spacing w:val="-1"/>
+        </w:rPr>
+        <w:t xml:space="preserve"> </w:t>
+      </w:r>
+      <w:r>
+        <w:rPr>
+          <w:color w:val="333333"/>
+        </w:rPr>
+        <w:t>A</w:t>
+      </w:r>
+      <w:r>
+        <w:rPr>
+          <w:color w:val="333333"/>
+          <w:spacing w:val="-1"/>
+        </w:rPr>
+        <w:t xml:space="preserve"> </w:t>
+      </w:r>
+      <w:r>
+        <w:rPr>
+          <w:color w:val="333333"/>
+        </w:rPr>
+        <w:t>vào</w:t>
+      </w:r>
+      <w:r>
+        <w:rPr>
+          <w:color w:val="333333"/>
+          <w:spacing w:val="-1"/>
+        </w:rPr>
+        <w:t xml:space="preserve"> </w:t>
+      </w:r>
+      <w:r>
+        <w:rPr>
+          <w:color w:val="333333"/>
+        </w:rPr>
+        <w:t>ph</w:t>
+      </w:r>
+      <w:r>
+        <w:rPr>
+          <w:rFonts w:ascii="Palatino Linotype" w:hAnsi="Palatino Linotype"/>
+          <w:color w:val="333333"/>
+        </w:rPr>
+        <w:t>ầ</w:t>
+      </w:r>
+      <w:r>
+        <w:rPr>
+          <w:color w:val="333333"/>
+        </w:rPr>
+        <w:t>n</w:t>
+      </w:r>
+      <w:r>
+        <w:rPr>
+          <w:color w:val="333333"/>
+          <w:spacing w:val="-1"/>
+        </w:rPr>
+        <w:t xml:space="preserve"> </w:t>
+      </w:r>
+      <w:r>
+        <w:rPr>
+          <w:color w:val="333333"/>
+        </w:rPr>
+        <w:t>mô</w:t>
+      </w:r>
+      <w:r>
+        <w:rPr>
+          <w:color w:val="333333"/>
+          <w:spacing w:val="-1"/>
+        </w:rPr>
+        <w:t xml:space="preserve"> </w:t>
+      </w:r>
+      <w:r>
+        <w:rPr>
+          <w:color w:val="333333"/>
+        </w:rPr>
+        <w:t>t</w:t>
+      </w:r>
+      <w:r>
+        <w:rPr>
+          <w:rFonts w:ascii="Palatino Linotype" w:hAnsi="Palatino Linotype"/>
+          <w:color w:val="333333"/>
+        </w:rPr>
+        <w:t>ả</w:t>
+      </w:r>
+      <w:r>
+        <w:rPr>
+          <w:rFonts w:ascii="Palatino Linotype" w:hAnsi="Palatino Linotype"/>
+          <w:color w:val="333333"/>
+          <w:spacing w:val="-1"/>
+        </w:rPr>
+        <w:t xml:space="preserve"> </w:t>
+      </w:r>
+      <w:r>
+        <w:rPr>
+          <w:color w:val="333333"/>
+        </w:rPr>
+        <w:t>th</w:t>
+      </w:r>
+      <w:r>
+        <w:rPr>
+          <w:rFonts w:ascii="Palatino Linotype" w:hAnsi="Palatino Linotype"/>
+          <w:color w:val="333333"/>
+        </w:rPr>
+        <w:t>ẻ</w:t>
+      </w:r>
+      <w:r>
+        <w:rPr>
+          <w:rFonts w:ascii="Palatino Linotype" w:hAnsi="Palatino Linotype"/>
+          <w:color w:val="333333"/>
+          <w:spacing w:val="-1"/>
+        </w:rPr>
+        <w:t xml:space="preserve"> </w:t>
+      </w:r>
+      <w:r>
+        <w:rPr>
+          <w:color w:val="333333"/>
+        </w:rPr>
+        <w:t>c</w:t>
+      </w:r>
+      <w:r>
+        <w:rPr>
+          <w:rFonts w:ascii="Palatino Linotype" w:hAnsi="Palatino Linotype"/>
+          <w:color w:val="333333"/>
+        </w:rPr>
+        <w:t>ủ</w:t>
+      </w:r>
+      <w:r>
+        <w:rPr>
+          <w:color w:val="333333"/>
+        </w:rPr>
+        <w:t>a</w:t>
+      </w:r>
+      <w:r>
+        <w:rPr>
+          <w:color w:val="333333"/>
+          <w:spacing w:val="-1"/>
+        </w:rPr>
+        <w:t xml:space="preserve"> </w:t>
+      </w:r>
+      <w:r>
+        <w:rPr>
+          <w:color w:val="333333"/>
+        </w:rPr>
+        <w:t>tôi</w:t>
+      </w:r>
+      <w:r>
+        <w:rPr>
+          <w:color w:val="333333"/>
+          <w:spacing w:val="-1"/>
+        </w:rPr>
+        <w:t xml:space="preserve"> </w:t>
+      </w:r>
+      <w:r>
+        <w:rPr>
+          <w:color w:val="333333"/>
+        </w:rPr>
+        <w:t>(Attachment link)</w:t>
+      </w:r>
+      <w:r>
+        <w:rPr>
+          <w:color w:val="333333"/>
+          <w:spacing w:val="-8"/>
+        </w:rPr>
+        <w:t xml:space="preserve"> </w:t>
+      </w:r>
+      <w:r>
+        <w:rPr>
+          <w:color w:val="333333"/>
+        </w:rPr>
+        <w:t>đ</w:t>
+      </w:r>
+      <w:r>
+        <w:rPr>
+          <w:rFonts w:ascii="Palatino Linotype" w:hAnsi="Palatino Linotype"/>
+          <w:color w:val="333333"/>
+        </w:rPr>
+        <w:t>ể</w:t>
+      </w:r>
+      <w:r>
+        <w:rPr>
+          <w:rFonts w:ascii="Palatino Linotype" w:hAnsi="Palatino Linotype"/>
+          <w:color w:val="333333"/>
+          <w:spacing w:val="-8"/>
+        </w:rPr>
+        <w:t xml:space="preserve"> </w:t>
+      </w:r>
+      <w:r>
+        <w:rPr>
+          <w:color w:val="333333"/>
+        </w:rPr>
+        <w:t>t</w:t>
+      </w:r>
+      <w:r>
+        <w:rPr>
+          <w:rFonts w:ascii="Palatino Linotype" w:hAnsi="Palatino Linotype"/>
+          <w:color w:val="333333"/>
+        </w:rPr>
+        <w:t>ạ</w:t>
+      </w:r>
+      <w:r>
+        <w:rPr>
+          <w:color w:val="333333"/>
+        </w:rPr>
+        <w:t>o</w:t>
+      </w:r>
+      <w:r>
+        <w:rPr>
+          <w:color w:val="333333"/>
+          <w:spacing w:val="-8"/>
+        </w:rPr>
+        <w:t xml:space="preserve"> </w:t>
+      </w:r>
+      <w:r>
+        <w:rPr>
+          <w:color w:val="333333"/>
+        </w:rPr>
+        <w:t>s</w:t>
+      </w:r>
+      <w:r>
+        <w:rPr>
+          <w:rFonts w:ascii="Palatino Linotype" w:hAnsi="Palatino Linotype"/>
+          <w:color w:val="333333"/>
+        </w:rPr>
+        <w:t>ự</w:t>
+      </w:r>
+      <w:r>
+        <w:rPr>
+          <w:rFonts w:ascii="Palatino Linotype" w:hAnsi="Palatino Linotype"/>
+          <w:color w:val="333333"/>
+          <w:spacing w:val="-8"/>
+        </w:rPr>
+        <w:t xml:space="preserve"> </w:t>
+      </w:r>
+      <w:r>
+        <w:rPr>
+          <w:color w:val="333333"/>
+        </w:rPr>
+        <w:t>liên</w:t>
+      </w:r>
+      <w:r>
+        <w:rPr>
+          <w:color w:val="333333"/>
+          <w:spacing w:val="-8"/>
+        </w:rPr>
+        <w:t xml:space="preserve"> </w:t>
+      </w:r>
+      <w:r>
+        <w:rPr>
+          <w:color w:val="333333"/>
+        </w:rPr>
+        <w:t>k</w:t>
+      </w:r>
+      <w:r>
+        <w:rPr>
+          <w:rFonts w:ascii="Palatino Linotype" w:hAnsi="Palatino Linotype"/>
+          <w:color w:val="333333"/>
+        </w:rPr>
+        <w:t>ế</w:t>
+      </w:r>
+      <w:r>
+        <w:rPr>
+          <w:color w:val="333333"/>
+        </w:rPr>
+        <w:t>t,</w:t>
+      </w:r>
+      <w:r>
+        <w:rPr>
+          <w:color w:val="333333"/>
+          <w:spacing w:val="-8"/>
+        </w:rPr>
+        <w:t xml:space="preserve"> </w:t>
+      </w:r>
+      <w:r>
+        <w:rPr>
+          <w:color w:val="333333"/>
+        </w:rPr>
+        <w:t>m</w:t>
+      </w:r>
+      <w:r>
+        <w:rPr>
+          <w:rFonts w:ascii="Palatino Linotype" w:hAnsi="Palatino Linotype"/>
+          <w:color w:val="333333"/>
+        </w:rPr>
+        <w:t>ỗ</w:t>
+      </w:r>
+      <w:r>
+        <w:rPr>
+          <w:color w:val="333333"/>
+        </w:rPr>
+        <w:t>i</w:t>
+      </w:r>
+      <w:r>
+        <w:rPr>
+          <w:color w:val="333333"/>
+          <w:spacing w:val="-8"/>
+        </w:rPr>
+        <w:t xml:space="preserve"> </w:t>
+      </w:r>
+      <w:r>
+        <w:rPr>
+          <w:color w:val="333333"/>
+        </w:rPr>
+        <w:t>khi</w:t>
+      </w:r>
+      <w:r>
+        <w:rPr>
+          <w:color w:val="333333"/>
+          <w:spacing w:val="-8"/>
+        </w:rPr>
+        <w:t xml:space="preserve"> </w:t>
+      </w:r>
+      <w:r>
+        <w:rPr>
+          <w:color w:val="333333"/>
+        </w:rPr>
+        <w:t>m</w:t>
+      </w:r>
+      <w:r>
+        <w:rPr>
+          <w:rFonts w:ascii="Palatino Linotype" w:hAnsi="Palatino Linotype"/>
+          <w:color w:val="333333"/>
+        </w:rPr>
+        <w:t>ở</w:t>
+      </w:r>
+      <w:r>
+        <w:rPr>
+          <w:rFonts w:ascii="Palatino Linotype" w:hAnsi="Palatino Linotype"/>
+          <w:color w:val="333333"/>
+          <w:spacing w:val="-8"/>
+        </w:rPr>
+        <w:t xml:space="preserve"> </w:t>
+      </w:r>
+      <w:r>
+        <w:rPr>
+          <w:color w:val="333333"/>
+        </w:rPr>
+        <w:t>th</w:t>
+      </w:r>
+      <w:r>
+        <w:rPr>
+          <w:rFonts w:ascii="Palatino Linotype" w:hAnsi="Palatino Linotype"/>
+          <w:color w:val="333333"/>
+        </w:rPr>
+        <w:t>ẻ</w:t>
+      </w:r>
+      <w:r>
+        <w:rPr>
+          <w:rFonts w:ascii="Palatino Linotype" w:hAnsi="Palatino Linotype"/>
+          <w:color w:val="333333"/>
+          <w:spacing w:val="-8"/>
+        </w:rPr>
+        <w:t xml:space="preserve"> </w:t>
+      </w:r>
+      <w:r>
+        <w:rPr>
+          <w:color w:val="333333"/>
+        </w:rPr>
+        <w:t>c</w:t>
+      </w:r>
+      <w:r>
+        <w:rPr>
+          <w:rFonts w:ascii="Palatino Linotype" w:hAnsi="Palatino Linotype"/>
+          <w:color w:val="333333"/>
+        </w:rPr>
+        <w:t>ủ</w:t>
+      </w:r>
+      <w:r>
+        <w:rPr>
+          <w:color w:val="333333"/>
+        </w:rPr>
+        <w:t>a</w:t>
+      </w:r>
+      <w:r>
+        <w:rPr>
+          <w:color w:val="333333"/>
+          <w:spacing w:val="-8"/>
+        </w:rPr>
+        <w:t xml:space="preserve"> </w:t>
+      </w:r>
+      <w:r>
+        <w:rPr>
+          <w:color w:val="333333"/>
+        </w:rPr>
+        <w:t>mình,</w:t>
+      </w:r>
+      <w:r>
+        <w:rPr>
+          <w:color w:val="333333"/>
+          <w:spacing w:val="-8"/>
+        </w:rPr>
+        <w:t xml:space="preserve"> </w:t>
+      </w:r>
+      <w:r>
+        <w:rPr>
+          <w:color w:val="333333"/>
+        </w:rPr>
+        <w:t>tôi</w:t>
+      </w:r>
+      <w:r>
+        <w:rPr>
+          <w:color w:val="333333"/>
+          <w:spacing w:val="-8"/>
+        </w:rPr>
+        <w:t xml:space="preserve"> </w:t>
+      </w:r>
+      <w:r>
+        <w:rPr>
+          <w:color w:val="333333"/>
+        </w:rPr>
+        <w:t>có</w:t>
+      </w:r>
+      <w:r>
+        <w:rPr>
+          <w:color w:val="333333"/>
+          <w:spacing w:val="-8"/>
+        </w:rPr>
+        <w:t xml:space="preserve"> </w:t>
+      </w:r>
+      <w:r>
+        <w:rPr>
+          <w:color w:val="333333"/>
+        </w:rPr>
+        <w:t>th</w:t>
+      </w:r>
+      <w:r>
+        <w:rPr>
+          <w:rFonts w:ascii="Palatino Linotype" w:hAnsi="Palatino Linotype"/>
+          <w:color w:val="333333"/>
+        </w:rPr>
+        <w:t>ể</w:t>
+      </w:r>
+      <w:r>
+        <w:rPr>
+          <w:rFonts w:ascii="Palatino Linotype" w:hAnsi="Palatino Linotype"/>
+          <w:color w:val="333333"/>
+          <w:spacing w:val="-8"/>
+        </w:rPr>
+        <w:t xml:space="preserve"> </w:t>
+      </w:r>
+      <w:r>
+        <w:rPr>
+          <w:color w:val="333333"/>
+        </w:rPr>
+        <w:t>click</w:t>
+      </w:r>
+      <w:r>
+        <w:rPr>
+          <w:color w:val="333333"/>
+          <w:spacing w:val="-8"/>
+        </w:rPr>
+        <w:t xml:space="preserve"> </w:t>
+      </w:r>
+      <w:r>
+        <w:rPr>
+          <w:color w:val="333333"/>
+        </w:rPr>
+        <w:t>đ</w:t>
+      </w:r>
+      <w:r>
+        <w:rPr>
+          <w:rFonts w:ascii="Palatino Linotype" w:hAnsi="Palatino Linotype"/>
+          <w:color w:val="333333"/>
+        </w:rPr>
+        <w:t>ể</w:t>
+      </w:r>
+      <w:r>
+        <w:rPr>
+          <w:rFonts w:ascii="Palatino Linotype" w:hAnsi="Palatino Linotype"/>
+          <w:color w:val="333333"/>
+          <w:spacing w:val="-8"/>
+        </w:rPr>
+        <w:t xml:space="preserve"> </w:t>
+      </w:r>
+      <w:r>
+        <w:rPr>
+          <w:color w:val="333333"/>
+        </w:rPr>
+        <w:t>ki</w:t>
+      </w:r>
+      <w:r>
+        <w:rPr>
+          <w:rFonts w:ascii="Palatino Linotype" w:hAnsi="Palatino Linotype"/>
+          <w:color w:val="333333"/>
+        </w:rPr>
+        <w:t>ể</w:t>
+      </w:r>
+      <w:r>
+        <w:rPr>
+          <w:color w:val="333333"/>
+        </w:rPr>
+        <w:t>m</w:t>
+      </w:r>
+      <w:r>
+        <w:rPr>
+          <w:color w:val="333333"/>
+          <w:spacing w:val="-8"/>
+        </w:rPr>
+        <w:t xml:space="preserve"> </w:t>
+      </w:r>
+      <w:r>
+        <w:rPr>
+          <w:color w:val="333333"/>
+        </w:rPr>
+        <w:t>tra</w:t>
+      </w:r>
+      <w:r>
+        <w:rPr>
+          <w:color w:val="333333"/>
+          <w:spacing w:val="-8"/>
+        </w:rPr>
+        <w:t xml:space="preserve"> </w:t>
+      </w:r>
+      <w:r>
+        <w:rPr>
+          <w:color w:val="333333"/>
+        </w:rPr>
+        <w:t>ngay</w:t>
+      </w:r>
+      <w:r>
+        <w:rPr>
+          <w:color w:val="333333"/>
+          <w:spacing w:val="-8"/>
+        </w:rPr>
+        <w:t xml:space="preserve"> </w:t>
+      </w:r>
+      <w:r>
+        <w:rPr>
+          <w:color w:val="333333"/>
+        </w:rPr>
+        <w:t>th</w:t>
+      </w:r>
+      <w:r>
+        <w:rPr>
+          <w:rFonts w:ascii="Palatino Linotype" w:hAnsi="Palatino Linotype"/>
+          <w:color w:val="333333"/>
+        </w:rPr>
+        <w:t>ẻ</w:t>
+      </w:r>
+      <w:r>
+        <w:rPr>
+          <w:rFonts w:ascii="Palatino Linotype" w:hAnsi="Palatino Linotype"/>
+          <w:color w:val="333333"/>
+          <w:spacing w:val="-8"/>
+        </w:rPr>
+        <w:t xml:space="preserve"> </w:t>
+      </w:r>
+      <w:r>
+        <w:rPr>
+          <w:color w:val="333333"/>
+        </w:rPr>
+        <w:t>c</w:t>
+      </w:r>
+      <w:r>
+        <w:rPr>
+          <w:rFonts w:ascii="Palatino Linotype" w:hAnsi="Palatino Linotype"/>
+          <w:color w:val="333333"/>
+        </w:rPr>
+        <w:t>ủ</w:t>
+      </w:r>
+      <w:r>
+        <w:rPr>
+          <w:color w:val="333333"/>
+        </w:rPr>
+        <w:t>a</w:t>
+      </w:r>
+      <w:r>
+        <w:rPr>
+          <w:color w:val="333333"/>
+          <w:spacing w:val="-8"/>
+        </w:rPr>
+        <w:t xml:space="preserve"> </w:t>
+      </w:r>
+      <w:r>
+        <w:rPr>
+          <w:color w:val="333333"/>
+        </w:rPr>
+        <w:t>b</w:t>
+      </w:r>
+      <w:r>
+        <w:rPr>
+          <w:rFonts w:ascii="Palatino Linotype" w:hAnsi="Palatino Linotype"/>
+          <w:color w:val="333333"/>
+        </w:rPr>
+        <w:t>ạ</w:t>
+      </w:r>
+      <w:r>
+        <w:rPr>
+          <w:color w:val="333333"/>
+        </w:rPr>
+        <w:t>n A đã "Done" ch</w:t>
+      </w:r>
+      <w:r>
+        <w:rPr>
+          <w:rFonts w:ascii="Palatino Linotype" w:hAnsi="Palatino Linotype"/>
+          <w:color w:val="333333"/>
+        </w:rPr>
+        <w:t>ư</w:t>
+      </w:r>
+      <w:r>
+        <w:rPr>
+          <w:color w:val="333333"/>
+        </w:rPr>
+        <w:t>a.</w:t>
+      </w:r>
+    </w:p>
+    <w:p>
+      <w:pPr>
+        <w:pStyle w:val="BodyText"/>
+        <w:spacing w:before="6"/>
+        <w:rPr>
+          <w:sz w:val="15"/>
+        </w:rPr>
+      </w:pPr>
+      <w:r>
+        <w:rPr>
+          <w:noProof/>
+          <w:sz w:val="15"/>
+          <w:lang w:val="en-US"/>
+        </w:rPr>
+        <w:drawing>
+          <wp:inline distT="0" distB="0" distL="0" distR="0" wp14:anchorId="2E9ED3C0" wp14:editId="2640CC70">
+            <wp:extent cx="5943600" cy="3244850"/>
+            <wp:effectExtent l="0" t="0" r="0" b="0"/>
+            <wp:docPr id="178918993" name="Picture 1"/>
+            <wp:cNvGraphicFramePr>
+              <a:graphicFrameLocks xmlns:a="http://schemas.openxmlformats.org/drawingml/2006/main" noChangeAspect="1"/>
+            </wp:cNvGraphicFramePr>
+            <a:graphic xmlns:a="http://schemas.openxmlformats.org/drawingml/2006/main">
+              <a:graphicData uri="http://schemas.openxmlformats.org/drawingml/2006/picture">
+                <pic:pic xmlns:pic="http://schemas.openxmlformats.org/drawingml/2006/picture">
+                  <pic:nvPicPr>
+                    <pic:cNvPr id="178918993" name=""/>
+                    <pic:cNvPicPr/>
+                  </pic:nvPicPr>
+                  <pic:blipFill>
+                    <a:blip r:embed="rId16"/>
+                    <a:stretch>
+                      <a:fillRect/>
+                    </a:stretch>
+                  </pic:blipFill>
+                  <pic:spPr>
+                    <a:xfrm>
+                      <a:off x="0" y="0"/>
+                      <a:ext cx="5943600" cy="3244850"/>
+                    </a:xfrm>
+                    <a:prstGeom prst="rect">
+                      <a:avLst/>
+                    </a:prstGeom>
+                  </pic:spPr>
+                </pic:pic>
+              </a:graphicData>
+            </a:graphic>
+          </wp:inline>
+        </w:drawing>
+      </w:r>
+    </w:p>
+    <w:p>
+      <w:pPr>
         <w:pStyle w:val="BodyText"/>
         <w:rPr>
           <w:sz w:val="32"/>
@@ -14078,103 +12401,6 @@
     </w:p>
     <w:p>
       <w:pPr>
-        <w:ind w:left="600" w:right="600"/>
-        <w:jc w:val="center"/>
-        <w:rPr>
-          <w:b/>
-          <w:sz w:val="32"/>
-        </w:rPr>
-      </w:pPr>
-      <w:bookmarkStart w:id="11" w:name="---_KẾT_THÚC_BÁO_CÁO_---"/>
-      <w:bookmarkEnd w:id="11"/>
-      <w:r>
-        <w:rPr>
-          <w:b/>
-          <w:color w:val="003366"/>
-          <w:sz w:val="32"/>
-        </w:rPr>
-        <w:t>---</w:t>
-      </w:r>
-      <w:r>
-        <w:rPr>
-          <w:b/>
-          <w:color w:val="003366"/>
-          <w:spacing w:val="-1"/>
-          <w:sz w:val="32"/>
-        </w:rPr>
-        <w:t xml:space="preserve"> </w:t>
-      </w:r>
-      <w:r>
-        <w:rPr>
-          <w:b/>
-          <w:color w:val="003366"/>
-          <w:sz w:val="32"/>
-        </w:rPr>
-        <w:t>KẾT</w:t>
-      </w:r>
-      <w:r>
-        <w:rPr>
-          <w:b/>
-          <w:color w:val="003366"/>
-          <w:spacing w:val="-13"/>
-          <w:sz w:val="32"/>
-        </w:rPr>
-        <w:t xml:space="preserve"> </w:t>
-      </w:r>
-      <w:r>
-        <w:rPr>
-          <w:b/>
-          <w:color w:val="003366"/>
-          <w:sz w:val="32"/>
-        </w:rPr>
-        <w:t>THÚC</w:t>
-      </w:r>
-      <w:r>
-        <w:rPr>
-          <w:b/>
-          <w:color w:val="003366"/>
-          <w:spacing w:val="-1"/>
-          <w:sz w:val="32"/>
-        </w:rPr>
-        <w:t xml:space="preserve"> </w:t>
-      </w:r>
-      <w:r>
-        <w:rPr>
-          <w:b/>
-          <w:color w:val="003366"/>
-          <w:sz w:val="32"/>
-        </w:rPr>
-        <w:t>BÁO</w:t>
-      </w:r>
-      <w:r>
-        <w:rPr>
-          <w:b/>
-          <w:color w:val="003366"/>
-          <w:spacing w:val="-1"/>
-          <w:sz w:val="32"/>
-        </w:rPr>
-        <w:t xml:space="preserve"> </w:t>
-      </w:r>
-      <w:r>
-        <w:rPr>
-          <w:b/>
-          <w:color w:val="003366"/>
-          <w:sz w:val="32"/>
-        </w:rPr>
-        <w:t>CÁO --</w:t>
-      </w:r>
-      <w:r>
-        <w:rPr>
-          <w:b/>
-          <w:color w:val="003366"/>
-          <w:spacing w:val="-10"/>
-          <w:sz w:val="32"/>
-        </w:rPr>
-        <w:t>-</w:t>
-      </w:r>
-    </w:p>
-    <w:p>
-      <w:pPr>
         <w:pStyle w:val="BodyText"/>
         <w:spacing w:before="10"/>
         <w:rPr>
@@ -14182,94 +12408,8 @@
           <w:sz w:val="9"/>
         </w:rPr>
       </w:pPr>
-      <w:r>
-        <w:rPr>
-          <w:b/>
-          <w:noProof/>
-          <w:sz w:val="9"/>
-        </w:rPr>
-        <mc:AlternateContent>
-          <mc:Choice Requires="wps">
-            <w:drawing>
-              <wp:anchor distT="0" distB="0" distL="0" distR="0" simplePos="0" relativeHeight="487594496" behindDoc="1" locked="0" layoutInCell="1" allowOverlap="1" wp14:anchorId="1FD29AEE" wp14:editId="6D8E4F7C">
-                <wp:simplePos x="0" y="0"/>
-                <wp:positionH relativeFrom="page">
-                  <wp:posOffset>900000</wp:posOffset>
-                </wp:positionH>
-                <wp:positionV relativeFrom="paragraph">
-                  <wp:posOffset>87306</wp:posOffset>
-                </wp:positionV>
-                <wp:extent cx="5760085" cy="19050"/>
-                <wp:effectExtent l="0" t="0" r="0" b="0"/>
-                <wp:wrapTopAndBottom/>
-                <wp:docPr id="39" name="Graphic 39"/>
-                <wp:cNvGraphicFramePr>
-                  <a:graphicFrameLocks xmlns:a="http://schemas.openxmlformats.org/drawingml/2006/main"/>
-                </wp:cNvGraphicFramePr>
-                <a:graphic xmlns:a="http://schemas.openxmlformats.org/drawingml/2006/main">
-                  <a:graphicData uri="http://schemas.microsoft.com/office/word/2010/wordprocessingShape">
-                    <wps:wsp>
-                      <wps:cNvSpPr>
-                        <a:spLocks/>
-                      </wps:cNvSpPr>
-                      <wps:spPr>
-                        <a:xfrm>
-                          <a:off x="0" y="0"/>
-                          <a:ext cx="5760085" cy="19050"/>
-                        </a:xfrm>
-                        <a:custGeom>
-                          <a:avLst/>
-                          <a:gdLst/>
-                          <a:ahLst/>
-                          <a:cxnLst/>
-                          <a:rect l="l" t="t" r="r" b="b"/>
-                          <a:pathLst>
-                            <a:path w="5760085" h="19050">
-                              <a:moveTo>
-                                <a:pt x="5759996" y="19050"/>
-                              </a:moveTo>
-                              <a:lnTo>
-                                <a:pt x="0" y="19050"/>
-                              </a:lnTo>
-                              <a:lnTo>
-                                <a:pt x="0" y="0"/>
-                              </a:lnTo>
-                              <a:lnTo>
-                                <a:pt x="5759996" y="0"/>
-                              </a:lnTo>
-                              <a:lnTo>
-                                <a:pt x="5759996" y="19050"/>
-                              </a:lnTo>
-                              <a:close/>
-                            </a:path>
-                          </a:pathLst>
-                        </a:custGeom>
-                        <a:solidFill>
-                          <a:srgbClr val="003366"/>
-                        </a:solidFill>
-                      </wps:spPr>
-                      <wps:bodyPr wrap="square" lIns="0" tIns="0" rIns="0" bIns="0" rtlCol="0">
-                        <a:prstTxWarp prst="textNoShape">
-                          <a:avLst/>
-                        </a:prstTxWarp>
-                        <a:noAutofit/>
-                      </wps:bodyPr>
-                    </wps:wsp>
-                  </a:graphicData>
-                </a:graphic>
-              </wp:anchor>
-            </w:drawing>
-          </mc:Choice>
-          <mc:Fallback>
-            <w:pict>
-              <v:shape w14:anchorId="388A5BA5" id="Graphic 39" o:spid="_x0000_s1026" style="position:absolute;margin-left:70.85pt;margin-top:6.85pt;width:453.55pt;height:1.5pt;z-index:-15721984;visibility:visible;mso-wrap-style:square;mso-wrap-distance-left:0;mso-wrap-distance-top:0;mso-wrap-distance-right:0;mso-wrap-distance-bottom:0;mso-position-horizontal:absolute;mso-position-horizontal-relative:page;mso-position-vertical:absolute;mso-position-vertical-relative:text;v-text-anchor:top" coordsize="5760085,19050" o:gfxdata="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" path="m5759996,19050l,19050,,,5759996,r,19050xe" fillcolor="#036" stroked="f">
-                <v:path arrowok="t"/>
-                <w10:wrap type="topAndBottom" anchorx="page"/>
-              </v:shape>
-            </w:pict>
-          </mc:Fallback>
-        </mc:AlternateContent>
-      </w:r>
+      <w:bookmarkStart w:id="12" w:name="---_KẾT_THÚC_BÁO_CÁO_---"/>
+      <w:bookmarkEnd w:id="12"/>
     </w:p>
     <w:sectPr>
       <w:pgSz w:w="11910" w:h="16840"/>
@@ -14281,7 +12421,7 @@
 </file>
 
 <file path=word/endnotes.xml><?xml version="1.0" encoding="utf-8"?>
-<w:endnotes xmlns:wpc="http://schemas.microsoft.com/office/word/2010/wordprocessingCanvas" xmlns:cx="http://schemas.microsoft.com/office/drawing/2014/chartex" xmlns:cx1="http://schemas.microsoft.com/office/drawing/2015/9/8/chartex" xmlns:cx2="http://schemas.microsoft.com/office/drawing/2015/10/21/chartex" xmlns:cx3="http://schemas.microsoft.com/office/drawing/2016/5/9/chartex" xmlns:cx4="http://schemas.microsoft.com/office/drawing/2016/5/10/chartex" xmlns:cx5="http://schemas.microsoft.com/office/drawing/2016/5/11/chartex" xmlns:cx6="http://schemas.microsoft.com/office/drawing/2016/5/12/chartex" xmlns:cx7="http://schemas.microsoft.com/office/drawing/2016/5/13/chartex" xmlns:cx8="http://schemas.microsoft.com/office/drawing/2016/5/14/chartex" xmlns:mc="http://schemas.openxmlformats.org/markup-compatibility/2006" xmlns:aink="http://schemas.microsoft.com/office/drawing/2016/ink" xmlns:am3d="http://schemas.microsoft.com/office/drawing/2017/model3d" xmlns:o="urn:schemas-microsoft-com:office:office" xmlns:oel="http://schemas.microsoft.com/office/2019/extlst" xmlns:r="http://schemas.openxmlformats.org/officeDocument/2006/relationships" xmlns:m="http://schemas.openxmlformats.org/officeDocument/2006/math" xmlns:v="urn:schemas-microsoft-com:vml" xmlns:wp14="http://schemas.microsoft.com/office/word/2010/wordprocessingDrawing" xmlns:wp="http://schemas.openxmlformats.org/drawingml/2006/wordprocessingDrawing" xmlns:w10="urn:schemas-microsoft-com:office:word" xmlns:w="http://schemas.openxmlformats.org/wordprocessingml/2006/main" xmlns:w14="http://schemas.microsoft.com/office/word/2010/wordml" xmlns:w15="http://schemas.microsoft.com/office/word/2012/wordml" xmlns:w16cex="http://schemas.microsoft.com/office/word/2018/wordml/cex" xmlns:w16cid="http://schemas.microsoft.com/office/word/2016/wordml/cid" xmlns:w16="http://schemas.microsoft.com/office/word/2018/wordml" xmlns:w16du="http://schemas.microsoft.com/office/word/2023/wordml/word16du" xmlns:w16sdtdh="http://schemas.microsoft.com/office/word/2020/wordml/sdtdatahash" xmlns:w16sdtfl="http://schemas.microsoft.com/office/word/2024/wordml/sdtformatlock" xmlns:w16se="http://schemas.microsoft.com/office/word/2015/wordml/symex" xmlns:wpg="http://schemas.microsoft.com/office/word/2010/wordprocessingGroup" xmlns:wpi="http://schemas.microsoft.com/office/word/2010/wordprocessingInk" xmlns:wne="http://schemas.microsoft.com/office/word/2006/wordml" xmlns:wps="http://schemas.microsoft.com/office/word/2010/wordprocessingShape" mc:Ignorable="w14 w15 w16se w16cid w16 w16cex w16sdtdh w16sdtfl w16du wp14">
+<w:endnotes xmlns:wpc="http://schemas.microsoft.com/office/word/2010/wordprocessingCanvas" xmlns:cx="http://schemas.microsoft.com/office/drawing/2014/chartex" xmlns:mc="http://schemas.openxmlformats.org/markup-compatibility/2006" xmlns:o="urn:schemas-microsoft-com:office:office" xmlns:r="http://schemas.openxmlformats.org/officeDocument/2006/relationships" xmlns:m="http://schemas.openxmlformats.org/officeDocument/2006/math" xmlns:v="urn:schemas-microsoft-com:vml" xmlns:wp14="http://schemas.microsoft.com/office/word/2010/wordprocessingDrawing" xmlns:wp="http://schemas.openxmlformats.org/drawingml/2006/wordprocessingDrawing" xmlns:w10="urn:schemas-microsoft-com:office:word" xmlns:w="http://schemas.openxmlformats.org/wordprocessingml/2006/main" xmlns:w14="http://schemas.microsoft.com/office/word/2010/wordml" xmlns:w15="http://schemas.microsoft.com/office/word/2012/wordml" xmlns:w16se="http://schemas.microsoft.com/office/word/2015/wordml/symex" xmlns:wpg="http://schemas.microsoft.com/office/word/2010/wordprocessingGroup" xmlns:wpi="http://schemas.microsoft.com/office/word/2010/wordprocessingInk" xmlns:wne="http://schemas.microsoft.com/office/word/2006/wordml" xmlns:wps="http://schemas.microsoft.com/office/word/2010/wordprocessingShape" mc:Ignorable="w14 w15 w16se wp14">
   <w:endnote w:type="separator" w:id="-1">
     <w:p>
       <w:r>
@@ -14300,7 +12440,7 @@
 </file>
 
 <file path=word/footer1.xml><?xml version="1.0" encoding="utf-8"?>
-<w:ftr xmlns:wpc="http://schemas.microsoft.com/office/word/2010/wordprocessingCanvas" xmlns:cx="http://schemas.microsoft.com/office/drawing/2014/chartex" xmlns:cx1="http://schemas.microsoft.com/office/drawing/2015/9/8/chartex" xmlns:cx2="http://schemas.microsoft.com/office/drawing/2015/10/21/chartex" xmlns:cx3="http://schemas.microsoft.com/office/drawing/2016/5/9/chartex" xmlns:cx4="http://schemas.microsoft.com/office/drawing/2016/5/10/chartex" xmlns:cx5="http://schemas.microsoft.com/office/drawing/2016/5/11/chartex" xmlns:cx6="http://schemas.microsoft.com/office/drawing/2016/5/12/chartex" xmlns:cx7="http://schemas.microsoft.com/office/drawing/2016/5/13/chartex" xmlns:cx8="http://schemas.microsoft.com/office/drawing/2016/5/14/chartex" xmlns:mc="http://schemas.openxmlformats.org/markup-compatibility/2006" xmlns:aink="http://schemas.microsoft.com/office/drawing/2016/ink" xmlns:am3d="http://schemas.microsoft.com/office/drawing/2017/model3d" xmlns:o="urn:schemas-microsoft-com:office:office" xmlns:oel="http://schemas.microsoft.com/office/2019/extlst" xmlns:r="http://schemas.openxmlformats.org/officeDocument/2006/relationships" xmlns:m="http://schemas.openxmlformats.org/officeDocument/2006/math" xmlns:v="urn:schemas-microsoft-com:vml" xmlns:wp14="http://schemas.microsoft.com/office/word/2010/wordprocessingDrawing" xmlns:wp="http://schemas.openxmlformats.org/drawingml/2006/wordprocessingDrawing" xmlns:w10="urn:schemas-microsoft-com:office:word" xmlns:w="http://schemas.openxmlformats.org/wordprocessingml/2006/main" xmlns:w14="http://schemas.microsoft.com/office/word/2010/wordml" xmlns:w15="http://schemas.microsoft.com/office/word/2012/wordml" xmlns:w16cex="http://schemas.microsoft.com/office/word/2018/wordml/cex" xmlns:w16cid="http://schemas.microsoft.com/office/word/2016/wordml/cid" xmlns:w16="http://schemas.microsoft.com/office/word/2018/wordml" xmlns:w16du="http://schemas.microsoft.com/office/word/2023/wordml/word16du" xmlns:w16sdtdh="http://schemas.microsoft.com/office/word/2020/wordml/sdtdatahash" xmlns:w16sdtfl="http://schemas.microsoft.com/office/word/2024/wordml/sdtformatlock" xmlns:w16se="http://schemas.microsoft.com/office/word/2015/wordml/symex" xmlns:wpg="http://schemas.microsoft.com/office/word/2010/wordprocessingGroup" xmlns:wpi="http://schemas.microsoft.com/office/word/2010/wordprocessingInk" xmlns:wne="http://schemas.microsoft.com/office/word/2006/wordml" xmlns:wps="http://schemas.microsoft.com/office/word/2010/wordprocessingShape" mc:Ignorable="w14 w15 w16se w16cid w16 w16cex w16sdtdh w16sdtfl w16du wp14">
+<w:ftr xmlns:wpc="http://schemas.microsoft.com/office/word/2010/wordprocessingCanvas" xmlns:cx="http://schemas.microsoft.com/office/drawing/2014/chartex" xmlns:mc="http://schemas.openxmlformats.org/markup-compatibility/2006" xmlns:o="urn:schemas-microsoft-com:office:office" xmlns:r="http://schemas.openxmlformats.org/officeDocument/2006/relationships" xmlns:m="http://schemas.openxmlformats.org/officeDocument/2006/math" xmlns:v="urn:schemas-microsoft-com:vml" xmlns:wp14="http://schemas.microsoft.com/office/word/2010/wordprocessingDrawing" xmlns:wp="http://schemas.openxmlformats.org/drawingml/2006/wordprocessingDrawing" xmlns:w10="urn:schemas-microsoft-com:office:word" xmlns:w="http://schemas.openxmlformats.org/wordprocessingml/2006/main" xmlns:w14="http://schemas.microsoft.com/office/word/2010/wordml" xmlns:w15="http://schemas.microsoft.com/office/word/2012/wordml" xmlns:w16se="http://schemas.microsoft.com/office/word/2015/wordml/symex" xmlns:wpg="http://schemas.microsoft.com/office/word/2010/wordprocessingGroup" xmlns:wpi="http://schemas.microsoft.com/office/word/2010/wordprocessingInk" xmlns:wne="http://schemas.microsoft.com/office/word/2006/wordml" xmlns:wps="http://schemas.microsoft.com/office/word/2010/wordprocessingShape" mc:Ignorable="w14 w15 w16se wp14">
   <w:p>
     <w:pPr>
       <w:pStyle w:val="BodyText"/>
@@ -14313,11 +12453,12 @@
       <w:rPr>
         <w:noProof/>
         <w:sz w:val="20"/>
+        <w:lang w:val="en-US"/>
       </w:rPr>
       <mc:AlternateContent>
         <mc:Choice Requires="wps">
           <w:drawing>
-            <wp:anchor distT="0" distB="0" distL="0" distR="0" simplePos="0" relativeHeight="487472640" behindDoc="1" locked="0" layoutInCell="1" allowOverlap="1" wp14:anchorId="2F9CC678" wp14:editId="2C76C5FB">
+            <wp:anchor distT="0" distB="0" distL="0" distR="0" simplePos="0" relativeHeight="251659264" behindDoc="1" locked="0" layoutInCell="1" allowOverlap="1" wp14:anchorId="2F9CC678" wp14:editId="2C76C5FB">
               <wp:simplePos x="0" y="0"/>
               <wp:positionH relativeFrom="page">
                 <wp:posOffset>6253264</wp:posOffset>
@@ -14393,10 +12534,11 @@
                           </w:r>
                           <w:r>
                             <w:rPr>
+                              <w:noProof/>
                               <w:spacing w:val="-10"/>
                               <w:sz w:val="20"/>
                             </w:rPr>
-                            <w:t>1</w:t>
+                            <w:t>2</w:t>
                           </w:r>
                           <w:r>
                             <w:rPr>
@@ -14423,7 +12565,8 @@
               <v:stroke joinstyle="miter"/>
               <v:path gradientshapeok="t" o:connecttype="rect"/>
             </v:shapetype>
-            <v:shape id="Textbox 1" o:spid="_x0000_s1026" type="#_x0000_t202" style="position:absolute;margin-left:492.4pt;margin-top:807pt;width:36.05pt;height:13.1pt;z-index:-15843840;visibility:visible;mso-wrap-style:square;mso-wrap-distance-left:0;mso-wrap-distance-top:0;mso-wrap-distance-right:0;mso-wrap-distance-bottom:0;mso-position-horizontal:absolute;mso-position-horizontal-relative:page;mso-position-vertical:absolute;mso-position-vertical-relative:page;v-text-anchor:top" o:gfxdata="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" filled="f" stroked="f">
+            <v:shape id="Textbox 1" o:spid="_x0000_s1026" type="#_x0000_t202" style="position:absolute;margin-left:492.4pt;margin-top:807pt;width:36.05pt;height:13.1pt;z-index:-251657216;visibility:visible;mso-wrap-style:square;mso-wrap-distance-left:0;mso-wrap-distance-top:0;mso-wrap-distance-right:0;mso-wrap-distance-bottom:0;mso-position-horizontal:absolute;mso-position-horizontal-relative:page;mso-position-vertical:absolute;mso-position-vertical-relative:page;v-text-anchor:top" o:gfxdata="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" filled="f" stroked="f">
+              <v:path arrowok="t"/>
               <v:textbox inset="0,0,0,0">
                 <w:txbxContent>
                   <w:p>
@@ -14470,10 +12613,11 @@
                     </w:r>
                     <w:r>
                       <w:rPr>
+                        <w:noProof/>
                         <w:spacing w:val="-10"/>
                         <w:sz w:val="20"/>
                       </w:rPr>
-                      <w:t>1</w:t>
+                      <w:t>2</w:t>
                     </w:r>
                     <w:r>
                       <w:rPr>
@@ -14496,7 +12640,7 @@
 </file>
 
 <file path=word/footnotes.xml><?xml version="1.0" encoding="utf-8"?>
-<w:footnotes xmlns:wpc="http://schemas.microsoft.com/office/word/2010/wordprocessingCanvas" xmlns:cx="http://schemas.microsoft.com/office/drawing/2014/chartex" xmlns:cx1="http://schemas.microsoft.com/office/drawing/2015/9/8/chartex" xmlns:cx2="http://schemas.microsoft.com/office/drawing/2015/10/21/chartex" xmlns:cx3="http://schemas.microsoft.com/office/drawing/2016/5/9/chartex" xmlns:cx4="http://schemas.microsoft.com/office/drawing/2016/5/10/chartex" xmlns:cx5="http://schemas.microsoft.com/office/drawing/2016/5/11/chartex" xmlns:cx6="http://schemas.microsoft.com/office/drawing/2016/5/12/chartex" xmlns:cx7="http://schemas.microsoft.com/office/drawing/2016/5/13/chartex" xmlns:cx8="http://schemas.microsoft.com/office/drawing/2016/5/14/chartex" xmlns:mc="http://schemas.openxmlformats.org/markup-compatibility/2006" xmlns:aink="http://schemas.microsoft.com/office/drawing/2016/ink" xmlns:am3d="http://schemas.microsoft.com/office/drawing/2017/model3d" xmlns:o="urn:schemas-microsoft-com:office:office" xmlns:oel="http://schemas.microsoft.com/office/2019/extlst" xmlns:r="http://schemas.openxmlformats.org/officeDocument/2006/relationships" xmlns:m="http://schemas.openxmlformats.org/officeDocument/2006/math" xmlns:v="urn:schemas-microsoft-com:vml" xmlns:wp14="http://schemas.microsoft.com/office/word/2010/wordprocessingDrawing" xmlns:wp="http://schemas.openxmlformats.org/drawingml/2006/wordprocessingDrawing" xmlns:w10="urn:schemas-microsoft-com:office:word" xmlns:w="http://schemas.openxmlformats.org/wordprocessingml/2006/main" xmlns:w14="http://schemas.microsoft.com/office/word/2010/wordml" xmlns:w15="http://schemas.microsoft.com/office/word/2012/wordml" xmlns:w16cex="http://schemas.microsoft.com/office/word/2018/wordml/cex" xmlns:w16cid="http://schemas.microsoft.com/office/word/2016/wordml/cid" xmlns:w16="http://schemas.microsoft.com/office/word/2018/wordml" xmlns:w16du="http://schemas.microsoft.com/office/word/2023/wordml/word16du" xmlns:w16sdtdh="http://schemas.microsoft.com/office/word/2020/wordml/sdtdatahash" xmlns:w16sdtfl="http://schemas.microsoft.com/office/word/2024/wordml/sdtformatlock" xmlns:w16se="http://schemas.microsoft.com/office/word/2015/wordml/symex" xmlns:wpg="http://schemas.microsoft.com/office/word/2010/wordprocessingGroup" xmlns:wpi="http://schemas.microsoft.com/office/word/2010/wordprocessingInk" xmlns:wne="http://schemas.microsoft.com/office/word/2006/wordml" xmlns:wps="http://schemas.microsoft.com/office/word/2010/wordprocessingShape" mc:Ignorable="w14 w15 w16se w16cid w16 w16cex w16sdtdh w16sdtfl w16du wp14">
+<w:footnotes xmlns:wpc="http://schemas.microsoft.com/office/word/2010/wordprocessingCanvas" xmlns:cx="http://schemas.microsoft.com/office/drawing/2014/chartex" xmlns:mc="http://schemas.openxmlformats.org/markup-compatibility/2006" xmlns:o="urn:schemas-microsoft-com:office:office" xmlns:r="http://schemas.openxmlformats.org/officeDocument/2006/relationships" xmlns:m="http://schemas.openxmlformats.org/officeDocument/2006/math" xmlns:v="urn:schemas-microsoft-com:vml" xmlns:wp14="http://schemas.microsoft.com/office/word/2010/wordprocessingDrawing" xmlns:wp="http://schemas.openxmlformats.org/drawingml/2006/wordprocessingDrawing" xmlns:w10="urn:schemas-microsoft-com:office:word" xmlns:w="http://schemas.openxmlformats.org/wordprocessingml/2006/main" xmlns:w14="http://schemas.microsoft.com/office/word/2010/wordml" xmlns:w15="http://schemas.microsoft.com/office/word/2012/wordml" xmlns:w16se="http://schemas.microsoft.com/office/word/2015/wordml/symex" xmlns:wpg="http://schemas.microsoft.com/office/word/2010/wordprocessingGroup" xmlns:wpi="http://schemas.microsoft.com/office/word/2010/wordprocessingInk" xmlns:wne="http://schemas.microsoft.com/office/word/2006/wordml" xmlns:wps="http://schemas.microsoft.com/office/word/2010/wordprocessingShape" mc:Ignorable="w14 w15 w16se wp14">
   <w:footnote w:type="separator" w:id="-1">
     <w:p>
       <w:r>
@@ -14515,7 +12659,7 @@
 </file>
 
 <file path=word/numbering.xml><?xml version="1.0" encoding="utf-8"?>
-<w:numbering xmlns:wpc="http://schemas.microsoft.com/office/word/2010/wordprocessingCanvas" xmlns:cx="http://schemas.microsoft.com/office/drawing/2014/chartex" xmlns:cx1="http://schemas.microsoft.com/office/drawing/2015/9/8/chartex" xmlns:cx2="http://schemas.microsoft.com/office/drawing/2015/10/21/chartex" xmlns:cx3="http://schemas.microsoft.com/office/drawing/2016/5/9/chartex" xmlns:cx4="http://schemas.microsoft.com/office/drawing/2016/5/10/chartex" xmlns:cx5="http://schemas.microsoft.com/office/drawing/2016/5/11/chartex" xmlns:cx6="http://schemas.microsoft.com/office/drawing/2016/5/12/chartex" xmlns:cx7="http://schemas.microsoft.com/office/drawing/2016/5/13/chartex" xmlns:cx8="http://schemas.microsoft.com/office/drawing/2016/5/14/chartex" xmlns:mc="http://schemas.openxmlformats.org/markup-compatibility/2006" xmlns:aink="http://schemas.microsoft.com/office/drawing/2016/ink" xmlns:am3d="http://schemas.microsoft.com/office/drawing/2017/model3d" xmlns:o="urn:schemas-microsoft-com:office:office" xmlns:oel="http://schemas.microsoft.com/office/2019/extlst" xmlns:r="http://schemas.openxmlformats.org/officeDocument/2006/relationships" xmlns:m="http://schemas.openxmlformats.org/officeDocument/2006/math" xmlns:v="urn:schemas-microsoft-com:vml" xmlns:wp14="http://schemas.microsoft.com/office/word/2010/wordprocessingDrawing" xmlns:wp="http://schemas.openxmlformats.org/drawingml/2006/wordprocessingDrawing" xmlns:w10="urn:schemas-microsoft-com:office:word" xmlns:w="http://schemas.openxmlformats.org/wordprocessingml/2006/main" xmlns:w14="http://schemas.microsoft.com/office/word/2010/wordml" xmlns:w15="http://schemas.microsoft.com/office/word/2012/wordml" xmlns:w16cex="http://schemas.microsoft.com/office/word/2018/wordml/cex" xmlns:w16cid="http://schemas.microsoft.com/office/word/2016/wordml/cid" xmlns:w16="http://schemas.microsoft.com/office/word/2018/wordml" xmlns:w16du="http://schemas.microsoft.com/office/word/2023/wordml/word16du" xmlns:w16sdtdh="http://schemas.microsoft.com/office/word/2020/wordml/sdtdatahash" xmlns:w16sdtfl="http://schemas.microsoft.com/office/word/2024/wordml/sdtformatlock" xmlns:w16se="http://schemas.microsoft.com/office/word/2015/wordml/symex" xmlns:wpg="http://schemas.microsoft.com/office/word/2010/wordprocessingGroup" xmlns:wpi="http://schemas.microsoft.com/office/word/2010/wordprocessingInk" xmlns:wne="http://schemas.microsoft.com/office/word/2006/wordml" xmlns:wps="http://schemas.microsoft.com/office/word/2010/wordprocessingShape" mc:Ignorable="w14 w15 w16se w16cid w16 w16cex w16sdtdh w16sdtfl w16du wp14">
+<w:numbering xmlns:wpc="http://schemas.microsoft.com/office/word/2010/wordprocessingCanvas" xmlns:cx="http://schemas.microsoft.com/office/drawing/2014/chartex" xmlns:mc="http://schemas.openxmlformats.org/markup-compatibility/2006" xmlns:o="urn:schemas-microsoft-com:office:office" xmlns:r="http://schemas.openxmlformats.org/officeDocument/2006/relationships" xmlns:m="http://schemas.openxmlformats.org/officeDocument/2006/math" xmlns:v="urn:schemas-microsoft-com:vml" xmlns:wp14="http://schemas.microsoft.com/office/word/2010/wordprocessingDrawing" xmlns:wp="http://schemas.openxmlformats.org/drawingml/2006/wordprocessingDrawing" xmlns:w10="urn:schemas-microsoft-com:office:word" xmlns:w="http://schemas.openxmlformats.org/wordprocessingml/2006/main" xmlns:w14="http://schemas.microsoft.com/office/word/2010/wordml" xmlns:w15="http://schemas.microsoft.com/office/word/2012/wordml" xmlns:w16se="http://schemas.microsoft.com/office/word/2015/wordml/symex" xmlns:wpg="http://schemas.microsoft.com/office/word/2010/wordprocessingGroup" xmlns:wpi="http://schemas.microsoft.com/office/word/2010/wordprocessingInk" xmlns:wne="http://schemas.microsoft.com/office/word/2006/wordml" xmlns:wps="http://schemas.microsoft.com/office/word/2010/wordprocessingShape" mc:Ignorable="w14 w15 w16se wp14">
   <w:abstractNum w:abstractNumId="0" w15:restartNumberingAfterBreak="0">
     <w:nsid w:val="01DF015A"/>
     <w:multiLevelType w:val="hybridMultilevel"/>
@@ -15022,23 +13166,23 @@
       </w:rPr>
     </w:lvl>
   </w:abstractNum>
-  <w:num w:numId="1" w16cid:durableId="205022474">
+  <w:num w:numId="1">
     <w:abstractNumId w:val="0"/>
   </w:num>
-  <w:num w:numId="2" w16cid:durableId="1976981079">
+  <w:num w:numId="2">
     <w:abstractNumId w:val="1"/>
   </w:num>
-  <w:num w:numId="3" w16cid:durableId="1890989080">
+  <w:num w:numId="3">
     <w:abstractNumId w:val="2"/>
   </w:num>
-  <w:num w:numId="4" w16cid:durableId="616176820">
+  <w:num w:numId="4">
     <w:abstractNumId w:val="3"/>
   </w:num>
 </w:numbering>
 </file>
 
 <file path=word/styles.xml><?xml version="1.0" encoding="utf-8"?>
-<w:styles xmlns:mc="http://schemas.openxmlformats.org/markup-compatibility/2006" xmlns:r="http://schemas.openxmlformats.org/officeDocument/2006/relationships" xmlns:w="http://schemas.openxmlformats.org/wordprocessingml/2006/main" xmlns:w14="http://schemas.microsoft.com/office/word/2010/wordml" xmlns:w15="http://schemas.microsoft.com/office/word/2012/wordml" xmlns:w16cex="http://schemas.microsoft.com/office/word/2018/wordml/cex" xmlns:w16cid="http://schemas.microsoft.com/office/word/2016/wordml/cid" xmlns:w16="http://schemas.microsoft.com/office/word/2018/wordml" xmlns:w16du="http://schemas.microsoft.com/office/word/2023/wordml/word16du" xmlns:w16sdtdh="http://schemas.microsoft.com/office/word/2020/wordml/sdtdatahash" xmlns:w16sdtfl="http://schemas.microsoft.com/office/word/2024/wordml/sdtformatlock" xmlns:w16se="http://schemas.microsoft.com/office/word/2015/wordml/symex" mc:Ignorable="w14 w15 w16se w16cid w16 w16cex w16sdtdh w16sdtfl w16du">
+<w:styles xmlns:mc="http://schemas.openxmlformats.org/markup-compatibility/2006" xmlns:r="http://schemas.openxmlformats.org/officeDocument/2006/relationships" xmlns:w="http://schemas.openxmlformats.org/wordprocessingml/2006/main" xmlns:w14="http://schemas.microsoft.com/office/word/2010/wordml" xmlns:w15="http://schemas.microsoft.com/office/word/2012/wordml" xmlns:w16se="http://schemas.microsoft.com/office/word/2015/wordml/symex" mc:Ignorable="w14 w15 w16se">
   <w:docDefaults>
     <w:rPrDefault>
       <w:rPr>
@@ -15056,7 +13200,7 @@
       </w:pPr>
     </w:pPrDefault>
   </w:docDefaults>
-  <w:latentStyles w:defLockedState="0" w:defUIPriority="99" w:defSemiHidden="0" w:defUnhideWhenUsed="0" w:defQFormat="0" w:count="376">
+  <w:latentStyles w:defLockedState="0" w:defUIPriority="99" w:defSemiHidden="0" w:defUnhideWhenUsed="0" w:defQFormat="0" w:count="371">
     <w:lsdException w:name="Normal" w:uiPriority="0" w:qFormat="1"/>
     <w:lsdException w:name="heading 1" w:uiPriority="9" w:qFormat="1"/>
     <w:lsdException w:name="heading 2" w:semiHidden="1" w:uiPriority="9" w:unhideWhenUsed="1" w:qFormat="1"/>
@@ -15428,11 +13572,6 @@
     <w:lsdException w:name="List Table 5 Dark Accent 6" w:uiPriority="50"/>
     <w:lsdException w:name="List Table 6 Colorful Accent 6" w:uiPriority="51"/>
     <w:lsdException w:name="List Table 7 Colorful Accent 6" w:uiPriority="52"/>
-    <w:lsdException w:name="Mention" w:semiHidden="1" w:unhideWhenUsed="1"/>
-    <w:lsdException w:name="Smart Hyperlink" w:semiHidden="1" w:unhideWhenUsed="1"/>
-    <w:lsdException w:name="Hashtag" w:semiHidden="1" w:unhideWhenUsed="1"/>
-    <w:lsdException w:name="Unresolved Mention" w:semiHidden="1" w:unhideWhenUsed="1"/>
-    <w:lsdException w:name="Smart Link" w:semiHidden="1" w:unhideWhenUsed="1"/>
   </w:latentStyles>
   <w:style w:type="paragraph" w:default="1" w:styleId="Normal">
     <w:name w:val="Normal"/>
@@ -15832,4 +13971,16 @@
   <a:objectDefaults/>
   <a:extraClrSchemeLst/>
 </a:theme>
+</file>
+
+<file path=customXml/item1.xml><?xml version="1.0" encoding="utf-8"?>
+<b:Sources xmlns:b="http://schemas.openxmlformats.org/officeDocument/2006/bibliography" xmlns="http://schemas.openxmlformats.org/officeDocument/2006/bibliography" SelectedStyle="\APASixthEditionOfficeOnline.xsl" StyleName="APA" Version="6"/>
+</file>
+
+<file path=customXml/itemProps1.xml><?xml version="1.0" encoding="utf-8"?>
+<ds:datastoreItem xmlns:ds="http://schemas.openxmlformats.org/officeDocument/2006/customXml" ds:itemID="{33C517BE-2BC6-4AA4-9857-A7896BF4C3B0}">
+  <ds:schemaRefs>
+    <ds:schemaRef ds:uri="http://schemas.openxmlformats.org/officeDocument/2006/bibliography"/>
+  </ds:schemaRefs>
+</ds:datastoreItem>
 </file>